--- a/Отчет УП.01 Боев Владислав.docx
+++ b/Отчет УП.01 Боев Владислав.docx
@@ -8345,7 +8345,27 @@
           <w:sz w:val="28"/>
           <w:lang w:val="en-US"/>
         </w:rPr>
-        <w:t>from fastapi.responses import FileResponse</w:t>
+        <w:t xml:space="preserve">from </w:t>
+      </w:r>
+      <w:proofErr w:type="gramStart"/>
+      <w:r>
+        <w:rPr>
+          <w:rFonts w:ascii="Times New Roman" w:hAnsi="Times New Roman" w:cs="Times New Roman"/>
+          <w:b/>
+          <w:sz w:val="28"/>
+          <w:lang w:val="en-US"/>
+        </w:rPr>
+        <w:t>fastapi.responses</w:t>
+      </w:r>
+      <w:proofErr w:type="gramEnd"/>
+      <w:r>
+        <w:rPr>
+          <w:rFonts w:ascii="Times New Roman" w:hAnsi="Times New Roman" w:cs="Times New Roman"/>
+          <w:b/>
+          <w:sz w:val="28"/>
+          <w:lang w:val="en-US"/>
+        </w:rPr>
+        <w:t xml:space="preserve"> import FileResponse</w:t>
       </w:r>
       <w:r>
         <w:rPr>
@@ -8528,7 +8548,25 @@
           <w:b/>
           <w:sz w:val="28"/>
         </w:rPr>
-        <w:t>from docx.oxml.ns import qn</w:t>
+        <w:t xml:space="preserve">from </w:t>
+      </w:r>
+      <w:proofErr w:type="gramStart"/>
+      <w:r>
+        <w:rPr>
+          <w:rFonts w:ascii="Times New Roman" w:hAnsi="Times New Roman" w:cs="Times New Roman"/>
+          <w:b/>
+          <w:sz w:val="28"/>
+        </w:rPr>
+        <w:t>docx.oxml</w:t>
+      </w:r>
+      <w:proofErr w:type="gramEnd"/>
+      <w:r>
+        <w:rPr>
+          <w:rFonts w:ascii="Times New Roman" w:hAnsi="Times New Roman" w:cs="Times New Roman"/>
+          <w:b/>
+          <w:sz w:val="28"/>
+        </w:rPr>
+        <w:t>.ns import qn</w:t>
       </w:r>
       <w:r>
         <w:rPr>
@@ -8696,7 +8734,27 @@
           <w:szCs w:val="24"/>
           <w:lang w:val="en-US"/>
         </w:rPr>
-        <w:t>from fastapi.responses import FileResponse </w:t>
+        <w:t xml:space="preserve">from </w:t>
+      </w:r>
+      <w:proofErr w:type="gramStart"/>
+      <w:r>
+        <w:rPr>
+          <w:rFonts w:ascii="Consolas" w:hAnsi="Consolas"/>
+          <w:sz w:val="18"/>
+          <w:szCs w:val="24"/>
+          <w:lang w:val="en-US"/>
+        </w:rPr>
+        <w:t>fastapi.responses</w:t>
+      </w:r>
+      <w:proofErr w:type="gramEnd"/>
+      <w:r>
+        <w:rPr>
+          <w:rFonts w:ascii="Consolas" w:hAnsi="Consolas"/>
+          <w:sz w:val="18"/>
+          <w:szCs w:val="24"/>
+          <w:lang w:val="en-US"/>
+        </w:rPr>
+        <w:t xml:space="preserve"> import FileResponse </w:t>
       </w:r>
     </w:p>
     <w:p>
@@ -8796,7 +8854,27 @@
           <w:szCs w:val="24"/>
           <w:lang w:val="en-US"/>
         </w:rPr>
-        <w:t>from docx.oxml.ns import qn </w:t>
+        <w:t xml:space="preserve">from </w:t>
+      </w:r>
+      <w:proofErr w:type="gramStart"/>
+      <w:r>
+        <w:rPr>
+          <w:rFonts w:ascii="Consolas" w:hAnsi="Consolas"/>
+          <w:sz w:val="18"/>
+          <w:szCs w:val="24"/>
+          <w:lang w:val="en-US"/>
+        </w:rPr>
+        <w:t>docx.oxml</w:t>
+      </w:r>
+      <w:proofErr w:type="gramEnd"/>
+      <w:r>
+        <w:rPr>
+          <w:rFonts w:ascii="Consolas" w:hAnsi="Consolas"/>
+          <w:sz w:val="18"/>
+          <w:szCs w:val="24"/>
+          <w:lang w:val="en-US"/>
+        </w:rPr>
+        <w:t>.ns import qn </w:t>
       </w:r>
     </w:p>
     <w:p>
@@ -8924,7 +9002,27 @@
           <w:lang w:val="en-US"/>
         </w:rPr>
         <w:br/>
-        <w:t xml:space="preserve">        employee = db.query(Employee).filter(Employee.empId == emp_id).first()</w:t>
+        <w:t xml:space="preserve">        employee = db.query(Employee).</w:t>
+      </w:r>
+      <w:proofErr w:type="gramStart"/>
+      <w:r>
+        <w:rPr>
+          <w:rFonts w:ascii="Consolas" w:hAnsi="Consolas"/>
+          <w:sz w:val="18"/>
+          <w:szCs w:val="24"/>
+          <w:lang w:val="en-US"/>
+        </w:rPr>
+        <w:t>filter(</w:t>
+      </w:r>
+      <w:proofErr w:type="gramEnd"/>
+      <w:r>
+        <w:rPr>
+          <w:rFonts w:ascii="Consolas" w:hAnsi="Consolas"/>
+          <w:sz w:val="18"/>
+          <w:szCs w:val="24"/>
+          <w:lang w:val="en-US"/>
+        </w:rPr>
+        <w:t>Employee.empId == emp_id).first()</w:t>
       </w:r>
       <w:r>
         <w:rPr>
@@ -9054,7 +9152,27 @@
           <w:lang w:val="en-US"/>
         </w:rPr>
         <w:br/>
-        <w:t xml:space="preserve">        ).order_by(Task.date).all()</w:t>
+        <w:t xml:space="preserve">        ).order_</w:t>
+      </w:r>
+      <w:proofErr w:type="gramStart"/>
+      <w:r>
+        <w:rPr>
+          <w:rFonts w:ascii="Consolas" w:hAnsi="Consolas"/>
+          <w:sz w:val="18"/>
+          <w:szCs w:val="24"/>
+          <w:lang w:val="en-US"/>
+        </w:rPr>
+        <w:t>by(</w:t>
+      </w:r>
+      <w:proofErr w:type="gramEnd"/>
+      <w:r>
+        <w:rPr>
+          <w:rFonts w:ascii="Consolas" w:hAnsi="Consolas"/>
+          <w:sz w:val="18"/>
+          <w:szCs w:val="24"/>
+          <w:lang w:val="en-US"/>
+        </w:rPr>
+        <w:t>Task.date).all()</w:t>
       </w:r>
       <w:r>
         <w:rPr>
@@ -9262,17 +9380,97 @@
           <w:lang w:val="en-US"/>
         </w:rPr>
         <w:br/>
-        <w:t xml:space="preserve">            start_dt = dt.datetime.combine(dt.date.today(), task.start)</w:t>
-      </w:r>
-      <w:r>
-        <w:rPr>
-          <w:rFonts w:ascii="Consolas" w:hAnsi="Consolas"/>
-          <w:sz w:val="18"/>
-          <w:szCs w:val="24"/>
-          <w:lang w:val="en-US"/>
-        </w:rPr>
-        <w:br/>
-        <w:t xml:space="preserve">            final_dt = dt.datetime.combine(dt.date.today(), task.final)</w:t>
+        <w:t xml:space="preserve">            start_dt = dt.datetime.</w:t>
+      </w:r>
+      <w:proofErr w:type="gramStart"/>
+      <w:r>
+        <w:rPr>
+          <w:rFonts w:ascii="Consolas" w:hAnsi="Consolas"/>
+          <w:sz w:val="18"/>
+          <w:szCs w:val="24"/>
+          <w:lang w:val="en-US"/>
+        </w:rPr>
+        <w:t>combine(</w:t>
+      </w:r>
+      <w:proofErr w:type="gramEnd"/>
+      <w:r>
+        <w:rPr>
+          <w:rFonts w:ascii="Consolas" w:hAnsi="Consolas"/>
+          <w:sz w:val="18"/>
+          <w:szCs w:val="24"/>
+          <w:lang w:val="en-US"/>
+        </w:rPr>
+        <w:t>dt.date.</w:t>
+      </w:r>
+      <w:proofErr w:type="gramStart"/>
+      <w:r>
+        <w:rPr>
+          <w:rFonts w:ascii="Consolas" w:hAnsi="Consolas"/>
+          <w:sz w:val="18"/>
+          <w:szCs w:val="24"/>
+          <w:lang w:val="en-US"/>
+        </w:rPr>
+        <w:t>today(</w:t>
+      </w:r>
+      <w:proofErr w:type="gramEnd"/>
+      <w:r>
+        <w:rPr>
+          <w:rFonts w:ascii="Consolas" w:hAnsi="Consolas"/>
+          <w:sz w:val="18"/>
+          <w:szCs w:val="24"/>
+          <w:lang w:val="en-US"/>
+        </w:rPr>
+        <w:t>), task.start)</w:t>
+      </w:r>
+      <w:r>
+        <w:rPr>
+          <w:rFonts w:ascii="Consolas" w:hAnsi="Consolas"/>
+          <w:sz w:val="18"/>
+          <w:szCs w:val="24"/>
+          <w:lang w:val="en-US"/>
+        </w:rPr>
+        <w:br/>
+        <w:t xml:space="preserve">            final_dt = dt.datetime.</w:t>
+      </w:r>
+      <w:proofErr w:type="gramStart"/>
+      <w:r>
+        <w:rPr>
+          <w:rFonts w:ascii="Consolas" w:hAnsi="Consolas"/>
+          <w:sz w:val="18"/>
+          <w:szCs w:val="24"/>
+          <w:lang w:val="en-US"/>
+        </w:rPr>
+        <w:t>combine(</w:t>
+      </w:r>
+      <w:proofErr w:type="gramEnd"/>
+      <w:r>
+        <w:rPr>
+          <w:rFonts w:ascii="Consolas" w:hAnsi="Consolas"/>
+          <w:sz w:val="18"/>
+          <w:szCs w:val="24"/>
+          <w:lang w:val="en-US"/>
+        </w:rPr>
+        <w:t>dt.date.</w:t>
+      </w:r>
+      <w:proofErr w:type="gramStart"/>
+      <w:r>
+        <w:rPr>
+          <w:rFonts w:ascii="Consolas" w:hAnsi="Consolas"/>
+          <w:sz w:val="18"/>
+          <w:szCs w:val="24"/>
+          <w:lang w:val="en-US"/>
+        </w:rPr>
+        <w:t>today(</w:t>
+      </w:r>
+      <w:proofErr w:type="gramEnd"/>
+      <w:r>
+        <w:rPr>
+          <w:rFonts w:ascii="Consolas" w:hAnsi="Consolas"/>
+          <w:sz w:val="18"/>
+          <w:szCs w:val="24"/>
+          <w:lang w:val="en-US"/>
+        </w:rPr>
+        <w:t>), task.final)</w:t>
       </w:r>
       <w:r>
         <w:rPr>
@@ -15167,6 +15365,7 @@
         </w:rPr>
         <w:t xml:space="preserve"> </w:t>
       </w:r>
+      <w:proofErr w:type="gramStart"/>
       <w:r>
         <w:rPr>
           <w:rFonts w:ascii="Times New Roman" w:hAnsi="Times New Roman" w:cs="Times New Roman"/>
@@ -15194,6 +15393,7 @@
         </w:rPr>
         <w:t>responses</w:t>
       </w:r>
+      <w:proofErr w:type="gramEnd"/>
       <w:r>
         <w:rPr>
           <w:rFonts w:ascii="Times New Roman" w:hAnsi="Times New Roman" w:cs="Times New Roman"/>
@@ -15556,6 +15756,7 @@
         </w:rPr>
         <w:t xml:space="preserve"> </w:t>
       </w:r>
+      <w:proofErr w:type="gramStart"/>
       <w:r>
         <w:rPr>
           <w:rFonts w:ascii="Times New Roman" w:hAnsi="Times New Roman" w:cs="Times New Roman"/>
@@ -15583,6 +15784,7 @@
         </w:rPr>
         <w:t>styles</w:t>
       </w:r>
+      <w:proofErr w:type="gramEnd"/>
       <w:r>
         <w:rPr>
           <w:rFonts w:ascii="Times New Roman" w:hAnsi="Times New Roman" w:cs="Times New Roman"/>
@@ -15889,6 +16091,7 @@
         </w:rPr>
         <w:t xml:space="preserve"> </w:t>
       </w:r>
+      <w:proofErr w:type="gramStart"/>
       <w:r>
         <w:rPr>
           <w:rFonts w:ascii="Times New Roman" w:hAnsi="Times New Roman" w:cs="Times New Roman"/>
@@ -15916,6 +16119,7 @@
         </w:rPr>
         <w:t>utils</w:t>
       </w:r>
+      <w:proofErr w:type="gramEnd"/>
       <w:r>
         <w:rPr>
           <w:rFonts w:ascii="Times New Roman" w:hAnsi="Times New Roman" w:cs="Times New Roman"/>
@@ -16429,6 +16633,7 @@
         </w:rPr>
         <w:t xml:space="preserve"> </w:t>
       </w:r>
+      <w:proofErr w:type="gramStart"/>
       <w:r>
         <w:rPr>
           <w:rFonts w:ascii="Consolas" w:hAnsi="Consolas"/>
@@ -16456,6 +16661,7 @@
         </w:rPr>
         <w:t>responses</w:t>
       </w:r>
+      <w:proofErr w:type="gramEnd"/>
       <w:r>
         <w:rPr>
           <w:rFonts w:ascii="Consolas" w:hAnsi="Consolas"/>
@@ -16799,6 +17005,7 @@
         </w:rPr>
         <w:t xml:space="preserve"> </w:t>
       </w:r>
+      <w:proofErr w:type="gramStart"/>
       <w:r>
         <w:rPr>
           <w:rFonts w:ascii="Consolas" w:hAnsi="Consolas"/>
@@ -16826,6 +17033,7 @@
         </w:rPr>
         <w:t>styles</w:t>
       </w:r>
+      <w:proofErr w:type="gramEnd"/>
       <w:r>
         <w:rPr>
           <w:rFonts w:ascii="Consolas" w:hAnsi="Consolas"/>
@@ -16963,14 +17171,25 @@
         </w:rPr>
         <w:t xml:space="preserve"> </w:t>
       </w:r>
-      <w:r>
-        <w:rPr>
-          <w:rFonts w:ascii="Consolas" w:hAnsi="Consolas"/>
-          <w:sz w:val="18"/>
-          <w:szCs w:val="18"/>
-          <w:lang w:val="en-US"/>
-        </w:rPr>
-        <w:t>openpyxl.utils import get_column_letter</w:t>
+      <w:proofErr w:type="gramStart"/>
+      <w:r>
+        <w:rPr>
+          <w:rFonts w:ascii="Consolas" w:hAnsi="Consolas"/>
+          <w:sz w:val="18"/>
+          <w:szCs w:val="18"/>
+          <w:lang w:val="en-US"/>
+        </w:rPr>
+        <w:t>openpyxl.utils</w:t>
+      </w:r>
+      <w:proofErr w:type="gramEnd"/>
+      <w:r>
+        <w:rPr>
+          <w:rFonts w:ascii="Consolas" w:hAnsi="Consolas"/>
+          <w:sz w:val="18"/>
+          <w:szCs w:val="18"/>
+          <w:lang w:val="en-US"/>
+        </w:rPr>
+        <w:t xml:space="preserve"> import get_column_letter</w:t>
       </w:r>
     </w:p>
     <w:p>
@@ -17021,8 +17240,19 @@
           <w:szCs w:val="18"/>
           <w:lang w:val="en-US"/>
         </w:rPr>
-        <w:t>def generate_employee_excel_report(</w:t>
-      </w:r>
+        <w:t>def generate_employee_excel_</w:t>
+      </w:r>
+      <w:proofErr w:type="gramStart"/>
+      <w:r>
+        <w:rPr>
+          <w:rFonts w:ascii="Consolas" w:hAnsi="Consolas" w:cs="Times New Roman"/>
+          <w:sz w:val="18"/>
+          <w:szCs w:val="18"/>
+          <w:lang w:val="en-US"/>
+        </w:rPr>
+        <w:t>report(</w:t>
+      </w:r>
+      <w:proofErr w:type="gramEnd"/>
     </w:p>
     <w:p>
       <w:pPr>
@@ -17150,7 +17380,27 @@
           <w:szCs w:val="18"/>
           <w:lang w:val="en-US"/>
         </w:rPr>
-        <w:t>employee = db.query(Employee).filter(Employee.empId == emp_id).first()</w:t>
+        <w:t xml:space="preserve">employee = </w:t>
+      </w:r>
+      <w:proofErr w:type="gramStart"/>
+      <w:r>
+        <w:rPr>
+          <w:rFonts w:ascii="Consolas" w:hAnsi="Consolas" w:cs="Times New Roman"/>
+          <w:sz w:val="18"/>
+          <w:szCs w:val="18"/>
+          <w:lang w:val="en-US"/>
+        </w:rPr>
+        <w:t>db.query</w:t>
+      </w:r>
+      <w:proofErr w:type="gramEnd"/>
+      <w:r>
+        <w:rPr>
+          <w:rFonts w:ascii="Consolas" w:hAnsi="Consolas" w:cs="Times New Roman"/>
+          <w:sz w:val="18"/>
+          <w:szCs w:val="18"/>
+          <w:lang w:val="en-US"/>
+        </w:rPr>
+        <w:t>(Employee).filter(Employee.empId == emp_id).first()</w:t>
       </w:r>
     </w:p>
     <w:p>
@@ -17208,7 +17458,27 @@
           <w:szCs w:val="18"/>
           <w:lang w:val="en-US"/>
         </w:rPr>
-        <w:t>raise HTTPException(status_code=404, detail="</w:t>
+        <w:t xml:space="preserve">raise </w:t>
+      </w:r>
+      <w:proofErr w:type="gramStart"/>
+      <w:r>
+        <w:rPr>
+          <w:rFonts w:ascii="Consolas" w:hAnsi="Consolas" w:cs="Times New Roman"/>
+          <w:sz w:val="18"/>
+          <w:szCs w:val="18"/>
+          <w:lang w:val="en-US"/>
+        </w:rPr>
+        <w:t>HTTPException(</w:t>
+      </w:r>
+      <w:proofErr w:type="gramEnd"/>
+      <w:r>
+        <w:rPr>
+          <w:rFonts w:ascii="Consolas" w:hAnsi="Consolas" w:cs="Times New Roman"/>
+          <w:sz w:val="18"/>
+          <w:szCs w:val="18"/>
+          <w:lang w:val="en-US"/>
+        </w:rPr>
+        <w:t>status_code=404, detail="</w:t>
       </w:r>
       <w:r>
         <w:rPr>
@@ -17325,7 +17595,27 @@
           <w:szCs w:val="18"/>
           <w:lang w:val="en-US"/>
         </w:rPr>
-        <w:t>all_tasks = db.query(Task).filter(Task.empId == emp_id).order_by(Task.date).all()</w:t>
+        <w:t xml:space="preserve">all_tasks = </w:t>
+      </w:r>
+      <w:proofErr w:type="gramStart"/>
+      <w:r>
+        <w:rPr>
+          <w:rFonts w:ascii="Consolas" w:hAnsi="Consolas" w:cs="Times New Roman"/>
+          <w:sz w:val="18"/>
+          <w:szCs w:val="18"/>
+          <w:lang w:val="en-US"/>
+        </w:rPr>
+        <w:t>db.query</w:t>
+      </w:r>
+      <w:proofErr w:type="gramEnd"/>
+      <w:r>
+        <w:rPr>
+          <w:rFonts w:ascii="Consolas" w:hAnsi="Consolas" w:cs="Times New Roman"/>
+          <w:sz w:val="18"/>
+          <w:szCs w:val="18"/>
+          <w:lang w:val="en-US"/>
+        </w:rPr>
+        <w:t>(Task).filter(Task.empId == emp_id).order_by(Task.date).all()</w:t>
       </w:r>
     </w:p>
     <w:p>
@@ -17395,7 +17685,27 @@
           <w:szCs w:val="18"/>
           <w:lang w:val="en-US"/>
         </w:rPr>
-        <w:t>raise HTTPException(status_code=400, detail="</w:t>
+        <w:t xml:space="preserve">raise </w:t>
+      </w:r>
+      <w:proofErr w:type="gramStart"/>
+      <w:r>
+        <w:rPr>
+          <w:rFonts w:ascii="Consolas" w:hAnsi="Consolas" w:cs="Times New Roman"/>
+          <w:sz w:val="18"/>
+          <w:szCs w:val="18"/>
+          <w:lang w:val="en-US"/>
+        </w:rPr>
+        <w:t>HTTPException(</w:t>
+      </w:r>
+      <w:proofErr w:type="gramEnd"/>
+      <w:r>
+        <w:rPr>
+          <w:rFonts w:ascii="Consolas" w:hAnsi="Consolas" w:cs="Times New Roman"/>
+          <w:sz w:val="18"/>
+          <w:szCs w:val="18"/>
+          <w:lang w:val="en-US"/>
+        </w:rPr>
+        <w:t>status_code=400, detail="</w:t>
       </w:r>
       <w:r>
         <w:rPr>
@@ -17676,7 +17986,27 @@
           <w:szCs w:val="18"/>
           <w:lang w:val="en-US"/>
         </w:rPr>
-        <w:t>if task.start and task.final:</w:t>
+        <w:t xml:space="preserve">if </w:t>
+      </w:r>
+      <w:proofErr w:type="gramStart"/>
+      <w:r>
+        <w:rPr>
+          <w:rFonts w:ascii="Consolas" w:hAnsi="Consolas" w:cs="Times New Roman"/>
+          <w:sz w:val="18"/>
+          <w:szCs w:val="18"/>
+          <w:lang w:val="en-US"/>
+        </w:rPr>
+        <w:t>task.start</w:t>
+      </w:r>
+      <w:proofErr w:type="gramEnd"/>
+      <w:r>
+        <w:rPr>
+          <w:rFonts w:ascii="Consolas" w:hAnsi="Consolas" w:cs="Times New Roman"/>
+          <w:sz w:val="18"/>
+          <w:szCs w:val="18"/>
+          <w:lang w:val="en-US"/>
+        </w:rPr>
+        <w:t xml:space="preserve"> and task.final:</w:t>
       </w:r>
     </w:p>
     <w:p>
@@ -17696,7 +18026,27 @@
           <w:szCs w:val="18"/>
           <w:lang w:val="en-US"/>
         </w:rPr>
-        <w:t xml:space="preserve">                if task.date:</w:t>
+        <w:t xml:space="preserve">                if </w:t>
+      </w:r>
+      <w:proofErr w:type="gramStart"/>
+      <w:r>
+        <w:rPr>
+          <w:rFonts w:ascii="Consolas" w:hAnsi="Consolas" w:cs="Times New Roman"/>
+          <w:sz w:val="18"/>
+          <w:szCs w:val="18"/>
+          <w:lang w:val="en-US"/>
+        </w:rPr>
+        <w:t>task.date</w:t>
+      </w:r>
+      <w:proofErr w:type="gramEnd"/>
+      <w:r>
+        <w:rPr>
+          <w:rFonts w:ascii="Consolas" w:hAnsi="Consolas" w:cs="Times New Roman"/>
+          <w:sz w:val="18"/>
+          <w:szCs w:val="18"/>
+          <w:lang w:val="en-US"/>
+        </w:rPr>
+        <w:t>:</w:t>
       </w:r>
     </w:p>
     <w:p>
@@ -17716,7 +18066,27 @@
           <w:szCs w:val="18"/>
           <w:lang w:val="en-US"/>
         </w:rPr>
-        <w:t xml:space="preserve">                    start_dt = dt.datetime.combine(task.date, task.start)</w:t>
+        <w:t xml:space="preserve">                    start_dt = </w:t>
+      </w:r>
+      <w:proofErr w:type="gramStart"/>
+      <w:r>
+        <w:rPr>
+          <w:rFonts w:ascii="Consolas" w:hAnsi="Consolas" w:cs="Times New Roman"/>
+          <w:sz w:val="18"/>
+          <w:szCs w:val="18"/>
+          <w:lang w:val="en-US"/>
+        </w:rPr>
+        <w:t>dt.datetime</w:t>
+      </w:r>
+      <w:proofErr w:type="gramEnd"/>
+      <w:r>
+        <w:rPr>
+          <w:rFonts w:ascii="Consolas" w:hAnsi="Consolas" w:cs="Times New Roman"/>
+          <w:sz w:val="18"/>
+          <w:szCs w:val="18"/>
+          <w:lang w:val="en-US"/>
+        </w:rPr>
+        <w:t>.combine(task.date, task.start)</w:t>
       </w:r>
     </w:p>
     <w:p>
@@ -17736,7 +18106,27 @@
           <w:szCs w:val="18"/>
           <w:lang w:val="en-US"/>
         </w:rPr>
-        <w:t xml:space="preserve">                    final_dt = dt.datetime.combine(task.date, task.final)</w:t>
+        <w:t xml:space="preserve">                    final_dt = </w:t>
+      </w:r>
+      <w:proofErr w:type="gramStart"/>
+      <w:r>
+        <w:rPr>
+          <w:rFonts w:ascii="Consolas" w:hAnsi="Consolas" w:cs="Times New Roman"/>
+          <w:sz w:val="18"/>
+          <w:szCs w:val="18"/>
+          <w:lang w:val="en-US"/>
+        </w:rPr>
+        <w:t>dt.datetime</w:t>
+      </w:r>
+      <w:proofErr w:type="gramEnd"/>
+      <w:r>
+        <w:rPr>
+          <w:rFonts w:ascii="Consolas" w:hAnsi="Consolas" w:cs="Times New Roman"/>
+          <w:sz w:val="18"/>
+          <w:szCs w:val="18"/>
+          <w:lang w:val="en-US"/>
+        </w:rPr>
+        <w:t>.combine(task.date, task.final)</w:t>
       </w:r>
     </w:p>
     <w:p>
@@ -17794,7 +18184,27 @@
           <w:szCs w:val="18"/>
           <w:lang w:val="en-US"/>
         </w:rPr>
-        <w:t>start_dt = dt.datetime.combine(dt.date.today(), task.start)</w:t>
+        <w:t xml:space="preserve">start_dt = </w:t>
+      </w:r>
+      <w:proofErr w:type="gramStart"/>
+      <w:r>
+        <w:rPr>
+          <w:rFonts w:ascii="Consolas" w:hAnsi="Consolas" w:cs="Times New Roman"/>
+          <w:sz w:val="18"/>
+          <w:szCs w:val="18"/>
+          <w:lang w:val="en-US"/>
+        </w:rPr>
+        <w:t>dt.datetime</w:t>
+      </w:r>
+      <w:proofErr w:type="gramEnd"/>
+      <w:r>
+        <w:rPr>
+          <w:rFonts w:ascii="Consolas" w:hAnsi="Consolas" w:cs="Times New Roman"/>
+          <w:sz w:val="18"/>
+          <w:szCs w:val="18"/>
+          <w:lang w:val="en-US"/>
+        </w:rPr>
+        <w:t>.combine(dt.date.today(), task.start)</w:t>
       </w:r>
     </w:p>
     <w:p>
@@ -17814,7 +18224,27 @@
           <w:szCs w:val="18"/>
           <w:lang w:val="en-US"/>
         </w:rPr>
-        <w:t xml:space="preserve">                    final_dt = dt.datetime.combine(dt.date.today(), task.final)</w:t>
+        <w:t xml:space="preserve">                    final_dt = </w:t>
+      </w:r>
+      <w:proofErr w:type="gramStart"/>
+      <w:r>
+        <w:rPr>
+          <w:rFonts w:ascii="Consolas" w:hAnsi="Consolas" w:cs="Times New Roman"/>
+          <w:sz w:val="18"/>
+          <w:szCs w:val="18"/>
+          <w:lang w:val="en-US"/>
+        </w:rPr>
+        <w:t>dt.datetime</w:t>
+      </w:r>
+      <w:proofErr w:type="gramEnd"/>
+      <w:r>
+        <w:rPr>
+          <w:rFonts w:ascii="Consolas" w:hAnsi="Consolas" w:cs="Times New Roman"/>
+          <w:sz w:val="18"/>
+          <w:szCs w:val="18"/>
+          <w:lang w:val="en-US"/>
+        </w:rPr>
+        <w:t>.combine(dt.date.today(), task.final)</w:t>
       </w:r>
     </w:p>
     <w:p>
@@ -17883,7 +18313,27 @@
           <w:szCs w:val="18"/>
           <w:lang w:val="en-US"/>
         </w:rPr>
-        <w:t>hours = duration.total_seconds() / 3600</w:t>
+        <w:t xml:space="preserve">hours = </w:t>
+      </w:r>
+      <w:proofErr w:type="gramStart"/>
+      <w:r>
+        <w:rPr>
+          <w:rFonts w:ascii="Consolas" w:hAnsi="Consolas" w:cs="Times New Roman"/>
+          <w:sz w:val="18"/>
+          <w:szCs w:val="18"/>
+          <w:lang w:val="en-US"/>
+        </w:rPr>
+        <w:t>duration.total</w:t>
+      </w:r>
+      <w:proofErr w:type="gramEnd"/>
+      <w:r>
+        <w:rPr>
+          <w:rFonts w:ascii="Consolas" w:hAnsi="Consolas" w:cs="Times New Roman"/>
+          <w:sz w:val="18"/>
+          <w:szCs w:val="18"/>
+          <w:lang w:val="en-US"/>
+        </w:rPr>
+        <w:t>_seconds() / 3600</w:t>
       </w:r>
     </w:p>
     <w:p>
@@ -17903,7 +18353,27 @@
           <w:szCs w:val="18"/>
           <w:lang w:val="en-US"/>
         </w:rPr>
-        <w:t xml:space="preserve">                total_seconds += duration.total_seconds()</w:t>
+        <w:t xml:space="preserve">                total_seconds += </w:t>
+      </w:r>
+      <w:proofErr w:type="gramStart"/>
+      <w:r>
+        <w:rPr>
+          <w:rFonts w:ascii="Consolas" w:hAnsi="Consolas" w:cs="Times New Roman"/>
+          <w:sz w:val="18"/>
+          <w:szCs w:val="18"/>
+          <w:lang w:val="en-US"/>
+        </w:rPr>
+        <w:t>duration.total</w:t>
+      </w:r>
+      <w:proofErr w:type="gramEnd"/>
+      <w:r>
+        <w:rPr>
+          <w:rFonts w:ascii="Consolas" w:hAnsi="Consolas" w:cs="Times New Roman"/>
+          <w:sz w:val="18"/>
+          <w:szCs w:val="18"/>
+          <w:lang w:val="en-US"/>
+        </w:rPr>
+        <w:t>_seconds()</w:t>
       </w:r>
     </w:p>
     <w:p>
@@ -17972,7 +18442,27 @@
           <w:szCs w:val="18"/>
           <w:lang w:val="en-US"/>
         </w:rPr>
-        <w:t>if task.date:</w:t>
+        <w:t xml:space="preserve">if </w:t>
+      </w:r>
+      <w:proofErr w:type="gramStart"/>
+      <w:r>
+        <w:rPr>
+          <w:rFonts w:ascii="Consolas" w:hAnsi="Consolas" w:cs="Times New Roman"/>
+          <w:sz w:val="18"/>
+          <w:szCs w:val="18"/>
+          <w:lang w:val="en-US"/>
+        </w:rPr>
+        <w:t>task.date</w:t>
+      </w:r>
+      <w:proofErr w:type="gramEnd"/>
+      <w:r>
+        <w:rPr>
+          <w:rFonts w:ascii="Consolas" w:hAnsi="Consolas" w:cs="Times New Roman"/>
+          <w:sz w:val="18"/>
+          <w:szCs w:val="18"/>
+          <w:lang w:val="en-US"/>
+        </w:rPr>
+        <w:t>:</w:t>
       </w:r>
     </w:p>
     <w:p>
@@ -17992,7 +18482,27 @@
           <w:szCs w:val="18"/>
           <w:lang w:val="en-US"/>
         </w:rPr>
-        <w:t xml:space="preserve">                dates.append(task.date)</w:t>
+        <w:t xml:space="preserve">                </w:t>
+      </w:r>
+      <w:proofErr w:type="gramStart"/>
+      <w:r>
+        <w:rPr>
+          <w:rFonts w:ascii="Consolas" w:hAnsi="Consolas" w:cs="Times New Roman"/>
+          <w:sz w:val="18"/>
+          <w:szCs w:val="18"/>
+          <w:lang w:val="en-US"/>
+        </w:rPr>
+        <w:t>dates.append</w:t>
+      </w:r>
+      <w:proofErr w:type="gramEnd"/>
+      <w:r>
+        <w:rPr>
+          <w:rFonts w:ascii="Consolas" w:hAnsi="Consolas" w:cs="Times New Roman"/>
+          <w:sz w:val="18"/>
+          <w:szCs w:val="18"/>
+          <w:lang w:val="en-US"/>
+        </w:rPr>
+        <w:t>(task.date)</w:t>
       </w:r>
     </w:p>
     <w:p>
@@ -18023,7 +18533,27 @@
           <w:szCs w:val="18"/>
           <w:lang w:val="en-US"/>
         </w:rPr>
-        <w:t xml:space="preserve">            task_data.append({</w:t>
+        <w:t xml:space="preserve">            task_</w:t>
+      </w:r>
+      <w:proofErr w:type="gramStart"/>
+      <w:r>
+        <w:rPr>
+          <w:rFonts w:ascii="Consolas" w:hAnsi="Consolas" w:cs="Times New Roman"/>
+          <w:sz w:val="18"/>
+          <w:szCs w:val="18"/>
+          <w:lang w:val="en-US"/>
+        </w:rPr>
+        <w:t>data.append</w:t>
+      </w:r>
+      <w:proofErr w:type="gramEnd"/>
+      <w:r>
+        <w:rPr>
+          <w:rFonts w:ascii="Consolas" w:hAnsi="Consolas" w:cs="Times New Roman"/>
+          <w:sz w:val="18"/>
+          <w:szCs w:val="18"/>
+          <w:lang w:val="en-US"/>
+        </w:rPr>
+        <w:t>({</w:t>
       </w:r>
     </w:p>
     <w:p>
@@ -18043,7 +18573,27 @@
           <w:szCs w:val="18"/>
           <w:lang w:val="en-US"/>
         </w:rPr>
-        <w:t xml:space="preserve">                "№": task.taskId,</w:t>
+        <w:t xml:space="preserve">                "№": </w:t>
+      </w:r>
+      <w:proofErr w:type="gramStart"/>
+      <w:r>
+        <w:rPr>
+          <w:rFonts w:ascii="Consolas" w:hAnsi="Consolas" w:cs="Times New Roman"/>
+          <w:sz w:val="18"/>
+          <w:szCs w:val="18"/>
+          <w:lang w:val="en-US"/>
+        </w:rPr>
+        <w:t>task.taskId</w:t>
+      </w:r>
+      <w:proofErr w:type="gramEnd"/>
+      <w:r>
+        <w:rPr>
+          <w:rFonts w:ascii="Consolas" w:hAnsi="Consolas" w:cs="Times New Roman"/>
+          <w:sz w:val="18"/>
+          <w:szCs w:val="18"/>
+          <w:lang w:val="en-US"/>
+        </w:rPr>
+        <w:t>,</w:t>
       </w:r>
     </w:p>
     <w:p>
@@ -18160,7 +18710,27 @@
           <w:szCs w:val="18"/>
           <w:lang w:val="en-US"/>
         </w:rPr>
-        <w:t>": task.description or "",</w:t>
+        <w:t xml:space="preserve">": </w:t>
+      </w:r>
+      <w:proofErr w:type="gramStart"/>
+      <w:r>
+        <w:rPr>
+          <w:rFonts w:ascii="Consolas" w:hAnsi="Consolas" w:cs="Times New Roman"/>
+          <w:sz w:val="18"/>
+          <w:szCs w:val="18"/>
+          <w:lang w:val="en-US"/>
+        </w:rPr>
+        <w:t>task.description</w:t>
+      </w:r>
+      <w:proofErr w:type="gramEnd"/>
+      <w:r>
+        <w:rPr>
+          <w:rFonts w:ascii="Consolas" w:hAnsi="Consolas" w:cs="Times New Roman"/>
+          <w:sz w:val="18"/>
+          <w:szCs w:val="18"/>
+          <w:lang w:val="en-US"/>
+        </w:rPr>
+        <w:t xml:space="preserve"> or "",</w:t>
       </w:r>
     </w:p>
     <w:p>
@@ -18214,7 +18784,27 @@
           <w:szCs w:val="18"/>
           <w:lang w:val="en-US"/>
         </w:rPr>
-        <w:t>": task.date.strftime('%d.%m.%Y') if task.date else '',</w:t>
+        <w:t xml:space="preserve">": </w:t>
+      </w:r>
+      <w:proofErr w:type="gramStart"/>
+      <w:r>
+        <w:rPr>
+          <w:rFonts w:ascii="Consolas" w:hAnsi="Consolas" w:cs="Times New Roman"/>
+          <w:sz w:val="18"/>
+          <w:szCs w:val="18"/>
+          <w:lang w:val="en-US"/>
+        </w:rPr>
+        <w:t>task.date</w:t>
+      </w:r>
+      <w:proofErr w:type="gramEnd"/>
+      <w:r>
+        <w:rPr>
+          <w:rFonts w:ascii="Consolas" w:hAnsi="Consolas" w:cs="Times New Roman"/>
+          <w:sz w:val="18"/>
+          <w:szCs w:val="18"/>
+          <w:lang w:val="en-US"/>
+        </w:rPr>
+        <w:t>.strftime('%d.%m.%Y') if task.date else '',</w:t>
       </w:r>
     </w:p>
     <w:p>
@@ -18241,7 +18831,25 @@
           <w:sz w:val="18"/>
           <w:szCs w:val="18"/>
         </w:rPr>
-        <w:t>"Время выполнения (в час)": round(hours, 2)</w:t>
+        <w:t xml:space="preserve">"Время выполнения (в час)": </w:t>
+      </w:r>
+      <w:proofErr w:type="gramStart"/>
+      <w:r>
+        <w:rPr>
+          <w:rFonts w:ascii="Consolas" w:hAnsi="Consolas" w:cs="Times New Roman"/>
+          <w:sz w:val="18"/>
+          <w:szCs w:val="18"/>
+        </w:rPr>
+        <w:t>round(</w:t>
+      </w:r>
+      <w:proofErr w:type="gramEnd"/>
+      <w:r>
+        <w:rPr>
+          <w:rFonts w:ascii="Consolas" w:hAnsi="Consolas" w:cs="Times New Roman"/>
+          <w:sz w:val="18"/>
+          <w:szCs w:val="18"/>
+        </w:rPr>
+        <w:t>hours, 2)</w:t>
       </w:r>
     </w:p>
     <w:p>
@@ -18416,7 +19024,27 @@
           <w:szCs w:val="18"/>
           <w:lang w:val="en-US"/>
         </w:rPr>
-        <w:t xml:space="preserve">        start_date = min(dates).strftime('%d.%m.%Y') if dates else '</w:t>
+        <w:t xml:space="preserve">        start_date = min(dates</w:t>
+      </w:r>
+      <w:proofErr w:type="gramStart"/>
+      <w:r>
+        <w:rPr>
+          <w:rFonts w:ascii="Consolas" w:hAnsi="Consolas" w:cs="Times New Roman"/>
+          <w:sz w:val="18"/>
+          <w:szCs w:val="18"/>
+          <w:lang w:val="en-US"/>
+        </w:rPr>
+        <w:t>).strftime</w:t>
+      </w:r>
+      <w:proofErr w:type="gramEnd"/>
+      <w:r>
+        <w:rPr>
+          <w:rFonts w:ascii="Consolas" w:hAnsi="Consolas" w:cs="Times New Roman"/>
+          <w:sz w:val="18"/>
+          <w:szCs w:val="18"/>
+          <w:lang w:val="en-US"/>
+        </w:rPr>
+        <w:t>('%d.%m.%Y') if dates else '</w:t>
       </w:r>
       <w:r>
         <w:rPr>
@@ -18470,7 +19098,27 @@
           <w:szCs w:val="18"/>
           <w:lang w:val="en-US"/>
         </w:rPr>
-        <w:t xml:space="preserve">        end_date = max(dates).strftime('%d.%m.%Y') if dates else '</w:t>
+        <w:t xml:space="preserve">        end_date = max(dates</w:t>
+      </w:r>
+      <w:proofErr w:type="gramStart"/>
+      <w:r>
+        <w:rPr>
+          <w:rFonts w:ascii="Consolas" w:hAnsi="Consolas" w:cs="Times New Roman"/>
+          <w:sz w:val="18"/>
+          <w:szCs w:val="18"/>
+          <w:lang w:val="en-US"/>
+        </w:rPr>
+        <w:t>).strftime</w:t>
+      </w:r>
+      <w:proofErr w:type="gramEnd"/>
+      <w:r>
+        <w:rPr>
+          <w:rFonts w:ascii="Consolas" w:hAnsi="Consolas" w:cs="Times New Roman"/>
+          <w:sz w:val="18"/>
+          <w:szCs w:val="18"/>
+          <w:lang w:val="en-US"/>
+        </w:rPr>
+        <w:t>('%d.%m.%Y') if dates else '</w:t>
       </w:r>
       <w:r>
         <w:rPr>
@@ -18744,7 +19392,27 @@
           <w:szCs w:val="18"/>
           <w:lang w:val="en-US"/>
         </w:rPr>
-        <w:t xml:space="preserve">        if not os.path.exists(template_path):</w:t>
+        <w:t xml:space="preserve">        if not </w:t>
+      </w:r>
+      <w:proofErr w:type="gramStart"/>
+      <w:r>
+        <w:rPr>
+          <w:rFonts w:ascii="Consolas" w:hAnsi="Consolas" w:cs="Times New Roman"/>
+          <w:sz w:val="18"/>
+          <w:szCs w:val="18"/>
+          <w:lang w:val="en-US"/>
+        </w:rPr>
+        <w:t>os.path</w:t>
+      </w:r>
+      <w:proofErr w:type="gramEnd"/>
+      <w:r>
+        <w:rPr>
+          <w:rFonts w:ascii="Consolas" w:hAnsi="Consolas" w:cs="Times New Roman"/>
+          <w:sz w:val="18"/>
+          <w:szCs w:val="18"/>
+          <w:lang w:val="en-US"/>
+        </w:rPr>
+        <w:t>.exists(template_path):</w:t>
       </w:r>
     </w:p>
     <w:p>
@@ -18764,7 +19432,27 @@
           <w:szCs w:val="18"/>
           <w:lang w:val="en-US"/>
         </w:rPr>
-        <w:t xml:space="preserve">            raise HTTPException(status_code=500, detail="</w:t>
+        <w:t xml:space="preserve">            raise </w:t>
+      </w:r>
+      <w:proofErr w:type="gramStart"/>
+      <w:r>
+        <w:rPr>
+          <w:rFonts w:ascii="Consolas" w:hAnsi="Consolas" w:cs="Times New Roman"/>
+          <w:sz w:val="18"/>
+          <w:szCs w:val="18"/>
+          <w:lang w:val="en-US"/>
+        </w:rPr>
+        <w:t>HTTPException(</w:t>
+      </w:r>
+      <w:proofErr w:type="gramEnd"/>
+      <w:r>
+        <w:rPr>
+          <w:rFonts w:ascii="Consolas" w:hAnsi="Consolas" w:cs="Times New Roman"/>
+          <w:sz w:val="18"/>
+          <w:szCs w:val="18"/>
+          <w:lang w:val="en-US"/>
+        </w:rPr>
+        <w:t>status_code=500, detail="</w:t>
       </w:r>
       <w:r>
         <w:rPr>
@@ -18918,8 +19606,18 @@
           <w:sz w:val="18"/>
           <w:szCs w:val="18"/>
         </w:rPr>
-        <w:t>ws = wb.active</w:t>
-      </w:r>
+        <w:t xml:space="preserve">ws = </w:t>
+      </w:r>
+      <w:proofErr w:type="gramStart"/>
+      <w:r>
+        <w:rPr>
+          <w:rFonts w:ascii="Consolas" w:hAnsi="Consolas" w:cs="Times New Roman"/>
+          <w:sz w:val="18"/>
+          <w:szCs w:val="18"/>
+        </w:rPr>
+        <w:t>wb.active</w:t>
+      </w:r>
+      <w:proofErr w:type="gramEnd"/>
     </w:p>
     <w:p>
       <w:pPr>
@@ -18964,7 +19662,25 @@
           <w:sz w:val="18"/>
           <w:szCs w:val="18"/>
         </w:rPr>
-        <w:t xml:space="preserve">        ws['C9'] = employee.FIO  # [FIO] - ФИО сотрудника</w:t>
+        <w:t xml:space="preserve">        ws['C9'] = </w:t>
+      </w:r>
+      <w:proofErr w:type="gramStart"/>
+      <w:r>
+        <w:rPr>
+          <w:rFonts w:ascii="Consolas" w:hAnsi="Consolas" w:cs="Times New Roman"/>
+          <w:sz w:val="18"/>
+          <w:szCs w:val="18"/>
+        </w:rPr>
+        <w:t>employee.FIO  #</w:t>
+      </w:r>
+      <w:proofErr w:type="gramEnd"/>
+      <w:r>
+        <w:rPr>
+          <w:rFonts w:ascii="Consolas" w:hAnsi="Consolas" w:cs="Times New Roman"/>
+          <w:sz w:val="18"/>
+          <w:szCs w:val="18"/>
+        </w:rPr>
+        <w:t xml:space="preserve"> [FIO] - ФИО сотрудника</w:t>
       </w:r>
     </w:p>
     <w:p>
@@ -18982,7 +19698,25 @@
           <w:sz w:val="18"/>
           <w:szCs w:val="18"/>
         </w:rPr>
-        <w:t xml:space="preserve">        ws['C10'] = f"{start_date} - {end_date}"  # [min(date)-max(date)] - Период</w:t>
+        <w:t xml:space="preserve">        ws['C10'] = f"{start_date} - {end_date}</w:t>
+      </w:r>
+      <w:proofErr w:type="gramStart"/>
+      <w:r>
+        <w:rPr>
+          <w:rFonts w:ascii="Consolas" w:hAnsi="Consolas" w:cs="Times New Roman"/>
+          <w:sz w:val="18"/>
+          <w:szCs w:val="18"/>
+        </w:rPr>
+        <w:t>"  #</w:t>
+      </w:r>
+      <w:proofErr w:type="gramEnd"/>
+      <w:r>
+        <w:rPr>
+          <w:rFonts w:ascii="Consolas" w:hAnsi="Consolas" w:cs="Times New Roman"/>
+          <w:sz w:val="18"/>
+          <w:szCs w:val="18"/>
+        </w:rPr>
+        <w:t xml:space="preserve"> [min(date)-max(date)] - Период</w:t>
       </w:r>
     </w:p>
     <w:p>
@@ -19010,7 +19744,27 @@
           <w:szCs w:val="18"/>
           <w:lang w:val="en-US"/>
         </w:rPr>
-        <w:t xml:space="preserve">ws['C11'] = round(total_hours, 2)  # [total_hours] - </w:t>
+        <w:t xml:space="preserve">ws['C11'] = </w:t>
+      </w:r>
+      <w:proofErr w:type="gramStart"/>
+      <w:r>
+        <w:rPr>
+          <w:rFonts w:ascii="Consolas" w:hAnsi="Consolas" w:cs="Times New Roman"/>
+          <w:sz w:val="18"/>
+          <w:szCs w:val="18"/>
+          <w:lang w:val="en-US"/>
+        </w:rPr>
+        <w:t>round(</w:t>
+      </w:r>
+      <w:proofErr w:type="gramEnd"/>
+      <w:r>
+        <w:rPr>
+          <w:rFonts w:ascii="Consolas" w:hAnsi="Consolas" w:cs="Times New Roman"/>
+          <w:sz w:val="18"/>
+          <w:szCs w:val="18"/>
+          <w:lang w:val="en-US"/>
+        </w:rPr>
+        <w:t xml:space="preserve">total_hours, 2)  # [total_hours] - </w:t>
       </w:r>
       <w:r>
         <w:rPr>
@@ -19089,7 +19843,27 @@
           <w:szCs w:val="18"/>
           <w:lang w:val="en-US"/>
         </w:rPr>
-        <w:t xml:space="preserve">        ws['C12'] = total_tasks_count  # [total count tasks] - </w:t>
+        <w:t xml:space="preserve">        ws['C12'] = total_tasks_</w:t>
+      </w:r>
+      <w:proofErr w:type="gramStart"/>
+      <w:r>
+        <w:rPr>
+          <w:rFonts w:ascii="Consolas" w:hAnsi="Consolas" w:cs="Times New Roman"/>
+          <w:sz w:val="18"/>
+          <w:szCs w:val="18"/>
+          <w:lang w:val="en-US"/>
+        </w:rPr>
+        <w:t>count  #</w:t>
+      </w:r>
+      <w:proofErr w:type="gramEnd"/>
+      <w:r>
+        <w:rPr>
+          <w:rFonts w:ascii="Consolas" w:hAnsi="Consolas" w:cs="Times New Roman"/>
+          <w:sz w:val="18"/>
+          <w:szCs w:val="18"/>
+          <w:lang w:val="en-US"/>
+        </w:rPr>
+        <w:t xml:space="preserve"> [total count tasks] - </w:t>
       </w:r>
       <w:r>
         <w:rPr>
@@ -19168,7 +19942,27 @@
           <w:szCs w:val="18"/>
           <w:lang w:val="en-US"/>
         </w:rPr>
-        <w:t xml:space="preserve">        ws['C13'] = f"{completion_rate:.1f}%"  # [percent of completed tasks] - </w:t>
+        <w:t xml:space="preserve">        ws['C13'] = f"{completion_rate:.1</w:t>
+      </w:r>
+      <w:proofErr w:type="gramStart"/>
+      <w:r>
+        <w:rPr>
+          <w:rFonts w:ascii="Consolas" w:hAnsi="Consolas" w:cs="Times New Roman"/>
+          <w:sz w:val="18"/>
+          <w:szCs w:val="18"/>
+          <w:lang w:val="en-US"/>
+        </w:rPr>
+        <w:t>f}%</w:t>
+      </w:r>
+      <w:proofErr w:type="gramEnd"/>
+      <w:r>
+        <w:rPr>
+          <w:rFonts w:ascii="Consolas" w:hAnsi="Consolas" w:cs="Times New Roman"/>
+          <w:sz w:val="18"/>
+          <w:szCs w:val="18"/>
+          <w:lang w:val="en-US"/>
+        </w:rPr>
+        <w:t xml:space="preserve">"  # [percent of completed tasks] - </w:t>
       </w:r>
       <w:r>
         <w:rPr>
@@ -19213,7 +20007,27 @@
           <w:szCs w:val="18"/>
           <w:lang w:val="en-US"/>
         </w:rPr>
-        <w:t xml:space="preserve">        ws['C14'] = completed_tasks_count  # [total count completed tasks] - </w:t>
+        <w:t xml:space="preserve">        ws['C14'] = completed_tasks_</w:t>
+      </w:r>
+      <w:proofErr w:type="gramStart"/>
+      <w:r>
+        <w:rPr>
+          <w:rFonts w:ascii="Consolas" w:hAnsi="Consolas" w:cs="Times New Roman"/>
+          <w:sz w:val="18"/>
+          <w:szCs w:val="18"/>
+          <w:lang w:val="en-US"/>
+        </w:rPr>
+        <w:t>count  #</w:t>
+      </w:r>
+      <w:proofErr w:type="gramEnd"/>
+      <w:r>
+        <w:rPr>
+          <w:rFonts w:ascii="Consolas" w:hAnsi="Consolas" w:cs="Times New Roman"/>
+          <w:sz w:val="18"/>
+          <w:szCs w:val="18"/>
+          <w:lang w:val="en-US"/>
+        </w:rPr>
+        <w:t xml:space="preserve"> [total count completed tasks] - </w:t>
       </w:r>
       <w:r>
         <w:rPr>
@@ -19304,7 +20118,27 @@
           <w:szCs w:val="18"/>
           <w:lang w:val="en-US"/>
         </w:rPr>
-        <w:t>ws['A5'].alignment = Alignment(horizontal='left')</w:t>
+        <w:t>ws['A5'</w:t>
+      </w:r>
+      <w:proofErr w:type="gramStart"/>
+      <w:r>
+        <w:rPr>
+          <w:rFonts w:ascii="Consolas" w:hAnsi="Consolas" w:cs="Times New Roman"/>
+          <w:sz w:val="18"/>
+          <w:szCs w:val="18"/>
+          <w:lang w:val="en-US"/>
+        </w:rPr>
+        <w:t>].alignment</w:t>
+      </w:r>
+      <w:proofErr w:type="gramEnd"/>
+      <w:r>
+        <w:rPr>
+          <w:rFonts w:ascii="Consolas" w:hAnsi="Consolas" w:cs="Times New Roman"/>
+          <w:sz w:val="18"/>
+          <w:szCs w:val="18"/>
+          <w:lang w:val="en-US"/>
+        </w:rPr>
+        <w:t xml:space="preserve"> = Alignment(horizontal='left')</w:t>
       </w:r>
     </w:p>
     <w:p>
@@ -19324,7 +20158,27 @@
           <w:szCs w:val="18"/>
           <w:lang w:val="en-US"/>
         </w:rPr>
-        <w:t xml:space="preserve">        ws['B5'].alignment = Alignment(horizontal='left')</w:t>
+        <w:t xml:space="preserve">        ws['B5'</w:t>
+      </w:r>
+      <w:proofErr w:type="gramStart"/>
+      <w:r>
+        <w:rPr>
+          <w:rFonts w:ascii="Consolas" w:hAnsi="Consolas" w:cs="Times New Roman"/>
+          <w:sz w:val="18"/>
+          <w:szCs w:val="18"/>
+          <w:lang w:val="en-US"/>
+        </w:rPr>
+        <w:t>].alignment</w:t>
+      </w:r>
+      <w:proofErr w:type="gramEnd"/>
+      <w:r>
+        <w:rPr>
+          <w:rFonts w:ascii="Consolas" w:hAnsi="Consolas" w:cs="Times New Roman"/>
+          <w:sz w:val="18"/>
+          <w:szCs w:val="18"/>
+          <w:lang w:val="en-US"/>
+        </w:rPr>
+        <w:t xml:space="preserve"> = Alignment(horizontal='left')</w:t>
       </w:r>
     </w:p>
     <w:p>
@@ -19400,7 +20254,27 @@
           <w:szCs w:val="18"/>
           <w:lang w:val="en-US"/>
         </w:rPr>
-        <w:t>ws['C11'].alignment = Alignment(horizontal='left')</w:t>
+        <w:t>ws['C11'</w:t>
+      </w:r>
+      <w:proofErr w:type="gramStart"/>
+      <w:r>
+        <w:rPr>
+          <w:rFonts w:ascii="Consolas" w:hAnsi="Consolas" w:cs="Times New Roman"/>
+          <w:sz w:val="18"/>
+          <w:szCs w:val="18"/>
+          <w:lang w:val="en-US"/>
+        </w:rPr>
+        <w:t>].alignment</w:t>
+      </w:r>
+      <w:proofErr w:type="gramEnd"/>
+      <w:r>
+        <w:rPr>
+          <w:rFonts w:ascii="Consolas" w:hAnsi="Consolas" w:cs="Times New Roman"/>
+          <w:sz w:val="18"/>
+          <w:szCs w:val="18"/>
+          <w:lang w:val="en-US"/>
+        </w:rPr>
+        <w:t xml:space="preserve"> = Alignment(horizontal='left')</w:t>
       </w:r>
     </w:p>
     <w:p>
@@ -19420,7 +20294,27 @@
           <w:szCs w:val="18"/>
           <w:lang w:val="en-US"/>
         </w:rPr>
-        <w:t xml:space="preserve">        ws['C12'].alignment = Alignment(horizontal='left')</w:t>
+        <w:t xml:space="preserve">        ws['C12'</w:t>
+      </w:r>
+      <w:proofErr w:type="gramStart"/>
+      <w:r>
+        <w:rPr>
+          <w:rFonts w:ascii="Consolas" w:hAnsi="Consolas" w:cs="Times New Roman"/>
+          <w:sz w:val="18"/>
+          <w:szCs w:val="18"/>
+          <w:lang w:val="en-US"/>
+        </w:rPr>
+        <w:t>].alignment</w:t>
+      </w:r>
+      <w:proofErr w:type="gramEnd"/>
+      <w:r>
+        <w:rPr>
+          <w:rFonts w:ascii="Consolas" w:hAnsi="Consolas" w:cs="Times New Roman"/>
+          <w:sz w:val="18"/>
+          <w:szCs w:val="18"/>
+          <w:lang w:val="en-US"/>
+        </w:rPr>
+        <w:t xml:space="preserve"> = Alignment(horizontal='left')</w:t>
       </w:r>
     </w:p>
     <w:p>
@@ -19440,7 +20334,27 @@
           <w:szCs w:val="18"/>
           <w:lang w:val="en-US"/>
         </w:rPr>
-        <w:t xml:space="preserve">        ws['C14'].alignment = Alignment(horizontal='left')</w:t>
+        <w:t xml:space="preserve">        ws['C14'</w:t>
+      </w:r>
+      <w:proofErr w:type="gramStart"/>
+      <w:r>
+        <w:rPr>
+          <w:rFonts w:ascii="Consolas" w:hAnsi="Consolas" w:cs="Times New Roman"/>
+          <w:sz w:val="18"/>
+          <w:szCs w:val="18"/>
+          <w:lang w:val="en-US"/>
+        </w:rPr>
+        <w:t>].alignment</w:t>
+      </w:r>
+      <w:proofErr w:type="gramEnd"/>
+      <w:r>
+        <w:rPr>
+          <w:rFonts w:ascii="Consolas" w:hAnsi="Consolas" w:cs="Times New Roman"/>
+          <w:sz w:val="18"/>
+          <w:szCs w:val="18"/>
+          <w:lang w:val="en-US"/>
+        </w:rPr>
+        <w:t xml:space="preserve"> = Alignment(horizontal='left')</w:t>
       </w:r>
     </w:p>
     <w:p>
@@ -19570,7 +20484,27 @@
           <w:szCs w:val="18"/>
           <w:lang w:val="en-US"/>
         </w:rPr>
-        <w:t>for col, header in enumerate(headers, 1):</w:t>
+        <w:t xml:space="preserve">for col, header in </w:t>
+      </w:r>
+      <w:proofErr w:type="gramStart"/>
+      <w:r>
+        <w:rPr>
+          <w:rFonts w:ascii="Consolas" w:hAnsi="Consolas" w:cs="Times New Roman"/>
+          <w:sz w:val="18"/>
+          <w:szCs w:val="18"/>
+          <w:lang w:val="en-US"/>
+        </w:rPr>
+        <w:t>enumerate(</w:t>
+      </w:r>
+      <w:proofErr w:type="gramEnd"/>
+      <w:r>
+        <w:rPr>
+          <w:rFonts w:ascii="Consolas" w:hAnsi="Consolas" w:cs="Times New Roman"/>
+          <w:sz w:val="18"/>
+          <w:szCs w:val="18"/>
+          <w:lang w:val="en-US"/>
+        </w:rPr>
+        <w:t>headers, 1):</w:t>
       </w:r>
     </w:p>
     <w:p>
@@ -19590,7 +20524,27 @@
           <w:szCs w:val="18"/>
           <w:lang w:val="en-US"/>
         </w:rPr>
-        <w:t xml:space="preserve">            cell = ws.cell(row=start_row, column=col, value=header)</w:t>
+        <w:t xml:space="preserve">            cell = </w:t>
+      </w:r>
+      <w:proofErr w:type="gramStart"/>
+      <w:r>
+        <w:rPr>
+          <w:rFonts w:ascii="Consolas" w:hAnsi="Consolas" w:cs="Times New Roman"/>
+          <w:sz w:val="18"/>
+          <w:szCs w:val="18"/>
+          <w:lang w:val="en-US"/>
+        </w:rPr>
+        <w:t>ws.cell</w:t>
+      </w:r>
+      <w:proofErr w:type="gramEnd"/>
+      <w:r>
+        <w:rPr>
+          <w:rFonts w:ascii="Consolas" w:hAnsi="Consolas" w:cs="Times New Roman"/>
+          <w:sz w:val="18"/>
+          <w:szCs w:val="18"/>
+          <w:lang w:val="en-US"/>
+        </w:rPr>
+        <w:t>(row=start_row, column=col, value=header)</w:t>
       </w:r>
     </w:p>
     <w:p>
@@ -19703,14 +20657,25 @@
         </w:rPr>
         <w:t xml:space="preserve">            </w:t>
       </w:r>
-      <w:r>
-        <w:rPr>
-          <w:rFonts w:ascii="Consolas" w:hAnsi="Consolas" w:cs="Times New Roman"/>
-          <w:sz w:val="18"/>
-          <w:szCs w:val="18"/>
-          <w:lang w:val="en-US"/>
-        </w:rPr>
-        <w:t>cell.fill = PatternFill(start_color="E0E0E0", end_color="E0E0E0", fill_type="solid")</w:t>
+      <w:proofErr w:type="gramStart"/>
+      <w:r>
+        <w:rPr>
+          <w:rFonts w:ascii="Consolas" w:hAnsi="Consolas" w:cs="Times New Roman"/>
+          <w:sz w:val="18"/>
+          <w:szCs w:val="18"/>
+          <w:lang w:val="en-US"/>
+        </w:rPr>
+        <w:t>cell.fill</w:t>
+      </w:r>
+      <w:proofErr w:type="gramEnd"/>
+      <w:r>
+        <w:rPr>
+          <w:rFonts w:ascii="Consolas" w:hAnsi="Consolas" w:cs="Times New Roman"/>
+          <w:sz w:val="18"/>
+          <w:szCs w:val="18"/>
+          <w:lang w:val="en-US"/>
+        </w:rPr>
+        <w:t xml:space="preserve"> = PatternFill(start_color="E0E0E0", end_color="E0E0E0", fill_type="solid")</w:t>
       </w:r>
     </w:p>
     <w:p>
@@ -19730,7 +20695,27 @@
           <w:szCs w:val="18"/>
           <w:lang w:val="en-US"/>
         </w:rPr>
-        <w:t xml:space="preserve">            cell.border = Border(</w:t>
+        <w:t xml:space="preserve">            </w:t>
+      </w:r>
+      <w:proofErr w:type="gramStart"/>
+      <w:r>
+        <w:rPr>
+          <w:rFonts w:ascii="Consolas" w:hAnsi="Consolas" w:cs="Times New Roman"/>
+          <w:sz w:val="18"/>
+          <w:szCs w:val="18"/>
+          <w:lang w:val="en-US"/>
+        </w:rPr>
+        <w:t>cell.border</w:t>
+      </w:r>
+      <w:proofErr w:type="gramEnd"/>
+      <w:r>
+        <w:rPr>
+          <w:rFonts w:ascii="Consolas" w:hAnsi="Consolas" w:cs="Times New Roman"/>
+          <w:sz w:val="18"/>
+          <w:szCs w:val="18"/>
+          <w:lang w:val="en-US"/>
+        </w:rPr>
+        <w:t xml:space="preserve"> = Border(</w:t>
       </w:r>
     </w:p>
     <w:p>
@@ -19861,14 +20846,25 @@
         </w:rPr>
         <w:t xml:space="preserve">            </w:t>
       </w:r>
-      <w:r>
-        <w:rPr>
-          <w:rFonts w:ascii="Consolas" w:hAnsi="Consolas" w:cs="Times New Roman"/>
-          <w:sz w:val="18"/>
-          <w:szCs w:val="18"/>
-          <w:lang w:val="en-US"/>
-        </w:rPr>
-        <w:t>cell.alignment = Alignment(horizontal='center', vertical='center')</w:t>
+      <w:proofErr w:type="gramStart"/>
+      <w:r>
+        <w:rPr>
+          <w:rFonts w:ascii="Consolas" w:hAnsi="Consolas" w:cs="Times New Roman"/>
+          <w:sz w:val="18"/>
+          <w:szCs w:val="18"/>
+          <w:lang w:val="en-US"/>
+        </w:rPr>
+        <w:t>cell.alignment</w:t>
+      </w:r>
+      <w:proofErr w:type="gramEnd"/>
+      <w:r>
+        <w:rPr>
+          <w:rFonts w:ascii="Consolas" w:hAnsi="Consolas" w:cs="Times New Roman"/>
+          <w:sz w:val="18"/>
+          <w:szCs w:val="18"/>
+          <w:lang w:val="en-US"/>
+        </w:rPr>
+        <w:t xml:space="preserve"> = Alignment(horizontal='center', vertical='center')</w:t>
       </w:r>
     </w:p>
     <w:p>
@@ -20030,7 +21026,27 @@
           <w:szCs w:val="18"/>
           <w:lang w:val="en-US"/>
         </w:rPr>
-        <w:t xml:space="preserve">            ws.cell(row=row, column=1, value=task["№"])</w:t>
+        <w:t xml:space="preserve">            </w:t>
+      </w:r>
+      <w:proofErr w:type="gramStart"/>
+      <w:r>
+        <w:rPr>
+          <w:rFonts w:ascii="Consolas" w:hAnsi="Consolas" w:cs="Times New Roman"/>
+          <w:sz w:val="18"/>
+          <w:szCs w:val="18"/>
+          <w:lang w:val="en-US"/>
+        </w:rPr>
+        <w:t>ws.cell</w:t>
+      </w:r>
+      <w:proofErr w:type="gramEnd"/>
+      <w:r>
+        <w:rPr>
+          <w:rFonts w:ascii="Consolas" w:hAnsi="Consolas" w:cs="Times New Roman"/>
+          <w:sz w:val="18"/>
+          <w:szCs w:val="18"/>
+          <w:lang w:val="en-US"/>
+        </w:rPr>
+        <w:t>(row=row, column=1, value=task["№"])</w:t>
       </w:r>
     </w:p>
     <w:p>
@@ -20050,7 +21066,27 @@
           <w:szCs w:val="18"/>
           <w:lang w:val="en-US"/>
         </w:rPr>
-        <w:t xml:space="preserve">            ws.cell(row=row, column=2, value=task["</w:t>
+        <w:t xml:space="preserve">            </w:t>
+      </w:r>
+      <w:proofErr w:type="gramStart"/>
+      <w:r>
+        <w:rPr>
+          <w:rFonts w:ascii="Consolas" w:hAnsi="Consolas" w:cs="Times New Roman"/>
+          <w:sz w:val="18"/>
+          <w:szCs w:val="18"/>
+          <w:lang w:val="en-US"/>
+        </w:rPr>
+        <w:t>ws.cell</w:t>
+      </w:r>
+      <w:proofErr w:type="gramEnd"/>
+      <w:r>
+        <w:rPr>
+          <w:rFonts w:ascii="Consolas" w:hAnsi="Consolas" w:cs="Times New Roman"/>
+          <w:sz w:val="18"/>
+          <w:szCs w:val="18"/>
+          <w:lang w:val="en-US"/>
+        </w:rPr>
+        <w:t>(row=row, column=2, value=task["</w:t>
       </w:r>
       <w:r>
         <w:rPr>
@@ -20104,7 +21140,27 @@
           <w:szCs w:val="18"/>
           <w:lang w:val="en-US"/>
         </w:rPr>
-        <w:t xml:space="preserve">            ws.cell(row=row, column=3, value=task["</w:t>
+        <w:t xml:space="preserve">            </w:t>
+      </w:r>
+      <w:proofErr w:type="gramStart"/>
+      <w:r>
+        <w:rPr>
+          <w:rFonts w:ascii="Consolas" w:hAnsi="Consolas" w:cs="Times New Roman"/>
+          <w:sz w:val="18"/>
+          <w:szCs w:val="18"/>
+          <w:lang w:val="en-US"/>
+        </w:rPr>
+        <w:t>ws.cell</w:t>
+      </w:r>
+      <w:proofErr w:type="gramEnd"/>
+      <w:r>
+        <w:rPr>
+          <w:rFonts w:ascii="Consolas" w:hAnsi="Consolas" w:cs="Times New Roman"/>
+          <w:sz w:val="18"/>
+          <w:szCs w:val="18"/>
+          <w:lang w:val="en-US"/>
+        </w:rPr>
+        <w:t>(row=row, column=3, value=task["</w:t>
       </w:r>
       <w:r>
         <w:rPr>
@@ -20158,7 +21214,27 @@
           <w:szCs w:val="18"/>
           <w:lang w:val="en-US"/>
         </w:rPr>
-        <w:t xml:space="preserve">            ws.cell(row=row, column=4, value=task["</w:t>
+        <w:t xml:space="preserve">            </w:t>
+      </w:r>
+      <w:proofErr w:type="gramStart"/>
+      <w:r>
+        <w:rPr>
+          <w:rFonts w:ascii="Consolas" w:hAnsi="Consolas" w:cs="Times New Roman"/>
+          <w:sz w:val="18"/>
+          <w:szCs w:val="18"/>
+          <w:lang w:val="en-US"/>
+        </w:rPr>
+        <w:t>ws.cell</w:t>
+      </w:r>
+      <w:proofErr w:type="gramEnd"/>
+      <w:r>
+        <w:rPr>
+          <w:rFonts w:ascii="Consolas" w:hAnsi="Consolas" w:cs="Times New Roman"/>
+          <w:sz w:val="18"/>
+          <w:szCs w:val="18"/>
+          <w:lang w:val="en-US"/>
+        </w:rPr>
+        <w:t>(row=row, column=4, value=task["</w:t>
       </w:r>
       <w:r>
         <w:rPr>
@@ -20213,13 +21289,23 @@
         </w:rPr>
         <w:t xml:space="preserve">            </w:t>
       </w:r>
-      <w:r>
-        <w:rPr>
-          <w:rFonts w:ascii="Consolas" w:hAnsi="Consolas" w:cs="Times New Roman"/>
-          <w:sz w:val="18"/>
-          <w:szCs w:val="18"/>
-        </w:rPr>
-        <w:t>ws.cell(row=row, column=5, value=task["Время выполнения (в час)"])</w:t>
+      <w:proofErr w:type="gramStart"/>
+      <w:r>
+        <w:rPr>
+          <w:rFonts w:ascii="Consolas" w:hAnsi="Consolas" w:cs="Times New Roman"/>
+          <w:sz w:val="18"/>
+          <w:szCs w:val="18"/>
+        </w:rPr>
+        <w:t>ws.cell</w:t>
+      </w:r>
+      <w:proofErr w:type="gramEnd"/>
+      <w:r>
+        <w:rPr>
+          <w:rFonts w:ascii="Consolas" w:hAnsi="Consolas" w:cs="Times New Roman"/>
+          <w:sz w:val="18"/>
+          <w:szCs w:val="18"/>
+        </w:rPr>
+        <w:t>(row=row, column=5, value=task["Время выполнения (в час)"])</w:t>
       </w:r>
     </w:p>
     <w:p>
@@ -20275,7 +21361,27 @@
           <w:szCs w:val="18"/>
           <w:lang w:val="en-US"/>
         </w:rPr>
-        <w:t>for col in range(1, 6):</w:t>
+        <w:t xml:space="preserve">for col in </w:t>
+      </w:r>
+      <w:proofErr w:type="gramStart"/>
+      <w:r>
+        <w:rPr>
+          <w:rFonts w:ascii="Consolas" w:hAnsi="Consolas" w:cs="Times New Roman"/>
+          <w:sz w:val="18"/>
+          <w:szCs w:val="18"/>
+          <w:lang w:val="en-US"/>
+        </w:rPr>
+        <w:t>range(</w:t>
+      </w:r>
+      <w:proofErr w:type="gramEnd"/>
+      <w:r>
+        <w:rPr>
+          <w:rFonts w:ascii="Consolas" w:hAnsi="Consolas" w:cs="Times New Roman"/>
+          <w:sz w:val="18"/>
+          <w:szCs w:val="18"/>
+          <w:lang w:val="en-US"/>
+        </w:rPr>
+        <w:t>1, 6):</w:t>
       </w:r>
     </w:p>
     <w:p>
@@ -20295,7 +21401,27 @@
           <w:szCs w:val="18"/>
           <w:lang w:val="en-US"/>
         </w:rPr>
-        <w:t xml:space="preserve">                cell = ws.cell(row=row, column=col)</w:t>
+        <w:t xml:space="preserve">                cell = </w:t>
+      </w:r>
+      <w:proofErr w:type="gramStart"/>
+      <w:r>
+        <w:rPr>
+          <w:rFonts w:ascii="Consolas" w:hAnsi="Consolas" w:cs="Times New Roman"/>
+          <w:sz w:val="18"/>
+          <w:szCs w:val="18"/>
+          <w:lang w:val="en-US"/>
+        </w:rPr>
+        <w:t>ws.cell</w:t>
+      </w:r>
+      <w:proofErr w:type="gramEnd"/>
+      <w:r>
+        <w:rPr>
+          <w:rFonts w:ascii="Consolas" w:hAnsi="Consolas" w:cs="Times New Roman"/>
+          <w:sz w:val="18"/>
+          <w:szCs w:val="18"/>
+          <w:lang w:val="en-US"/>
+        </w:rPr>
+        <w:t>(row=row, column=col)</w:t>
       </w:r>
     </w:p>
     <w:p>
@@ -20315,7 +21441,27 @@
           <w:szCs w:val="18"/>
           <w:lang w:val="en-US"/>
         </w:rPr>
-        <w:t xml:space="preserve">                cell.border = Border(</w:t>
+        <w:t xml:space="preserve">                </w:t>
+      </w:r>
+      <w:proofErr w:type="gramStart"/>
+      <w:r>
+        <w:rPr>
+          <w:rFonts w:ascii="Consolas" w:hAnsi="Consolas" w:cs="Times New Roman"/>
+          <w:sz w:val="18"/>
+          <w:szCs w:val="18"/>
+          <w:lang w:val="en-US"/>
+        </w:rPr>
+        <w:t>cell.border</w:t>
+      </w:r>
+      <w:proofErr w:type="gramEnd"/>
+      <w:r>
+        <w:rPr>
+          <w:rFonts w:ascii="Consolas" w:hAnsi="Consolas" w:cs="Times New Roman"/>
+          <w:sz w:val="18"/>
+          <w:szCs w:val="18"/>
+          <w:lang w:val="en-US"/>
+        </w:rPr>
+        <w:t xml:space="preserve"> = Border(</w:t>
       </w:r>
     </w:p>
     <w:p>
@@ -20488,14 +21634,25 @@
         </w:rPr>
         <w:t xml:space="preserve">                    </w:t>
       </w:r>
-      <w:r>
-        <w:rPr>
-          <w:rFonts w:ascii="Consolas" w:hAnsi="Consolas" w:cs="Times New Roman"/>
-          <w:sz w:val="18"/>
-          <w:szCs w:val="18"/>
-          <w:lang w:val="en-US"/>
-        </w:rPr>
-        <w:t>cell.alignment = Alignment(horizontal='center', vertical='center')</w:t>
+      <w:proofErr w:type="gramStart"/>
+      <w:r>
+        <w:rPr>
+          <w:rFonts w:ascii="Consolas" w:hAnsi="Consolas" w:cs="Times New Roman"/>
+          <w:sz w:val="18"/>
+          <w:szCs w:val="18"/>
+          <w:lang w:val="en-US"/>
+        </w:rPr>
+        <w:t>cell.alignment</w:t>
+      </w:r>
+      <w:proofErr w:type="gramEnd"/>
+      <w:r>
+        <w:rPr>
+          <w:rFonts w:ascii="Consolas" w:hAnsi="Consolas" w:cs="Times New Roman"/>
+          <w:sz w:val="18"/>
+          <w:szCs w:val="18"/>
+          <w:lang w:val="en-US"/>
+        </w:rPr>
+        <w:t xml:space="preserve"> = Alignment(horizontal='center', vertical='center')</w:t>
       </w:r>
     </w:p>
     <w:p>
@@ -20546,14 +21703,25 @@
         </w:rPr>
         <w:t xml:space="preserve">                    </w:t>
       </w:r>
-      <w:r>
-        <w:rPr>
-          <w:rFonts w:ascii="Consolas" w:hAnsi="Consolas" w:cs="Times New Roman"/>
-          <w:sz w:val="18"/>
-          <w:szCs w:val="18"/>
-          <w:lang w:val="en-US"/>
-        </w:rPr>
-        <w:t>cell.alignment = Alignment(horizontal='left', vertical='center', wrap_text=True)</w:t>
+      <w:proofErr w:type="gramStart"/>
+      <w:r>
+        <w:rPr>
+          <w:rFonts w:ascii="Consolas" w:hAnsi="Consolas" w:cs="Times New Roman"/>
+          <w:sz w:val="18"/>
+          <w:szCs w:val="18"/>
+          <w:lang w:val="en-US"/>
+        </w:rPr>
+        <w:t>cell.alignment</w:t>
+      </w:r>
+      <w:proofErr w:type="gramEnd"/>
+      <w:r>
+        <w:rPr>
+          <w:rFonts w:ascii="Consolas" w:hAnsi="Consolas" w:cs="Times New Roman"/>
+          <w:sz w:val="18"/>
+          <w:szCs w:val="18"/>
+          <w:lang w:val="en-US"/>
+        </w:rPr>
+        <w:t xml:space="preserve"> = Alignment(horizontal='left', vertical='center', wrap_text=True)</w:t>
       </w:r>
     </w:p>
     <w:p>
@@ -20746,7 +21914,27 @@
           <w:szCs w:val="18"/>
           <w:lang w:val="en-US"/>
         </w:rPr>
-        <w:t>signature_cell = ws.cell(row=last_task_row, column=5, value="</w:t>
+        <w:t xml:space="preserve">signature_cell = </w:t>
+      </w:r>
+      <w:proofErr w:type="gramStart"/>
+      <w:r>
+        <w:rPr>
+          <w:rFonts w:ascii="Consolas" w:hAnsi="Consolas" w:cs="Times New Roman"/>
+          <w:sz w:val="18"/>
+          <w:szCs w:val="18"/>
+          <w:lang w:val="en-US"/>
+        </w:rPr>
+        <w:t>ws.cell</w:t>
+      </w:r>
+      <w:proofErr w:type="gramEnd"/>
+      <w:r>
+        <w:rPr>
+          <w:rFonts w:ascii="Consolas" w:hAnsi="Consolas" w:cs="Times New Roman"/>
+          <w:sz w:val="18"/>
+          <w:szCs w:val="18"/>
+          <w:lang w:val="en-US"/>
+        </w:rPr>
+        <w:t>(row=last_task_row, column=5, value="</w:t>
       </w:r>
       <w:r>
         <w:rPr>
@@ -20817,7 +22005,27 @@
           <w:szCs w:val="18"/>
           <w:lang w:val="en-US"/>
         </w:rPr>
-        <w:t xml:space="preserve">        signature_cell.alignment = Alignment(horizontal='right')</w:t>
+        <w:t xml:space="preserve">        signature_</w:t>
+      </w:r>
+      <w:proofErr w:type="gramStart"/>
+      <w:r>
+        <w:rPr>
+          <w:rFonts w:ascii="Consolas" w:hAnsi="Consolas" w:cs="Times New Roman"/>
+          <w:sz w:val="18"/>
+          <w:szCs w:val="18"/>
+          <w:lang w:val="en-US"/>
+        </w:rPr>
+        <w:t>cell.alignment</w:t>
+      </w:r>
+      <w:proofErr w:type="gramEnd"/>
+      <w:r>
+        <w:rPr>
+          <w:rFonts w:ascii="Consolas" w:hAnsi="Consolas" w:cs="Times New Roman"/>
+          <w:sz w:val="18"/>
+          <w:szCs w:val="18"/>
+          <w:lang w:val="en-US"/>
+        </w:rPr>
+        <w:t xml:space="preserve"> = Alignment(horizontal='right')</w:t>
       </w:r>
     </w:p>
     <w:p>
@@ -20883,7 +22091,27 @@
           <w:szCs w:val="18"/>
           <w:lang w:val="en-US"/>
         </w:rPr>
-        <w:t>name_cell = ws.cell(row=last_task_row + 1, column=5, value=f"__________ / {family_with_inits}")</w:t>
+        <w:t xml:space="preserve">name_cell = </w:t>
+      </w:r>
+      <w:proofErr w:type="gramStart"/>
+      <w:r>
+        <w:rPr>
+          <w:rFonts w:ascii="Consolas" w:hAnsi="Consolas" w:cs="Times New Roman"/>
+          <w:sz w:val="18"/>
+          <w:szCs w:val="18"/>
+          <w:lang w:val="en-US"/>
+        </w:rPr>
+        <w:t>ws.cell</w:t>
+      </w:r>
+      <w:proofErr w:type="gramEnd"/>
+      <w:r>
+        <w:rPr>
+          <w:rFonts w:ascii="Consolas" w:hAnsi="Consolas" w:cs="Times New Roman"/>
+          <w:sz w:val="18"/>
+          <w:szCs w:val="18"/>
+          <w:lang w:val="en-US"/>
+        </w:rPr>
+        <w:t>(row=last_task_row + 1, column=5, value=f"__________ / {family_with_inits}")</w:t>
       </w:r>
     </w:p>
     <w:p>
@@ -20903,7 +22131,27 @@
           <w:szCs w:val="18"/>
           <w:lang w:val="en-US"/>
         </w:rPr>
-        <w:t xml:space="preserve">        name_cell.alignment = Alignment(horizontal='right')</w:t>
+        <w:t xml:space="preserve">        name_</w:t>
+      </w:r>
+      <w:proofErr w:type="gramStart"/>
+      <w:r>
+        <w:rPr>
+          <w:rFonts w:ascii="Consolas" w:hAnsi="Consolas" w:cs="Times New Roman"/>
+          <w:sz w:val="18"/>
+          <w:szCs w:val="18"/>
+          <w:lang w:val="en-US"/>
+        </w:rPr>
+        <w:t>cell.alignment</w:t>
+      </w:r>
+      <w:proofErr w:type="gramEnd"/>
+      <w:r>
+        <w:rPr>
+          <w:rFonts w:ascii="Consolas" w:hAnsi="Consolas" w:cs="Times New Roman"/>
+          <w:sz w:val="18"/>
+          <w:szCs w:val="18"/>
+          <w:lang w:val="en-US"/>
+        </w:rPr>
+        <w:t xml:space="preserve"> = Alignment(horizontal='right')</w:t>
       </w:r>
     </w:p>
     <w:p>
@@ -20959,7 +22207,25 @@
           <w:sz w:val="18"/>
           <w:szCs w:val="18"/>
         </w:rPr>
-        <w:t xml:space="preserve">        column_widths = [8, 30, 40, 17, 24]  # Обновленные ширины для столбцов D и E</w:t>
+        <w:t xml:space="preserve">        column_widths = [8, 30, 40, 17, 24</w:t>
+      </w:r>
+      <w:proofErr w:type="gramStart"/>
+      <w:r>
+        <w:rPr>
+          <w:rFonts w:ascii="Consolas" w:hAnsi="Consolas" w:cs="Times New Roman"/>
+          <w:sz w:val="18"/>
+          <w:szCs w:val="18"/>
+        </w:rPr>
+        <w:t>]  #</w:t>
+      </w:r>
+      <w:proofErr w:type="gramEnd"/>
+      <w:r>
+        <w:rPr>
+          <w:rFonts w:ascii="Consolas" w:hAnsi="Consolas" w:cs="Times New Roman"/>
+          <w:sz w:val="18"/>
+          <w:szCs w:val="18"/>
+        </w:rPr>
+        <w:t xml:space="preserve"> Обновленные ширины для столбцов D и E</w:t>
       </w:r>
     </w:p>
     <w:p>
@@ -20987,7 +22253,27 @@
           <w:szCs w:val="18"/>
           <w:lang w:val="en-US"/>
         </w:rPr>
-        <w:t>for i, width in enumerate(column_widths, 1):</w:t>
+        <w:t xml:space="preserve">for i, width in </w:t>
+      </w:r>
+      <w:proofErr w:type="gramStart"/>
+      <w:r>
+        <w:rPr>
+          <w:rFonts w:ascii="Consolas" w:hAnsi="Consolas" w:cs="Times New Roman"/>
+          <w:sz w:val="18"/>
+          <w:szCs w:val="18"/>
+          <w:lang w:val="en-US"/>
+        </w:rPr>
+        <w:t>enumerate(</w:t>
+      </w:r>
+      <w:proofErr w:type="gramEnd"/>
+      <w:r>
+        <w:rPr>
+          <w:rFonts w:ascii="Consolas" w:hAnsi="Consolas" w:cs="Times New Roman"/>
+          <w:sz w:val="18"/>
+          <w:szCs w:val="18"/>
+          <w:lang w:val="en-US"/>
+        </w:rPr>
+        <w:t>column_widths, 1):</w:t>
       </w:r>
     </w:p>
     <w:p>
@@ -21008,7 +22294,27 @@
           <w:lang w:val="en-US"/>
         </w:rPr>
         <w:lastRenderedPageBreak/>
-        <w:t xml:space="preserve">            ws.column_dimensions[get_column_letter(i)].width = width</w:t>
+        <w:t xml:space="preserve">            </w:t>
+      </w:r>
+      <w:proofErr w:type="gramStart"/>
+      <w:r>
+        <w:rPr>
+          <w:rFonts w:ascii="Consolas" w:hAnsi="Consolas" w:cs="Times New Roman"/>
+          <w:sz w:val="18"/>
+          <w:szCs w:val="18"/>
+          <w:lang w:val="en-US"/>
+        </w:rPr>
+        <w:t>ws.column</w:t>
+      </w:r>
+      <w:proofErr w:type="gramEnd"/>
+      <w:r>
+        <w:rPr>
+          <w:rFonts w:ascii="Consolas" w:hAnsi="Consolas" w:cs="Times New Roman"/>
+          <w:sz w:val="18"/>
+          <w:szCs w:val="18"/>
+          <w:lang w:val="en-US"/>
+        </w:rPr>
+        <w:t>_dimensions[get_column_letter(i)].width = width</w:t>
       </w:r>
     </w:p>
     <w:p>
@@ -21102,7 +22408,27 @@
           <w:szCs w:val="18"/>
           <w:lang w:val="en-US"/>
         </w:rPr>
-        <w:t>filename = f"excel_report_{uuid.uuid4().hex}.xlsx"</w:t>
+        <w:t>filename = f"excel_report_{</w:t>
+      </w:r>
+      <w:proofErr w:type="gramStart"/>
+      <w:r>
+        <w:rPr>
+          <w:rFonts w:ascii="Consolas" w:hAnsi="Consolas" w:cs="Times New Roman"/>
+          <w:sz w:val="18"/>
+          <w:szCs w:val="18"/>
+          <w:lang w:val="en-US"/>
+        </w:rPr>
+        <w:t>uuid.uuid</w:t>
+      </w:r>
+      <w:proofErr w:type="gramEnd"/>
+      <w:r>
+        <w:rPr>
+          <w:rFonts w:ascii="Consolas" w:hAnsi="Consolas" w:cs="Times New Roman"/>
+          <w:sz w:val="18"/>
+          <w:szCs w:val="18"/>
+          <w:lang w:val="en-US"/>
+        </w:rPr>
+        <w:t>4().hex}.xlsx"</w:t>
       </w:r>
     </w:p>
     <w:p>
@@ -21122,7 +22448,27 @@
           <w:szCs w:val="18"/>
           <w:lang w:val="en-US"/>
         </w:rPr>
-        <w:t xml:space="preserve">        filepath = os.path.join(BUFFER_DIR, filename)</w:t>
+        <w:t xml:space="preserve">        filepath = </w:t>
+      </w:r>
+      <w:proofErr w:type="gramStart"/>
+      <w:r>
+        <w:rPr>
+          <w:rFonts w:ascii="Consolas" w:hAnsi="Consolas" w:cs="Times New Roman"/>
+          <w:sz w:val="18"/>
+          <w:szCs w:val="18"/>
+          <w:lang w:val="en-US"/>
+        </w:rPr>
+        <w:t>os.path</w:t>
+      </w:r>
+      <w:proofErr w:type="gramEnd"/>
+      <w:r>
+        <w:rPr>
+          <w:rFonts w:ascii="Consolas" w:hAnsi="Consolas" w:cs="Times New Roman"/>
+          <w:sz w:val="18"/>
+          <w:szCs w:val="18"/>
+          <w:lang w:val="en-US"/>
+        </w:rPr>
+        <w:t>.join(BUFFER_DIR, filename)</w:t>
       </w:r>
     </w:p>
     <w:p>
@@ -21142,7 +22488,27 @@
           <w:szCs w:val="18"/>
           <w:lang w:val="en-US"/>
         </w:rPr>
-        <w:t xml:space="preserve">        wb.save(filepath)</w:t>
+        <w:t xml:space="preserve">        </w:t>
+      </w:r>
+      <w:proofErr w:type="gramStart"/>
+      <w:r>
+        <w:rPr>
+          <w:rFonts w:ascii="Consolas" w:hAnsi="Consolas" w:cs="Times New Roman"/>
+          <w:sz w:val="18"/>
+          <w:szCs w:val="18"/>
+          <w:lang w:val="en-US"/>
+        </w:rPr>
+        <w:t>wb.save</w:t>
+      </w:r>
+      <w:proofErr w:type="gramEnd"/>
+      <w:r>
+        <w:rPr>
+          <w:rFonts w:ascii="Consolas" w:hAnsi="Consolas" w:cs="Times New Roman"/>
+          <w:sz w:val="18"/>
+          <w:szCs w:val="18"/>
+          <w:lang w:val="en-US"/>
+        </w:rPr>
+        <w:t>(filepath)</w:t>
       </w:r>
     </w:p>
     <w:p>
@@ -21173,7 +22539,27 @@
           <w:szCs w:val="18"/>
           <w:lang w:val="en-US"/>
         </w:rPr>
-        <w:t xml:space="preserve">        background_tasks.add_task(delete_file, filepath)</w:t>
+        <w:t xml:space="preserve">        background_tasks.add_</w:t>
+      </w:r>
+      <w:proofErr w:type="gramStart"/>
+      <w:r>
+        <w:rPr>
+          <w:rFonts w:ascii="Consolas" w:hAnsi="Consolas" w:cs="Times New Roman"/>
+          <w:sz w:val="18"/>
+          <w:szCs w:val="18"/>
+          <w:lang w:val="en-US"/>
+        </w:rPr>
+        <w:t>task(</w:t>
+      </w:r>
+      <w:proofErr w:type="gramEnd"/>
+      <w:r>
+        <w:rPr>
+          <w:rFonts w:ascii="Consolas" w:hAnsi="Consolas" w:cs="Times New Roman"/>
+          <w:sz w:val="18"/>
+          <w:szCs w:val="18"/>
+          <w:lang w:val="en-US"/>
+        </w:rPr>
+        <w:t>delete_file, filepath)</w:t>
       </w:r>
     </w:p>
     <w:p>
@@ -21193,7 +22579,27 @@
           <w:szCs w:val="18"/>
           <w:lang w:val="en-US"/>
         </w:rPr>
-        <w:t xml:space="preserve">        download_filename = f"excel_report_{employee.FIO.replace(' ', '_')}.xlsx"</w:t>
+        <w:t xml:space="preserve">        download_filename = f"excel_report</w:t>
+      </w:r>
+      <w:proofErr w:type="gramStart"/>
+      <w:r>
+        <w:rPr>
+          <w:rFonts w:ascii="Consolas" w:hAnsi="Consolas" w:cs="Times New Roman"/>
+          <w:sz w:val="18"/>
+          <w:szCs w:val="18"/>
+          <w:lang w:val="en-US"/>
+        </w:rPr>
+        <w:t>_{</w:t>
+      </w:r>
+      <w:proofErr w:type="gramEnd"/>
+      <w:r>
+        <w:rPr>
+          <w:rFonts w:ascii="Consolas" w:hAnsi="Consolas" w:cs="Times New Roman"/>
+          <w:sz w:val="18"/>
+          <w:szCs w:val="18"/>
+          <w:lang w:val="en-US"/>
+        </w:rPr>
+        <w:t>employee.FIO.replace(' ', '_')}.xlsx"</w:t>
       </w:r>
     </w:p>
     <w:p>
@@ -21224,8 +22630,19 @@
           <w:szCs w:val="18"/>
           <w:lang w:val="en-US"/>
         </w:rPr>
-        <w:t xml:space="preserve">        return FileResponse(</w:t>
-      </w:r>
+        <w:t xml:space="preserve">        return </w:t>
+      </w:r>
+      <w:proofErr w:type="gramStart"/>
+      <w:r>
+        <w:rPr>
+          <w:rFonts w:ascii="Consolas" w:hAnsi="Consolas" w:cs="Times New Roman"/>
+          <w:sz w:val="18"/>
+          <w:szCs w:val="18"/>
+          <w:lang w:val="en-US"/>
+        </w:rPr>
+        <w:t>FileResponse(</w:t>
+      </w:r>
+      <w:proofErr w:type="gramEnd"/>
     </w:p>
     <w:p>
       <w:pPr>
@@ -21375,7 +22792,27 @@
           <w:szCs w:val="18"/>
           <w:lang w:val="en-US"/>
         </w:rPr>
-        <w:t xml:space="preserve">        print(traceback.format_exc())</w:t>
+        <w:t xml:space="preserve">        print(</w:t>
+      </w:r>
+      <w:proofErr w:type="gramStart"/>
+      <w:r>
+        <w:rPr>
+          <w:rFonts w:ascii="Consolas" w:hAnsi="Consolas" w:cs="Times New Roman"/>
+          <w:sz w:val="18"/>
+          <w:szCs w:val="18"/>
+          <w:lang w:val="en-US"/>
+        </w:rPr>
+        <w:t>traceback.format</w:t>
+      </w:r>
+      <w:proofErr w:type="gramEnd"/>
+      <w:r>
+        <w:rPr>
+          <w:rFonts w:ascii="Consolas" w:hAnsi="Consolas" w:cs="Times New Roman"/>
+          <w:sz w:val="18"/>
+          <w:szCs w:val="18"/>
+          <w:lang w:val="en-US"/>
+        </w:rPr>
+        <w:t>_exc())</w:t>
       </w:r>
     </w:p>
     <w:p>
@@ -21395,7 +22832,27 @@
           <w:szCs w:val="18"/>
           <w:lang w:val="en-US"/>
         </w:rPr>
-        <w:t xml:space="preserve">        raise HTTPException(status_code=500, detail=f"</w:t>
+        <w:t xml:space="preserve">        raise </w:t>
+      </w:r>
+      <w:proofErr w:type="gramStart"/>
+      <w:r>
+        <w:rPr>
+          <w:rFonts w:ascii="Consolas" w:hAnsi="Consolas" w:cs="Times New Roman"/>
+          <w:sz w:val="18"/>
+          <w:szCs w:val="18"/>
+          <w:lang w:val="en-US"/>
+        </w:rPr>
+        <w:t>HTTPException(</w:t>
+      </w:r>
+      <w:proofErr w:type="gramEnd"/>
+      <w:r>
+        <w:rPr>
+          <w:rFonts w:ascii="Consolas" w:hAnsi="Consolas" w:cs="Times New Roman"/>
+          <w:sz w:val="18"/>
+          <w:szCs w:val="18"/>
+          <w:lang w:val="en-US"/>
+        </w:rPr>
+        <w:t>status_code=500, detail=f"</w:t>
       </w:r>
       <w:r>
         <w:rPr>
@@ -22099,7 +23556,31 @@
           <w:szCs w:val="28"/>
           <w:lang w:val="en-US"/>
         </w:rPr>
-        <w:t>from fastapi.responses import FileResponse</w:t>
+        <w:t xml:space="preserve">from </w:t>
+      </w:r>
+      <w:proofErr w:type="gramStart"/>
+      <w:r>
+        <w:rPr>
+          <w:rFonts w:ascii="Times New Roman" w:hAnsi="Times New Roman" w:cs="Times New Roman"/>
+          <w:b/>
+          <w:bCs/>
+          <w:sz w:val="28"/>
+          <w:szCs w:val="28"/>
+          <w:lang w:val="en-US"/>
+        </w:rPr>
+        <w:t>fastapi.responses</w:t>
+      </w:r>
+      <w:proofErr w:type="gramEnd"/>
+      <w:r>
+        <w:rPr>
+          <w:rFonts w:ascii="Times New Roman" w:hAnsi="Times New Roman" w:cs="Times New Roman"/>
+          <w:b/>
+          <w:bCs/>
+          <w:sz w:val="28"/>
+          <w:szCs w:val="28"/>
+          <w:lang w:val="en-US"/>
+        </w:rPr>
+        <w:t xml:space="preserve"> import FileResponse</w:t>
       </w:r>
       <w:r>
         <w:rPr>
@@ -22255,7 +23736,31 @@
           <w:szCs w:val="28"/>
           <w:lang w:val="en-US"/>
         </w:rPr>
-        <w:t>from reportlab.lib.pagesizes import A4</w:t>
+        <w:t xml:space="preserve">from </w:t>
+      </w:r>
+      <w:proofErr w:type="gramStart"/>
+      <w:r>
+        <w:rPr>
+          <w:rFonts w:ascii="Times New Roman" w:hAnsi="Times New Roman" w:cs="Times New Roman"/>
+          <w:b/>
+          <w:bCs/>
+          <w:sz w:val="28"/>
+          <w:szCs w:val="28"/>
+          <w:lang w:val="en-US"/>
+        </w:rPr>
+        <w:t>reportlab.lib.pagesizes</w:t>
+      </w:r>
+      <w:proofErr w:type="gramEnd"/>
+      <w:r>
+        <w:rPr>
+          <w:rFonts w:ascii="Times New Roman" w:hAnsi="Times New Roman" w:cs="Times New Roman"/>
+          <w:b/>
+          <w:bCs/>
+          <w:sz w:val="28"/>
+          <w:szCs w:val="28"/>
+          <w:lang w:val="en-US"/>
+        </w:rPr>
+        <w:t xml:space="preserve"> import A4</w:t>
       </w:r>
       <w:r>
         <w:rPr>
@@ -22315,7 +23820,31 @@
           <w:szCs w:val="28"/>
           <w:lang w:val="en-US"/>
         </w:rPr>
-        <w:t>from reportlab.lib.styles import getSampleStyleSheet, ParagraphStyle</w:t>
+        <w:t xml:space="preserve">from </w:t>
+      </w:r>
+      <w:proofErr w:type="gramStart"/>
+      <w:r>
+        <w:rPr>
+          <w:rFonts w:ascii="Times New Roman" w:hAnsi="Times New Roman" w:cs="Times New Roman"/>
+          <w:b/>
+          <w:bCs/>
+          <w:sz w:val="28"/>
+          <w:szCs w:val="28"/>
+          <w:lang w:val="en-US"/>
+        </w:rPr>
+        <w:t>reportlab.lib.styles</w:t>
+      </w:r>
+      <w:proofErr w:type="gramEnd"/>
+      <w:r>
+        <w:rPr>
+          <w:rFonts w:ascii="Times New Roman" w:hAnsi="Times New Roman" w:cs="Times New Roman"/>
+          <w:b/>
+          <w:bCs/>
+          <w:sz w:val="28"/>
+          <w:szCs w:val="28"/>
+          <w:lang w:val="en-US"/>
+        </w:rPr>
+        <w:t xml:space="preserve"> import getSampleStyleSheet, ParagraphStyle</w:t>
       </w:r>
       <w:r>
         <w:rPr>
@@ -22375,7 +23904,31 @@
           <w:szCs w:val="28"/>
           <w:lang w:val="en-US"/>
         </w:rPr>
-        <w:t>from reportlab.platypus import SimpleDocTemplate, Table, TableStyle, Paragraph, Spacer</w:t>
+        <w:t xml:space="preserve">from </w:t>
+      </w:r>
+      <w:proofErr w:type="gramStart"/>
+      <w:r>
+        <w:rPr>
+          <w:rFonts w:ascii="Times New Roman" w:hAnsi="Times New Roman" w:cs="Times New Roman"/>
+          <w:b/>
+          <w:bCs/>
+          <w:sz w:val="28"/>
+          <w:szCs w:val="28"/>
+          <w:lang w:val="en-US"/>
+        </w:rPr>
+        <w:t>reportlab.platypus</w:t>
+      </w:r>
+      <w:proofErr w:type="gramEnd"/>
+      <w:r>
+        <w:rPr>
+          <w:rFonts w:ascii="Times New Roman" w:hAnsi="Times New Roman" w:cs="Times New Roman"/>
+          <w:b/>
+          <w:bCs/>
+          <w:sz w:val="28"/>
+          <w:szCs w:val="28"/>
+          <w:lang w:val="en-US"/>
+        </w:rPr>
+        <w:t xml:space="preserve"> import SimpleDocTemplate, Table, TableStyle, Paragraph, Spacer</w:t>
       </w:r>
       <w:r>
         <w:rPr>
@@ -22538,7 +24091,31 @@
           <w:szCs w:val="28"/>
           <w:lang w:val="en-US"/>
         </w:rPr>
-        <w:t>from reportlab.lib.units import cm</w:t>
+        <w:t xml:space="preserve">from </w:t>
+      </w:r>
+      <w:proofErr w:type="gramStart"/>
+      <w:r>
+        <w:rPr>
+          <w:rFonts w:ascii="Times New Roman" w:hAnsi="Times New Roman" w:cs="Times New Roman"/>
+          <w:b/>
+          <w:bCs/>
+          <w:sz w:val="28"/>
+          <w:szCs w:val="28"/>
+          <w:lang w:val="en-US"/>
+        </w:rPr>
+        <w:t>reportlab.lib.units</w:t>
+      </w:r>
+      <w:proofErr w:type="gramEnd"/>
+      <w:r>
+        <w:rPr>
+          <w:rFonts w:ascii="Times New Roman" w:hAnsi="Times New Roman" w:cs="Times New Roman"/>
+          <w:b/>
+          <w:bCs/>
+          <w:sz w:val="28"/>
+          <w:szCs w:val="28"/>
+          <w:lang w:val="en-US"/>
+        </w:rPr>
+        <w:t xml:space="preserve"> import cm</w:t>
       </w:r>
       <w:r>
         <w:rPr>
@@ -22675,7 +24252,31 @@
           <w:szCs w:val="28"/>
           <w:lang w:val="en-US"/>
         </w:rPr>
-        <w:t>from reportlab.graphics.shapes import Drawing</w:t>
+        <w:t xml:space="preserve">from </w:t>
+      </w:r>
+      <w:proofErr w:type="gramStart"/>
+      <w:r>
+        <w:rPr>
+          <w:rFonts w:ascii="Times New Roman" w:hAnsi="Times New Roman" w:cs="Times New Roman"/>
+          <w:b/>
+          <w:bCs/>
+          <w:sz w:val="28"/>
+          <w:szCs w:val="28"/>
+          <w:lang w:val="en-US"/>
+        </w:rPr>
+        <w:t>reportlab.graphics</w:t>
+      </w:r>
+      <w:proofErr w:type="gramEnd"/>
+      <w:r>
+        <w:rPr>
+          <w:rFonts w:ascii="Times New Roman" w:hAnsi="Times New Roman" w:cs="Times New Roman"/>
+          <w:b/>
+          <w:bCs/>
+          <w:sz w:val="28"/>
+          <w:szCs w:val="28"/>
+          <w:lang w:val="en-US"/>
+        </w:rPr>
+        <w:t>.shapes import Drawing</w:t>
       </w:r>
       <w:r>
         <w:rPr>
@@ -22735,7 +24336,31 @@
           <w:szCs w:val="28"/>
           <w:lang w:val="en-US"/>
         </w:rPr>
-        <w:t>from reportlab.graphics.charts.barcharts import VerticalBarChart</w:t>
+        <w:t xml:space="preserve">from </w:t>
+      </w:r>
+      <w:proofErr w:type="gramStart"/>
+      <w:r>
+        <w:rPr>
+          <w:rFonts w:ascii="Times New Roman" w:hAnsi="Times New Roman" w:cs="Times New Roman"/>
+          <w:b/>
+          <w:bCs/>
+          <w:sz w:val="28"/>
+          <w:szCs w:val="28"/>
+          <w:lang w:val="en-US"/>
+        </w:rPr>
+        <w:t>reportlab.graphics</w:t>
+      </w:r>
+      <w:proofErr w:type="gramEnd"/>
+      <w:r>
+        <w:rPr>
+          <w:rFonts w:ascii="Times New Roman" w:hAnsi="Times New Roman" w:cs="Times New Roman"/>
+          <w:b/>
+          <w:bCs/>
+          <w:sz w:val="28"/>
+          <w:szCs w:val="28"/>
+          <w:lang w:val="en-US"/>
+        </w:rPr>
+        <w:t>.charts.barcharts import VerticalBarChart</w:t>
       </w:r>
       <w:r>
         <w:rPr>
@@ -22795,7 +24420,31 @@
           <w:szCs w:val="28"/>
           <w:lang w:val="en-US"/>
         </w:rPr>
-        <w:t>from reportlab.pdfbase import pdfmetrics</w:t>
+        <w:t xml:space="preserve">from </w:t>
+      </w:r>
+      <w:proofErr w:type="gramStart"/>
+      <w:r>
+        <w:rPr>
+          <w:rFonts w:ascii="Times New Roman" w:hAnsi="Times New Roman" w:cs="Times New Roman"/>
+          <w:b/>
+          <w:bCs/>
+          <w:sz w:val="28"/>
+          <w:szCs w:val="28"/>
+          <w:lang w:val="en-US"/>
+        </w:rPr>
+        <w:t>reportlab.pdfbase</w:t>
+      </w:r>
+      <w:proofErr w:type="gramEnd"/>
+      <w:r>
+        <w:rPr>
+          <w:rFonts w:ascii="Times New Roman" w:hAnsi="Times New Roman" w:cs="Times New Roman"/>
+          <w:b/>
+          <w:bCs/>
+          <w:sz w:val="28"/>
+          <w:szCs w:val="28"/>
+          <w:lang w:val="en-US"/>
+        </w:rPr>
+        <w:t xml:space="preserve"> import pdfmetrics</w:t>
       </w:r>
       <w:r>
         <w:rPr>
@@ -22855,7 +24504,31 @@
           <w:szCs w:val="28"/>
           <w:lang w:val="en-US"/>
         </w:rPr>
-        <w:t>from reportlab.pdfbase.ttfonts import TTFont</w:t>
+        <w:t xml:space="preserve">from </w:t>
+      </w:r>
+      <w:proofErr w:type="gramStart"/>
+      <w:r>
+        <w:rPr>
+          <w:rFonts w:ascii="Times New Roman" w:hAnsi="Times New Roman" w:cs="Times New Roman"/>
+          <w:b/>
+          <w:bCs/>
+          <w:sz w:val="28"/>
+          <w:szCs w:val="28"/>
+          <w:lang w:val="en-US"/>
+        </w:rPr>
+        <w:t>reportlab.pdfbase</w:t>
+      </w:r>
+      <w:proofErr w:type="gramEnd"/>
+      <w:r>
+        <w:rPr>
+          <w:rFonts w:ascii="Times New Roman" w:hAnsi="Times New Roman" w:cs="Times New Roman"/>
+          <w:b/>
+          <w:bCs/>
+          <w:sz w:val="28"/>
+          <w:szCs w:val="28"/>
+          <w:lang w:val="en-US"/>
+        </w:rPr>
+        <w:t>.ttfonts import TTFont</w:t>
       </w:r>
       <w:r>
         <w:rPr>
@@ -23037,7 +24710,27 @@
           <w:szCs w:val="18"/>
           <w:lang w:val="en-US"/>
         </w:rPr>
-        <w:t xml:space="preserve">from fastapi.responses import FileResponse </w:t>
+        <w:t xml:space="preserve">from </w:t>
+      </w:r>
+      <w:proofErr w:type="gramStart"/>
+      <w:r>
+        <w:rPr>
+          <w:rFonts w:ascii="Consolas" w:hAnsi="Consolas"/>
+          <w:sz w:val="18"/>
+          <w:szCs w:val="18"/>
+          <w:lang w:val="en-US"/>
+        </w:rPr>
+        <w:t>fastapi.responses</w:t>
+      </w:r>
+      <w:proofErr w:type="gramEnd"/>
+      <w:r>
+        <w:rPr>
+          <w:rFonts w:ascii="Consolas" w:hAnsi="Consolas"/>
+          <w:sz w:val="18"/>
+          <w:szCs w:val="18"/>
+          <w:lang w:val="en-US"/>
+        </w:rPr>
+        <w:t xml:space="preserve"> import FileResponse </w:t>
       </w:r>
     </w:p>
     <w:p>
@@ -23117,7 +24810,27 @@
           <w:szCs w:val="18"/>
           <w:lang w:val="en-US"/>
         </w:rPr>
-        <w:t xml:space="preserve">from reportlab.lib.pagesizes import A4 </w:t>
+        <w:t xml:space="preserve">from </w:t>
+      </w:r>
+      <w:proofErr w:type="gramStart"/>
+      <w:r>
+        <w:rPr>
+          <w:rFonts w:ascii="Consolas" w:hAnsi="Consolas"/>
+          <w:sz w:val="18"/>
+          <w:szCs w:val="18"/>
+          <w:lang w:val="en-US"/>
+        </w:rPr>
+        <w:t>reportlab.lib.pagesizes</w:t>
+      </w:r>
+      <w:proofErr w:type="gramEnd"/>
+      <w:r>
+        <w:rPr>
+          <w:rFonts w:ascii="Consolas" w:hAnsi="Consolas"/>
+          <w:sz w:val="18"/>
+          <w:szCs w:val="18"/>
+          <w:lang w:val="en-US"/>
+        </w:rPr>
+        <w:t xml:space="preserve"> import A4 </w:t>
       </w:r>
     </w:p>
     <w:p>
@@ -23137,7 +24850,27 @@
           <w:szCs w:val="18"/>
           <w:lang w:val="en-US"/>
         </w:rPr>
-        <w:t xml:space="preserve">from reportlab.pdfgen import canvas </w:t>
+        <w:t xml:space="preserve">from </w:t>
+      </w:r>
+      <w:proofErr w:type="gramStart"/>
+      <w:r>
+        <w:rPr>
+          <w:rFonts w:ascii="Consolas" w:hAnsi="Consolas"/>
+          <w:sz w:val="18"/>
+          <w:szCs w:val="18"/>
+          <w:lang w:val="en-US"/>
+        </w:rPr>
+        <w:t>reportlab.pdfgen</w:t>
+      </w:r>
+      <w:proofErr w:type="gramEnd"/>
+      <w:r>
+        <w:rPr>
+          <w:rFonts w:ascii="Consolas" w:hAnsi="Consolas"/>
+          <w:sz w:val="18"/>
+          <w:szCs w:val="18"/>
+          <w:lang w:val="en-US"/>
+        </w:rPr>
+        <w:t xml:space="preserve"> import canvas </w:t>
       </w:r>
     </w:p>
     <w:p>
@@ -23157,7 +24890,27 @@
           <w:szCs w:val="18"/>
           <w:lang w:val="en-US"/>
         </w:rPr>
-        <w:t xml:space="preserve">from reportlab.lib.styles import getSampleStyleSheet, ParagraphStyle </w:t>
+        <w:t xml:space="preserve">from </w:t>
+      </w:r>
+      <w:proofErr w:type="gramStart"/>
+      <w:r>
+        <w:rPr>
+          <w:rFonts w:ascii="Consolas" w:hAnsi="Consolas"/>
+          <w:sz w:val="18"/>
+          <w:szCs w:val="18"/>
+          <w:lang w:val="en-US"/>
+        </w:rPr>
+        <w:t>reportlab.lib.styles</w:t>
+      </w:r>
+      <w:proofErr w:type="gramEnd"/>
+      <w:r>
+        <w:rPr>
+          <w:rFonts w:ascii="Consolas" w:hAnsi="Consolas"/>
+          <w:sz w:val="18"/>
+          <w:szCs w:val="18"/>
+          <w:lang w:val="en-US"/>
+        </w:rPr>
+        <w:t xml:space="preserve"> import getSampleStyleSheet, ParagraphStyle </w:t>
       </w:r>
     </w:p>
     <w:p>
@@ -23177,7 +24930,27 @@
           <w:szCs w:val="18"/>
           <w:lang w:val="en-US"/>
         </w:rPr>
-        <w:t xml:space="preserve">from reportlab.platypus import SimpleDocTemplate, Table, TableStyle, Paragraph, Spacer, Image </w:t>
+        <w:t xml:space="preserve">from </w:t>
+      </w:r>
+      <w:proofErr w:type="gramStart"/>
+      <w:r>
+        <w:rPr>
+          <w:rFonts w:ascii="Consolas" w:hAnsi="Consolas"/>
+          <w:sz w:val="18"/>
+          <w:szCs w:val="18"/>
+          <w:lang w:val="en-US"/>
+        </w:rPr>
+        <w:t>reportlab.platypus</w:t>
+      </w:r>
+      <w:proofErr w:type="gramEnd"/>
+      <w:r>
+        <w:rPr>
+          <w:rFonts w:ascii="Consolas" w:hAnsi="Consolas"/>
+          <w:sz w:val="18"/>
+          <w:szCs w:val="18"/>
+          <w:lang w:val="en-US"/>
+        </w:rPr>
+        <w:t xml:space="preserve"> import SimpleDocTemplate, Table, TableStyle, Paragraph, Spacer, Image </w:t>
       </w:r>
     </w:p>
     <w:p>
@@ -23198,7 +24971,27 @@
           <w:lang w:val="en-US"/>
         </w:rPr>
         <w:lastRenderedPageBreak/>
-        <w:t xml:space="preserve">from reportlab.lib.units import inch, cm from reportlab.lib import colors </w:t>
+        <w:t xml:space="preserve">from </w:t>
+      </w:r>
+      <w:proofErr w:type="gramStart"/>
+      <w:r>
+        <w:rPr>
+          <w:rFonts w:ascii="Consolas" w:hAnsi="Consolas"/>
+          <w:sz w:val="18"/>
+          <w:szCs w:val="18"/>
+          <w:lang w:val="en-US"/>
+        </w:rPr>
+        <w:t>reportlab.lib.units</w:t>
+      </w:r>
+      <w:proofErr w:type="gramEnd"/>
+      <w:r>
+        <w:rPr>
+          <w:rFonts w:ascii="Consolas" w:hAnsi="Consolas"/>
+          <w:sz w:val="18"/>
+          <w:szCs w:val="18"/>
+          <w:lang w:val="en-US"/>
+        </w:rPr>
+        <w:t xml:space="preserve"> import inch, cm from reportlab.lib import colors </w:t>
       </w:r>
     </w:p>
     <w:p>
@@ -23218,7 +25011,27 @@
           <w:szCs w:val="18"/>
           <w:lang w:val="en-US"/>
         </w:rPr>
-        <w:t xml:space="preserve">from reportlab.graphics.shapes import Drawing </w:t>
+        <w:t xml:space="preserve">from </w:t>
+      </w:r>
+      <w:proofErr w:type="gramStart"/>
+      <w:r>
+        <w:rPr>
+          <w:rFonts w:ascii="Consolas" w:hAnsi="Consolas"/>
+          <w:sz w:val="18"/>
+          <w:szCs w:val="18"/>
+          <w:lang w:val="en-US"/>
+        </w:rPr>
+        <w:t>reportlab.graphics</w:t>
+      </w:r>
+      <w:proofErr w:type="gramEnd"/>
+      <w:r>
+        <w:rPr>
+          <w:rFonts w:ascii="Consolas" w:hAnsi="Consolas"/>
+          <w:sz w:val="18"/>
+          <w:szCs w:val="18"/>
+          <w:lang w:val="en-US"/>
+        </w:rPr>
+        <w:t xml:space="preserve">.shapes import Drawing </w:t>
       </w:r>
     </w:p>
     <w:p>
@@ -23238,7 +25051,27 @@
           <w:szCs w:val="18"/>
           <w:lang w:val="en-US"/>
         </w:rPr>
-        <w:t xml:space="preserve">from reportlab.graphics.charts.barcharts import VerticalBarChart </w:t>
+        <w:t xml:space="preserve">from </w:t>
+      </w:r>
+      <w:proofErr w:type="gramStart"/>
+      <w:r>
+        <w:rPr>
+          <w:rFonts w:ascii="Consolas" w:hAnsi="Consolas"/>
+          <w:sz w:val="18"/>
+          <w:szCs w:val="18"/>
+          <w:lang w:val="en-US"/>
+        </w:rPr>
+        <w:t>reportlab.graphics</w:t>
+      </w:r>
+      <w:proofErr w:type="gramEnd"/>
+      <w:r>
+        <w:rPr>
+          <w:rFonts w:ascii="Consolas" w:hAnsi="Consolas"/>
+          <w:sz w:val="18"/>
+          <w:szCs w:val="18"/>
+          <w:lang w:val="en-US"/>
+        </w:rPr>
+        <w:t xml:space="preserve">.charts.barcharts import VerticalBarChart </w:t>
       </w:r>
     </w:p>
     <w:p>
@@ -23258,7 +25091,27 @@
           <w:szCs w:val="18"/>
           <w:lang w:val="en-US"/>
         </w:rPr>
-        <w:t xml:space="preserve">from reportlab.graphics.charts.piecharts import Pie </w:t>
+        <w:t xml:space="preserve">from </w:t>
+      </w:r>
+      <w:proofErr w:type="gramStart"/>
+      <w:r>
+        <w:rPr>
+          <w:rFonts w:ascii="Consolas" w:hAnsi="Consolas"/>
+          <w:sz w:val="18"/>
+          <w:szCs w:val="18"/>
+          <w:lang w:val="en-US"/>
+        </w:rPr>
+        <w:t>reportlab.graphics</w:t>
+      </w:r>
+      <w:proofErr w:type="gramEnd"/>
+      <w:r>
+        <w:rPr>
+          <w:rFonts w:ascii="Consolas" w:hAnsi="Consolas"/>
+          <w:sz w:val="18"/>
+          <w:szCs w:val="18"/>
+          <w:lang w:val="en-US"/>
+        </w:rPr>
+        <w:t xml:space="preserve">.charts.piecharts import Pie </w:t>
       </w:r>
     </w:p>
     <w:p>
@@ -23278,7 +25131,27 @@
           <w:szCs w:val="18"/>
           <w:lang w:val="en-US"/>
         </w:rPr>
-        <w:t xml:space="preserve">from reportlab.graphics.charts.legends import Legend from reportlab.pdfbase import pdfmetrics </w:t>
+        <w:t xml:space="preserve">from </w:t>
+      </w:r>
+      <w:proofErr w:type="gramStart"/>
+      <w:r>
+        <w:rPr>
+          <w:rFonts w:ascii="Consolas" w:hAnsi="Consolas"/>
+          <w:sz w:val="18"/>
+          <w:szCs w:val="18"/>
+          <w:lang w:val="en-US"/>
+        </w:rPr>
+        <w:t>reportlab.graphics</w:t>
+      </w:r>
+      <w:proofErr w:type="gramEnd"/>
+      <w:r>
+        <w:rPr>
+          <w:rFonts w:ascii="Consolas" w:hAnsi="Consolas"/>
+          <w:sz w:val="18"/>
+          <w:szCs w:val="18"/>
+          <w:lang w:val="en-US"/>
+        </w:rPr>
+        <w:t xml:space="preserve">.charts.legends import Legend from reportlab.pdfbase import pdfmetrics </w:t>
       </w:r>
     </w:p>
     <w:p>
@@ -23298,16 +25171,36 @@
           <w:szCs w:val="18"/>
           <w:lang w:val="en-US"/>
         </w:rPr>
-        <w:t>from reportla</w:t>
-      </w:r>
-      <w:r>
-        <w:rPr>
-          <w:rFonts w:ascii="Consolas" w:hAnsi="Consolas"/>
-          <w:sz w:val="18"/>
-          <w:szCs w:val="18"/>
-          <w:lang w:val="en-US"/>
-        </w:rPr>
-        <w:t>b.pdfbase.ttfonts import TTFont</w:t>
+        <w:t xml:space="preserve">from </w:t>
+      </w:r>
+      <w:proofErr w:type="gramStart"/>
+      <w:r>
+        <w:rPr>
+          <w:rFonts w:ascii="Consolas" w:hAnsi="Consolas"/>
+          <w:sz w:val="18"/>
+          <w:szCs w:val="18"/>
+          <w:lang w:val="en-US"/>
+        </w:rPr>
+        <w:t>reportla</w:t>
+      </w:r>
+      <w:r>
+        <w:rPr>
+          <w:rFonts w:ascii="Consolas" w:hAnsi="Consolas"/>
+          <w:sz w:val="18"/>
+          <w:szCs w:val="18"/>
+          <w:lang w:val="en-US"/>
+        </w:rPr>
+        <w:t>b.pdfbase</w:t>
+      </w:r>
+      <w:proofErr w:type="gramEnd"/>
+      <w:r>
+        <w:rPr>
+          <w:rFonts w:ascii="Consolas" w:hAnsi="Consolas"/>
+          <w:sz w:val="18"/>
+          <w:szCs w:val="18"/>
+          <w:lang w:val="en-US"/>
+        </w:rPr>
+        <w:t>.ttfonts import TTFont</w:t>
       </w:r>
     </w:p>
     <w:p>
@@ -23358,8 +25251,19 @@
           <w:szCs w:val="18"/>
           <w:lang w:val="en-US"/>
         </w:rPr>
-        <w:t>def generate_employee_pdf_report(</w:t>
-      </w:r>
+        <w:t>def generate_employee_pdf_</w:t>
+      </w:r>
+      <w:proofErr w:type="gramStart"/>
+      <w:r>
+        <w:rPr>
+          <w:rFonts w:ascii="Consolas" w:hAnsi="Consolas"/>
+          <w:sz w:val="18"/>
+          <w:szCs w:val="18"/>
+          <w:lang w:val="en-US"/>
+        </w:rPr>
+        <w:t>report(</w:t>
+      </w:r>
+      <w:proofErr w:type="gramEnd"/>
     </w:p>
     <w:p>
       <w:pPr>
@@ -23487,7 +25391,27 @@
           <w:szCs w:val="18"/>
           <w:lang w:val="en-US"/>
         </w:rPr>
-        <w:t>employee = db.query(Employee).filter(Employee.empId == emp_id).first()</w:t>
+        <w:t xml:space="preserve">employee = </w:t>
+      </w:r>
+      <w:proofErr w:type="gramStart"/>
+      <w:r>
+        <w:rPr>
+          <w:rFonts w:ascii="Consolas" w:hAnsi="Consolas"/>
+          <w:sz w:val="18"/>
+          <w:szCs w:val="18"/>
+          <w:lang w:val="en-US"/>
+        </w:rPr>
+        <w:t>db.query</w:t>
+      </w:r>
+      <w:proofErr w:type="gramEnd"/>
+      <w:r>
+        <w:rPr>
+          <w:rFonts w:ascii="Consolas" w:hAnsi="Consolas"/>
+          <w:sz w:val="18"/>
+          <w:szCs w:val="18"/>
+          <w:lang w:val="en-US"/>
+        </w:rPr>
+        <w:t>(Employee).filter(Employee.empId == emp_id).first()</w:t>
       </w:r>
     </w:p>
     <w:p>
@@ -23545,7 +25469,27 @@
           <w:szCs w:val="18"/>
           <w:lang w:val="en-US"/>
         </w:rPr>
-        <w:t>raise HTTPException(status_code=404, detail="</w:t>
+        <w:t xml:space="preserve">raise </w:t>
+      </w:r>
+      <w:proofErr w:type="gramStart"/>
+      <w:r>
+        <w:rPr>
+          <w:rFonts w:ascii="Consolas" w:hAnsi="Consolas"/>
+          <w:sz w:val="18"/>
+          <w:szCs w:val="18"/>
+          <w:lang w:val="en-US"/>
+        </w:rPr>
+        <w:t>HTTPException(</w:t>
+      </w:r>
+      <w:proofErr w:type="gramEnd"/>
+      <w:r>
+        <w:rPr>
+          <w:rFonts w:ascii="Consolas" w:hAnsi="Consolas"/>
+          <w:sz w:val="18"/>
+          <w:szCs w:val="18"/>
+          <w:lang w:val="en-US"/>
+        </w:rPr>
+        <w:t>status_code=404, detail="</w:t>
       </w:r>
       <w:r>
         <w:rPr>
@@ -23741,7 +25685,27 @@
           <w:szCs w:val="18"/>
           <w:lang w:val="en-US"/>
         </w:rPr>
-        <w:t>thirty_days_ago = dt.date.today() - dt.timedelta(days=30)</w:t>
+        <w:t xml:space="preserve">thirty_days_ago = </w:t>
+      </w:r>
+      <w:proofErr w:type="gramStart"/>
+      <w:r>
+        <w:rPr>
+          <w:rFonts w:ascii="Consolas" w:hAnsi="Consolas"/>
+          <w:sz w:val="18"/>
+          <w:szCs w:val="18"/>
+          <w:lang w:val="en-US"/>
+        </w:rPr>
+        <w:t>dt.date</w:t>
+      </w:r>
+      <w:proofErr w:type="gramEnd"/>
+      <w:r>
+        <w:rPr>
+          <w:rFonts w:ascii="Consolas" w:hAnsi="Consolas"/>
+          <w:sz w:val="18"/>
+          <w:szCs w:val="18"/>
+          <w:lang w:val="en-US"/>
+        </w:rPr>
+        <w:t>.today() - dt.timedelta(days=30)</w:t>
       </w:r>
     </w:p>
     <w:p>
@@ -23761,7 +25725,27 @@
           <w:szCs w:val="18"/>
           <w:lang w:val="en-US"/>
         </w:rPr>
-        <w:t xml:space="preserve">        tasks = db.query(Task).filter(</w:t>
+        <w:t xml:space="preserve">        tasks = </w:t>
+      </w:r>
+      <w:proofErr w:type="gramStart"/>
+      <w:r>
+        <w:rPr>
+          <w:rFonts w:ascii="Consolas" w:hAnsi="Consolas"/>
+          <w:sz w:val="18"/>
+          <w:szCs w:val="18"/>
+          <w:lang w:val="en-US"/>
+        </w:rPr>
+        <w:t>db.query</w:t>
+      </w:r>
+      <w:proofErr w:type="gramEnd"/>
+      <w:r>
+        <w:rPr>
+          <w:rFonts w:ascii="Consolas" w:hAnsi="Consolas"/>
+          <w:sz w:val="18"/>
+          <w:szCs w:val="18"/>
+          <w:lang w:val="en-US"/>
+        </w:rPr>
+        <w:t>(Task).filter(</w:t>
       </w:r>
     </w:p>
     <w:p>
@@ -23812,14 +25796,25 @@
         </w:rPr>
         <w:t xml:space="preserve">            </w:t>
       </w:r>
-      <w:r>
-        <w:rPr>
-          <w:rFonts w:ascii="Consolas" w:hAnsi="Consolas"/>
-          <w:sz w:val="18"/>
-          <w:szCs w:val="18"/>
-          <w:lang w:val="en-US"/>
-        </w:rPr>
-        <w:t>Task.start.isnot(None),</w:t>
+      <w:proofErr w:type="gramStart"/>
+      <w:r>
+        <w:rPr>
+          <w:rFonts w:ascii="Consolas" w:hAnsi="Consolas"/>
+          <w:sz w:val="18"/>
+          <w:szCs w:val="18"/>
+          <w:lang w:val="en-US"/>
+        </w:rPr>
+        <w:t>Task.start.isnot</w:t>
+      </w:r>
+      <w:proofErr w:type="gramEnd"/>
+      <w:r>
+        <w:rPr>
+          <w:rFonts w:ascii="Consolas" w:hAnsi="Consolas"/>
+          <w:sz w:val="18"/>
+          <w:szCs w:val="18"/>
+          <w:lang w:val="en-US"/>
+        </w:rPr>
+        <w:t>(None),</w:t>
       </w:r>
     </w:p>
     <w:p>
@@ -23839,7 +25834,27 @@
           <w:szCs w:val="18"/>
           <w:lang w:val="en-US"/>
         </w:rPr>
-        <w:t xml:space="preserve">            Task.final.isnot(None),</w:t>
+        <w:t xml:space="preserve">            </w:t>
+      </w:r>
+      <w:proofErr w:type="gramStart"/>
+      <w:r>
+        <w:rPr>
+          <w:rFonts w:ascii="Consolas" w:hAnsi="Consolas"/>
+          <w:sz w:val="18"/>
+          <w:szCs w:val="18"/>
+          <w:lang w:val="en-US"/>
+        </w:rPr>
+        <w:t>Task.final.isnot</w:t>
+      </w:r>
+      <w:proofErr w:type="gramEnd"/>
+      <w:r>
+        <w:rPr>
+          <w:rFonts w:ascii="Consolas" w:hAnsi="Consolas"/>
+          <w:sz w:val="18"/>
+          <w:szCs w:val="18"/>
+          <w:lang w:val="en-US"/>
+        </w:rPr>
+        <w:t>(None),</w:t>
       </w:r>
     </w:p>
     <w:p>
@@ -23879,7 +25894,27 @@
           <w:szCs w:val="18"/>
           <w:lang w:val="en-US"/>
         </w:rPr>
-        <w:t xml:space="preserve">        ).order_by(Task.date).all()</w:t>
+        <w:t xml:space="preserve">        </w:t>
+      </w:r>
+      <w:proofErr w:type="gramStart"/>
+      <w:r>
+        <w:rPr>
+          <w:rFonts w:ascii="Consolas" w:hAnsi="Consolas"/>
+          <w:sz w:val="18"/>
+          <w:szCs w:val="18"/>
+          <w:lang w:val="en-US"/>
+        </w:rPr>
+        <w:t>).order</w:t>
+      </w:r>
+      <w:proofErr w:type="gramEnd"/>
+      <w:r>
+        <w:rPr>
+          <w:rFonts w:ascii="Consolas" w:hAnsi="Consolas"/>
+          <w:sz w:val="18"/>
+          <w:szCs w:val="18"/>
+          <w:lang w:val="en-US"/>
+        </w:rPr>
+        <w:t>_by(Task.date).all()</w:t>
       </w:r>
     </w:p>
     <w:p>
@@ -23935,7 +25970,25 @@
           <w:sz w:val="18"/>
           <w:szCs w:val="18"/>
         </w:rPr>
-        <w:t xml:space="preserve">            raise HTTPException(status_code=400, detail="Нет завершенных задач для сотрудника за последний месяц")</w:t>
+        <w:t xml:space="preserve">            raise </w:t>
+      </w:r>
+      <w:proofErr w:type="gramStart"/>
+      <w:r>
+        <w:rPr>
+          <w:rFonts w:ascii="Consolas" w:hAnsi="Consolas"/>
+          <w:sz w:val="18"/>
+          <w:szCs w:val="18"/>
+        </w:rPr>
+        <w:t>HTTPException(</w:t>
+      </w:r>
+      <w:proofErr w:type="gramEnd"/>
+      <w:r>
+        <w:rPr>
+          <w:rFonts w:ascii="Consolas" w:hAnsi="Consolas"/>
+          <w:sz w:val="18"/>
+          <w:szCs w:val="18"/>
+        </w:rPr>
+        <w:t>status_code=400, detail="Нет завершенных задач для сотрудника за последний месяц")</w:t>
       </w:r>
     </w:p>
     <w:p>
@@ -24172,7 +26225,27 @@
           <w:szCs w:val="18"/>
           <w:lang w:val="en-US"/>
         </w:rPr>
-        <w:t xml:space="preserve">            if task.start and task.final:</w:t>
+        <w:t xml:space="preserve">            if </w:t>
+      </w:r>
+      <w:proofErr w:type="gramStart"/>
+      <w:r>
+        <w:rPr>
+          <w:rFonts w:ascii="Consolas" w:hAnsi="Consolas"/>
+          <w:sz w:val="18"/>
+          <w:szCs w:val="18"/>
+          <w:lang w:val="en-US"/>
+        </w:rPr>
+        <w:t>task.start</w:t>
+      </w:r>
+      <w:proofErr w:type="gramEnd"/>
+      <w:r>
+        <w:rPr>
+          <w:rFonts w:ascii="Consolas" w:hAnsi="Consolas"/>
+          <w:sz w:val="18"/>
+          <w:szCs w:val="18"/>
+          <w:lang w:val="en-US"/>
+        </w:rPr>
+        <w:t xml:space="preserve"> and task.final:</w:t>
       </w:r>
     </w:p>
     <w:p>
@@ -24192,7 +26265,27 @@
           <w:szCs w:val="18"/>
           <w:lang w:val="en-US"/>
         </w:rPr>
-        <w:t xml:space="preserve">                if task.date:</w:t>
+        <w:t xml:space="preserve">                if </w:t>
+      </w:r>
+      <w:proofErr w:type="gramStart"/>
+      <w:r>
+        <w:rPr>
+          <w:rFonts w:ascii="Consolas" w:hAnsi="Consolas"/>
+          <w:sz w:val="18"/>
+          <w:szCs w:val="18"/>
+          <w:lang w:val="en-US"/>
+        </w:rPr>
+        <w:t>task.date</w:t>
+      </w:r>
+      <w:proofErr w:type="gramEnd"/>
+      <w:r>
+        <w:rPr>
+          <w:rFonts w:ascii="Consolas" w:hAnsi="Consolas"/>
+          <w:sz w:val="18"/>
+          <w:szCs w:val="18"/>
+          <w:lang w:val="en-US"/>
+        </w:rPr>
+        <w:t>:</w:t>
       </w:r>
     </w:p>
     <w:p>
@@ -24212,7 +26305,27 @@
           <w:szCs w:val="18"/>
           <w:lang w:val="en-US"/>
         </w:rPr>
-        <w:t xml:space="preserve">                    start_dt = dt.datetime.combine(task.date, task.start)</w:t>
+        <w:t xml:space="preserve">                    start_dt = </w:t>
+      </w:r>
+      <w:proofErr w:type="gramStart"/>
+      <w:r>
+        <w:rPr>
+          <w:rFonts w:ascii="Consolas" w:hAnsi="Consolas"/>
+          <w:sz w:val="18"/>
+          <w:szCs w:val="18"/>
+          <w:lang w:val="en-US"/>
+        </w:rPr>
+        <w:t>dt.datetime</w:t>
+      </w:r>
+      <w:proofErr w:type="gramEnd"/>
+      <w:r>
+        <w:rPr>
+          <w:rFonts w:ascii="Consolas" w:hAnsi="Consolas"/>
+          <w:sz w:val="18"/>
+          <w:szCs w:val="18"/>
+          <w:lang w:val="en-US"/>
+        </w:rPr>
+        <w:t>.combine(task.date, task.start)</w:t>
       </w:r>
     </w:p>
     <w:p>
@@ -24232,7 +26345,27 @@
           <w:szCs w:val="18"/>
           <w:lang w:val="en-US"/>
         </w:rPr>
-        <w:t xml:space="preserve">                    final_dt = dt.datetime.combine(task.date, task.final)</w:t>
+        <w:t xml:space="preserve">                    final_dt = </w:t>
+      </w:r>
+      <w:proofErr w:type="gramStart"/>
+      <w:r>
+        <w:rPr>
+          <w:rFonts w:ascii="Consolas" w:hAnsi="Consolas"/>
+          <w:sz w:val="18"/>
+          <w:szCs w:val="18"/>
+          <w:lang w:val="en-US"/>
+        </w:rPr>
+        <w:t>dt.datetime</w:t>
+      </w:r>
+      <w:proofErr w:type="gramEnd"/>
+      <w:r>
+        <w:rPr>
+          <w:rFonts w:ascii="Consolas" w:hAnsi="Consolas"/>
+          <w:sz w:val="18"/>
+          <w:szCs w:val="18"/>
+          <w:lang w:val="en-US"/>
+        </w:rPr>
+        <w:t>.combine(task.date, task.final)</w:t>
       </w:r>
     </w:p>
     <w:p>
@@ -24272,7 +26405,27 @@
           <w:szCs w:val="18"/>
           <w:lang w:val="en-US"/>
         </w:rPr>
-        <w:t xml:space="preserve">                    start_dt = dt.datetime.combine(dt.date.today(), task.start)</w:t>
+        <w:t xml:space="preserve">                    start_dt = </w:t>
+      </w:r>
+      <w:proofErr w:type="gramStart"/>
+      <w:r>
+        <w:rPr>
+          <w:rFonts w:ascii="Consolas" w:hAnsi="Consolas"/>
+          <w:sz w:val="18"/>
+          <w:szCs w:val="18"/>
+          <w:lang w:val="en-US"/>
+        </w:rPr>
+        <w:t>dt.datetime</w:t>
+      </w:r>
+      <w:proofErr w:type="gramEnd"/>
+      <w:r>
+        <w:rPr>
+          <w:rFonts w:ascii="Consolas" w:hAnsi="Consolas"/>
+          <w:sz w:val="18"/>
+          <w:szCs w:val="18"/>
+          <w:lang w:val="en-US"/>
+        </w:rPr>
+        <w:t>.combine(dt.date.today(), task.start)</w:t>
       </w:r>
     </w:p>
     <w:p>
@@ -24292,7 +26445,27 @@
           <w:szCs w:val="18"/>
           <w:lang w:val="en-US"/>
         </w:rPr>
-        <w:t xml:space="preserve">                    final_dt = dt.datetime.combine(dt.date.today(), task.final)</w:t>
+        <w:t xml:space="preserve">                    final_dt = </w:t>
+      </w:r>
+      <w:proofErr w:type="gramStart"/>
+      <w:r>
+        <w:rPr>
+          <w:rFonts w:ascii="Consolas" w:hAnsi="Consolas"/>
+          <w:sz w:val="18"/>
+          <w:szCs w:val="18"/>
+          <w:lang w:val="en-US"/>
+        </w:rPr>
+        <w:t>dt.datetime</w:t>
+      </w:r>
+      <w:proofErr w:type="gramEnd"/>
+      <w:r>
+        <w:rPr>
+          <w:rFonts w:ascii="Consolas" w:hAnsi="Consolas"/>
+          <w:sz w:val="18"/>
+          <w:szCs w:val="18"/>
+          <w:lang w:val="en-US"/>
+        </w:rPr>
+        <w:t>.combine(dt.date.today(), task.final)</w:t>
       </w:r>
     </w:p>
     <w:p>
@@ -24343,7 +26516,27 @@
           <w:szCs w:val="18"/>
           <w:lang w:val="en-US"/>
         </w:rPr>
-        <w:t xml:space="preserve">                hours = duration.total_seconds() / 3600</w:t>
+        <w:t xml:space="preserve">                hours = </w:t>
+      </w:r>
+      <w:proofErr w:type="gramStart"/>
+      <w:r>
+        <w:rPr>
+          <w:rFonts w:ascii="Consolas" w:hAnsi="Consolas"/>
+          <w:sz w:val="18"/>
+          <w:szCs w:val="18"/>
+          <w:lang w:val="en-US"/>
+        </w:rPr>
+        <w:t>duration.total</w:t>
+      </w:r>
+      <w:proofErr w:type="gramEnd"/>
+      <w:r>
+        <w:rPr>
+          <w:rFonts w:ascii="Consolas" w:hAnsi="Consolas"/>
+          <w:sz w:val="18"/>
+          <w:szCs w:val="18"/>
+          <w:lang w:val="en-US"/>
+        </w:rPr>
+        <w:t>_seconds() / 3600</w:t>
       </w:r>
     </w:p>
     <w:p>
@@ -24363,7 +26556,27 @@
           <w:szCs w:val="18"/>
           <w:lang w:val="en-US"/>
         </w:rPr>
-        <w:t xml:space="preserve">                total_seconds += duration.total_seconds()</w:t>
+        <w:t xml:space="preserve">                total_seconds += </w:t>
+      </w:r>
+      <w:proofErr w:type="gramStart"/>
+      <w:r>
+        <w:rPr>
+          <w:rFonts w:ascii="Consolas" w:hAnsi="Consolas"/>
+          <w:sz w:val="18"/>
+          <w:szCs w:val="18"/>
+          <w:lang w:val="en-US"/>
+        </w:rPr>
+        <w:t>duration.total</w:t>
+      </w:r>
+      <w:proofErr w:type="gramEnd"/>
+      <w:r>
+        <w:rPr>
+          <w:rFonts w:ascii="Consolas" w:hAnsi="Consolas"/>
+          <w:sz w:val="18"/>
+          <w:szCs w:val="18"/>
+          <w:lang w:val="en-US"/>
+        </w:rPr>
+        <w:t>_seconds()</w:t>
       </w:r>
     </w:p>
     <w:p>
@@ -24394,7 +26607,27 @@
           <w:szCs w:val="18"/>
           <w:lang w:val="en-US"/>
         </w:rPr>
-        <w:t xml:space="preserve">                if task.date:</w:t>
+        <w:t xml:space="preserve">                if </w:t>
+      </w:r>
+      <w:proofErr w:type="gramStart"/>
+      <w:r>
+        <w:rPr>
+          <w:rFonts w:ascii="Consolas" w:hAnsi="Consolas"/>
+          <w:sz w:val="18"/>
+          <w:szCs w:val="18"/>
+          <w:lang w:val="en-US"/>
+        </w:rPr>
+        <w:t>task.date</w:t>
+      </w:r>
+      <w:proofErr w:type="gramEnd"/>
+      <w:r>
+        <w:rPr>
+          <w:rFonts w:ascii="Consolas" w:hAnsi="Consolas"/>
+          <w:sz w:val="18"/>
+          <w:szCs w:val="18"/>
+          <w:lang w:val="en-US"/>
+        </w:rPr>
+        <w:t>:</w:t>
       </w:r>
     </w:p>
     <w:p>
@@ -24414,7 +26647,27 @@
           <w:szCs w:val="18"/>
           <w:lang w:val="en-US"/>
         </w:rPr>
-        <w:t xml:space="preserve">                    dates.append(task.date)</w:t>
+        <w:t xml:space="preserve">                    </w:t>
+      </w:r>
+      <w:proofErr w:type="gramStart"/>
+      <w:r>
+        <w:rPr>
+          <w:rFonts w:ascii="Consolas" w:hAnsi="Consolas"/>
+          <w:sz w:val="18"/>
+          <w:szCs w:val="18"/>
+          <w:lang w:val="en-US"/>
+        </w:rPr>
+        <w:t>dates.append</w:t>
+      </w:r>
+      <w:proofErr w:type="gramEnd"/>
+      <w:r>
+        <w:rPr>
+          <w:rFonts w:ascii="Consolas" w:hAnsi="Consolas"/>
+          <w:sz w:val="18"/>
+          <w:szCs w:val="18"/>
+          <w:lang w:val="en-US"/>
+        </w:rPr>
+        <w:t>(task.date)</w:t>
       </w:r>
     </w:p>
     <w:p>
@@ -24434,7 +26687,27 @@
           <w:szCs w:val="18"/>
           <w:lang w:val="en-US"/>
         </w:rPr>
-        <w:t xml:space="preserve">                    date_str = task.date.strftime('%d.%m.%Y')</w:t>
+        <w:t xml:space="preserve">                    date_str = </w:t>
+      </w:r>
+      <w:proofErr w:type="gramStart"/>
+      <w:r>
+        <w:rPr>
+          <w:rFonts w:ascii="Consolas" w:hAnsi="Consolas"/>
+          <w:sz w:val="18"/>
+          <w:szCs w:val="18"/>
+          <w:lang w:val="en-US"/>
+        </w:rPr>
+        <w:t>task.date</w:t>
+      </w:r>
+      <w:proofErr w:type="gramEnd"/>
+      <w:r>
+        <w:rPr>
+          <w:rFonts w:ascii="Consolas" w:hAnsi="Consolas"/>
+          <w:sz w:val="18"/>
+          <w:szCs w:val="18"/>
+          <w:lang w:val="en-US"/>
+        </w:rPr>
+        <w:t>.strftime('%d.%m.%Y')</w:t>
       </w:r>
     </w:p>
     <w:p>
@@ -24533,7 +26806,27 @@
           <w:szCs w:val="18"/>
           <w:lang w:val="en-US"/>
         </w:rPr>
-        <w:t xml:space="preserve">                    date_hours[date_str] = date_hours.get(date_str, 0) + hours</w:t>
+        <w:t xml:space="preserve">                    date_hours[date_str] = </w:t>
+      </w:r>
+      <w:proofErr w:type="gramStart"/>
+      <w:r>
+        <w:rPr>
+          <w:rFonts w:ascii="Consolas" w:hAnsi="Consolas"/>
+          <w:sz w:val="18"/>
+          <w:szCs w:val="18"/>
+          <w:lang w:val="en-US"/>
+        </w:rPr>
+        <w:t>date_hours.get(</w:t>
+      </w:r>
+      <w:proofErr w:type="gramEnd"/>
+      <w:r>
+        <w:rPr>
+          <w:rFonts w:ascii="Consolas" w:hAnsi="Consolas"/>
+          <w:sz w:val="18"/>
+          <w:szCs w:val="18"/>
+          <w:lang w:val="en-US"/>
+        </w:rPr>
+        <w:t>date_str, 0) + hours</w:t>
       </w:r>
     </w:p>
     <w:p>
@@ -24564,7 +26857,27 @@
           <w:szCs w:val="18"/>
           <w:lang w:val="en-US"/>
         </w:rPr>
-        <w:t xml:space="preserve">                task_data.append({</w:t>
+        <w:t xml:space="preserve">                task_</w:t>
+      </w:r>
+      <w:proofErr w:type="gramStart"/>
+      <w:r>
+        <w:rPr>
+          <w:rFonts w:ascii="Consolas" w:hAnsi="Consolas"/>
+          <w:sz w:val="18"/>
+          <w:szCs w:val="18"/>
+          <w:lang w:val="en-US"/>
+        </w:rPr>
+        <w:t>data.append</w:t>
+      </w:r>
+      <w:proofErr w:type="gramEnd"/>
+      <w:r>
+        <w:rPr>
+          <w:rFonts w:ascii="Consolas" w:hAnsi="Consolas"/>
+          <w:sz w:val="18"/>
+          <w:szCs w:val="18"/>
+          <w:lang w:val="en-US"/>
+        </w:rPr>
+        <w:t>({</w:t>
       </w:r>
     </w:p>
     <w:p>
@@ -24584,7 +26897,27 @@
           <w:szCs w:val="18"/>
           <w:lang w:val="en-US"/>
         </w:rPr>
-        <w:t xml:space="preserve">                    "№": task.taskId,</w:t>
+        <w:t xml:space="preserve">                    "№": </w:t>
+      </w:r>
+      <w:proofErr w:type="gramStart"/>
+      <w:r>
+        <w:rPr>
+          <w:rFonts w:ascii="Consolas" w:hAnsi="Consolas"/>
+          <w:sz w:val="18"/>
+          <w:szCs w:val="18"/>
+          <w:lang w:val="en-US"/>
+        </w:rPr>
+        <w:t>task.taskId</w:t>
+      </w:r>
+      <w:proofErr w:type="gramEnd"/>
+      <w:r>
+        <w:rPr>
+          <w:rFonts w:ascii="Consolas" w:hAnsi="Consolas"/>
+          <w:sz w:val="18"/>
+          <w:szCs w:val="18"/>
+          <w:lang w:val="en-US"/>
+        </w:rPr>
+        <w:t>,</w:t>
       </w:r>
     </w:p>
     <w:p>
@@ -24675,7 +27008,27 @@
           <w:szCs w:val="18"/>
           <w:lang w:val="en-US"/>
         </w:rPr>
-        <w:t>": task.description or "",</w:t>
+        <w:t xml:space="preserve">": </w:t>
+      </w:r>
+      <w:proofErr w:type="gramStart"/>
+      <w:r>
+        <w:rPr>
+          <w:rFonts w:ascii="Consolas" w:hAnsi="Consolas"/>
+          <w:sz w:val="18"/>
+          <w:szCs w:val="18"/>
+          <w:lang w:val="en-US"/>
+        </w:rPr>
+        <w:t>task.description</w:t>
+      </w:r>
+      <w:proofErr w:type="gramEnd"/>
+      <w:r>
+        <w:rPr>
+          <w:rFonts w:ascii="Consolas" w:hAnsi="Consolas"/>
+          <w:sz w:val="18"/>
+          <w:szCs w:val="18"/>
+          <w:lang w:val="en-US"/>
+        </w:rPr>
+        <w:t xml:space="preserve"> or "",</w:t>
       </w:r>
     </w:p>
     <w:p>
@@ -24729,7 +27082,27 @@
           <w:szCs w:val="18"/>
           <w:lang w:val="en-US"/>
         </w:rPr>
-        <w:t>": task.date.strftime('%d.%m.%Y') if task.date else '',</w:t>
+        <w:t xml:space="preserve">": </w:t>
+      </w:r>
+      <w:proofErr w:type="gramStart"/>
+      <w:r>
+        <w:rPr>
+          <w:rFonts w:ascii="Consolas" w:hAnsi="Consolas"/>
+          <w:sz w:val="18"/>
+          <w:szCs w:val="18"/>
+          <w:lang w:val="en-US"/>
+        </w:rPr>
+        <w:t>task.date</w:t>
+      </w:r>
+      <w:proofErr w:type="gramEnd"/>
+      <w:r>
+        <w:rPr>
+          <w:rFonts w:ascii="Consolas" w:hAnsi="Consolas"/>
+          <w:sz w:val="18"/>
+          <w:szCs w:val="18"/>
+          <w:lang w:val="en-US"/>
+        </w:rPr>
+        <w:t>.strftime('%d.%m.%Y') if task.date else '',</w:t>
       </w:r>
     </w:p>
     <w:p>
@@ -24756,7 +27129,25 @@
           <w:sz w:val="18"/>
           <w:szCs w:val="18"/>
         </w:rPr>
-        <w:t>"Время выполнения (в час)": round(hours, 2)</w:t>
+        <w:t xml:space="preserve">"Время выполнения (в час)": </w:t>
+      </w:r>
+      <w:proofErr w:type="gramStart"/>
+      <w:r>
+        <w:rPr>
+          <w:rFonts w:ascii="Consolas" w:hAnsi="Consolas"/>
+          <w:sz w:val="18"/>
+          <w:szCs w:val="18"/>
+        </w:rPr>
+        <w:t>round(</w:t>
+      </w:r>
+      <w:proofErr w:type="gramEnd"/>
+      <w:r>
+        <w:rPr>
+          <w:rFonts w:ascii="Consolas" w:hAnsi="Consolas"/>
+          <w:sz w:val="18"/>
+          <w:szCs w:val="18"/>
+        </w:rPr>
+        <w:t>hours, 2)</w:t>
       </w:r>
     </w:p>
     <w:p>
@@ -24836,7 +27227,27 @@
           <w:szCs w:val="18"/>
           <w:lang w:val="en-US"/>
         </w:rPr>
-        <w:t xml:space="preserve">        start_date = min(dates).strftime('%d.%m.%Y') if dates else '</w:t>
+        <w:t xml:space="preserve">        start_date = min(dates</w:t>
+      </w:r>
+      <w:proofErr w:type="gramStart"/>
+      <w:r>
+        <w:rPr>
+          <w:rFonts w:ascii="Consolas" w:hAnsi="Consolas"/>
+          <w:sz w:val="18"/>
+          <w:szCs w:val="18"/>
+          <w:lang w:val="en-US"/>
+        </w:rPr>
+        <w:t>).strftime</w:t>
+      </w:r>
+      <w:proofErr w:type="gramEnd"/>
+      <w:r>
+        <w:rPr>
+          <w:rFonts w:ascii="Consolas" w:hAnsi="Consolas"/>
+          <w:sz w:val="18"/>
+          <w:szCs w:val="18"/>
+          <w:lang w:val="en-US"/>
+        </w:rPr>
+        <w:t>('%d.%m.%Y') if dates else '</w:t>
       </w:r>
       <w:r>
         <w:rPr>
@@ -24890,7 +27301,27 @@
           <w:szCs w:val="18"/>
           <w:lang w:val="en-US"/>
         </w:rPr>
-        <w:t xml:space="preserve">        end_date = max(dates).strftime('%d.%m.%Y') if dates else '</w:t>
+        <w:t xml:space="preserve">        end_date = max(dates</w:t>
+      </w:r>
+      <w:proofErr w:type="gramStart"/>
+      <w:r>
+        <w:rPr>
+          <w:rFonts w:ascii="Consolas" w:hAnsi="Consolas"/>
+          <w:sz w:val="18"/>
+          <w:szCs w:val="18"/>
+          <w:lang w:val="en-US"/>
+        </w:rPr>
+        <w:t>).strftime</w:t>
+      </w:r>
+      <w:proofErr w:type="gramEnd"/>
+      <w:r>
+        <w:rPr>
+          <w:rFonts w:ascii="Consolas" w:hAnsi="Consolas"/>
+          <w:sz w:val="18"/>
+          <w:szCs w:val="18"/>
+          <w:lang w:val="en-US"/>
+        </w:rPr>
+        <w:t>('%d.%m.%Y') if dates else '</w:t>
       </w:r>
       <w:r>
         <w:rPr>
@@ -25232,6 +27663,7 @@
         </w:rPr>
         <w:t>dt</w:t>
       </w:r>
+      <w:proofErr w:type="gramStart"/>
       <w:r>
         <w:rPr>
           <w:rFonts w:ascii="Consolas" w:hAnsi="Consolas"/>
@@ -25250,6 +27682,7 @@
         </w:rPr>
         <w:t>days</w:t>
       </w:r>
+      <w:proofErr w:type="gramEnd"/>
       <w:r>
         <w:rPr>
           <w:rFonts w:ascii="Consolas" w:hAnsi="Consolas"/>
@@ -25402,7 +27835,27 @@
           <w:szCs w:val="18"/>
           <w:lang w:val="en-US"/>
         </w:rPr>
-        <w:t xml:space="preserve">            if days % 10 == 1 and days % 100 != 11:</w:t>
+        <w:t xml:space="preserve">            if days % 10 == 1 and days % </w:t>
+      </w:r>
+      <w:proofErr w:type="gramStart"/>
+      <w:r>
+        <w:rPr>
+          <w:rFonts w:ascii="Consolas" w:hAnsi="Consolas"/>
+          <w:sz w:val="18"/>
+          <w:szCs w:val="18"/>
+          <w:lang w:val="en-US"/>
+        </w:rPr>
+        <w:t>100 !</w:t>
+      </w:r>
+      <w:proofErr w:type="gramEnd"/>
+      <w:r>
+        <w:rPr>
+          <w:rFonts w:ascii="Consolas" w:hAnsi="Consolas"/>
+          <w:sz w:val="18"/>
+          <w:szCs w:val="18"/>
+          <w:lang w:val="en-US"/>
+        </w:rPr>
+        <w:t>= 11:</w:t>
       </w:r>
     </w:p>
     <w:p>
@@ -25838,7 +28291,27 @@
           <w:szCs w:val="18"/>
           <w:lang w:val="en-US"/>
         </w:rPr>
-        <w:t xml:space="preserve">        filename = f"pdf_report_{uuid.uuid4().hex}.pdf"</w:t>
+        <w:t xml:space="preserve">        filename = f"pdf_report_{</w:t>
+      </w:r>
+      <w:proofErr w:type="gramStart"/>
+      <w:r>
+        <w:rPr>
+          <w:rFonts w:ascii="Consolas" w:hAnsi="Consolas"/>
+          <w:sz w:val="18"/>
+          <w:szCs w:val="18"/>
+          <w:lang w:val="en-US"/>
+        </w:rPr>
+        <w:t>uuid.uuid</w:t>
+      </w:r>
+      <w:proofErr w:type="gramEnd"/>
+      <w:r>
+        <w:rPr>
+          <w:rFonts w:ascii="Consolas" w:hAnsi="Consolas"/>
+          <w:sz w:val="18"/>
+          <w:szCs w:val="18"/>
+          <w:lang w:val="en-US"/>
+        </w:rPr>
+        <w:t>4().hex}.pdf"</w:t>
       </w:r>
     </w:p>
     <w:p>
@@ -25858,7 +28331,27 @@
           <w:szCs w:val="18"/>
           <w:lang w:val="en-US"/>
         </w:rPr>
-        <w:t xml:space="preserve">        filepath = os.path.join(BUFFER_DIR, filename)</w:t>
+        <w:t xml:space="preserve">        filepath = </w:t>
+      </w:r>
+      <w:proofErr w:type="gramStart"/>
+      <w:r>
+        <w:rPr>
+          <w:rFonts w:ascii="Consolas" w:hAnsi="Consolas"/>
+          <w:sz w:val="18"/>
+          <w:szCs w:val="18"/>
+          <w:lang w:val="en-US"/>
+        </w:rPr>
+        <w:t>os.path</w:t>
+      </w:r>
+      <w:proofErr w:type="gramEnd"/>
+      <w:r>
+        <w:rPr>
+          <w:rFonts w:ascii="Consolas" w:hAnsi="Consolas"/>
+          <w:sz w:val="18"/>
+          <w:szCs w:val="18"/>
+          <w:lang w:val="en-US"/>
+        </w:rPr>
+        <w:t>.join(BUFFER_DIR, filename)</w:t>
       </w:r>
     </w:p>
     <w:p>
@@ -26293,7 +28786,27 @@
           <w:szCs w:val="18"/>
           <w:lang w:val="en-US"/>
         </w:rPr>
-        <w:t xml:space="preserve">                if os.path.exists(font_path):</w:t>
+        <w:t xml:space="preserve">                if </w:t>
+      </w:r>
+      <w:proofErr w:type="gramStart"/>
+      <w:r>
+        <w:rPr>
+          <w:rFonts w:ascii="Consolas" w:hAnsi="Consolas"/>
+          <w:sz w:val="18"/>
+          <w:szCs w:val="18"/>
+          <w:lang w:val="en-US"/>
+        </w:rPr>
+        <w:t>os.path</w:t>
+      </w:r>
+      <w:proofErr w:type="gramEnd"/>
+      <w:r>
+        <w:rPr>
+          <w:rFonts w:ascii="Consolas" w:hAnsi="Consolas"/>
+          <w:sz w:val="18"/>
+          <w:szCs w:val="18"/>
+          <w:lang w:val="en-US"/>
+        </w:rPr>
+        <w:t>.exists(font_path):</w:t>
       </w:r>
     </w:p>
     <w:p>
@@ -26313,7 +28826,27 @@
           <w:szCs w:val="18"/>
           <w:lang w:val="en-US"/>
         </w:rPr>
-        <w:t xml:space="preserve">                    if "bd" in font_path.lower() or "bold" in font_path.lower():</w:t>
+        <w:t xml:space="preserve">                    if "bd" in font_</w:t>
+      </w:r>
+      <w:proofErr w:type="gramStart"/>
+      <w:r>
+        <w:rPr>
+          <w:rFonts w:ascii="Consolas" w:hAnsi="Consolas"/>
+          <w:sz w:val="18"/>
+          <w:szCs w:val="18"/>
+          <w:lang w:val="en-US"/>
+        </w:rPr>
+        <w:t>path.lower</w:t>
+      </w:r>
+      <w:proofErr w:type="gramEnd"/>
+      <w:r>
+        <w:rPr>
+          <w:rFonts w:ascii="Consolas" w:hAnsi="Consolas"/>
+          <w:sz w:val="18"/>
+          <w:szCs w:val="18"/>
+          <w:lang w:val="en-US"/>
+        </w:rPr>
+        <w:t>() or "bold" in font_path.lower():</w:t>
       </w:r>
     </w:p>
     <w:p>
@@ -26333,7 +28866,27 @@
           <w:szCs w:val="18"/>
           <w:lang w:val="en-US"/>
         </w:rPr>
-        <w:t xml:space="preserve">                        pdfmetrics.registerFont(TTFont('Times-Bold', font_path))</w:t>
+        <w:t xml:space="preserve">                        </w:t>
+      </w:r>
+      <w:proofErr w:type="gramStart"/>
+      <w:r>
+        <w:rPr>
+          <w:rFonts w:ascii="Consolas" w:hAnsi="Consolas"/>
+          <w:sz w:val="18"/>
+          <w:szCs w:val="18"/>
+          <w:lang w:val="en-US"/>
+        </w:rPr>
+        <w:t>pdfmetrics.registerFont</w:t>
+      </w:r>
+      <w:proofErr w:type="gramEnd"/>
+      <w:r>
+        <w:rPr>
+          <w:rFonts w:ascii="Consolas" w:hAnsi="Consolas"/>
+          <w:sz w:val="18"/>
+          <w:szCs w:val="18"/>
+          <w:lang w:val="en-US"/>
+        </w:rPr>
+        <w:t>(TTFont('Times-Bold', font_path))</w:t>
       </w:r>
     </w:p>
     <w:p>
@@ -26393,7 +28946,27 @@
           <w:szCs w:val="18"/>
           <w:lang w:val="en-US"/>
         </w:rPr>
-        <w:t xml:space="preserve">                        pdfmetrics.registerFont(TTFont('Times-Roman', font_path))</w:t>
+        <w:t xml:space="preserve">                        </w:t>
+      </w:r>
+      <w:proofErr w:type="gramStart"/>
+      <w:r>
+        <w:rPr>
+          <w:rFonts w:ascii="Consolas" w:hAnsi="Consolas"/>
+          <w:sz w:val="18"/>
+          <w:szCs w:val="18"/>
+          <w:lang w:val="en-US"/>
+        </w:rPr>
+        <w:t>pdfmetrics.registerFont</w:t>
+      </w:r>
+      <w:proofErr w:type="gramEnd"/>
+      <w:r>
+        <w:rPr>
+          <w:rFonts w:ascii="Consolas" w:hAnsi="Consolas"/>
+          <w:sz w:val="18"/>
+          <w:szCs w:val="18"/>
+          <w:lang w:val="en-US"/>
+        </w:rPr>
+        <w:t>(TTFont('Times-Roman', font_path))</w:t>
       </w:r>
     </w:p>
     <w:p>
@@ -26496,7 +29069,27 @@
           <w:szCs w:val="18"/>
           <w:lang w:val="en-US"/>
         </w:rPr>
-        <w:t xml:space="preserve">                if os.path.exists("static/ttf/DejaVoSans.ttf"):</w:t>
+        <w:t xml:space="preserve">                if </w:t>
+      </w:r>
+      <w:proofErr w:type="gramStart"/>
+      <w:r>
+        <w:rPr>
+          <w:rFonts w:ascii="Consolas" w:hAnsi="Consolas"/>
+          <w:sz w:val="18"/>
+          <w:szCs w:val="18"/>
+          <w:lang w:val="en-US"/>
+        </w:rPr>
+        <w:t>os.path</w:t>
+      </w:r>
+      <w:proofErr w:type="gramEnd"/>
+      <w:r>
+        <w:rPr>
+          <w:rFonts w:ascii="Consolas" w:hAnsi="Consolas"/>
+          <w:sz w:val="18"/>
+          <w:szCs w:val="18"/>
+          <w:lang w:val="en-US"/>
+        </w:rPr>
+        <w:t>.exists("static/ttf/DejaVoSans.ttf"):</w:t>
       </w:r>
     </w:p>
     <w:p>
@@ -26516,7 +29109,27 @@
           <w:szCs w:val="18"/>
           <w:lang w:val="en-US"/>
         </w:rPr>
-        <w:t xml:space="preserve">                    pdfmetrics.registerFont(TTFont('Times-Roman', "static/ttf/DejaVoSans.ttf"))</w:t>
+        <w:t xml:space="preserve">                    </w:t>
+      </w:r>
+      <w:proofErr w:type="gramStart"/>
+      <w:r>
+        <w:rPr>
+          <w:rFonts w:ascii="Consolas" w:hAnsi="Consolas"/>
+          <w:sz w:val="18"/>
+          <w:szCs w:val="18"/>
+          <w:lang w:val="en-US"/>
+        </w:rPr>
+        <w:t>pdfmetrics.registerFont</w:t>
+      </w:r>
+      <w:proofErr w:type="gramEnd"/>
+      <w:r>
+        <w:rPr>
+          <w:rFonts w:ascii="Consolas" w:hAnsi="Consolas"/>
+          <w:sz w:val="18"/>
+          <w:szCs w:val="18"/>
+          <w:lang w:val="en-US"/>
+        </w:rPr>
+        <w:t>(TTFont('Times-Roman', "static/ttf/DejaVoSans.ttf"))</w:t>
       </w:r>
     </w:p>
     <w:p>
@@ -26588,7 +29201,27 @@
           <w:szCs w:val="18"/>
           <w:lang w:val="en-US"/>
         </w:rPr>
-        <w:t xml:space="preserve">                if os.path.exists("static/ttf/DejaVoSans-Bold.ttf"):</w:t>
+        <w:t xml:space="preserve">                if </w:t>
+      </w:r>
+      <w:proofErr w:type="gramStart"/>
+      <w:r>
+        <w:rPr>
+          <w:rFonts w:ascii="Consolas" w:hAnsi="Consolas"/>
+          <w:sz w:val="18"/>
+          <w:szCs w:val="18"/>
+          <w:lang w:val="en-US"/>
+        </w:rPr>
+        <w:t>os.path</w:t>
+      </w:r>
+      <w:proofErr w:type="gramEnd"/>
+      <w:r>
+        <w:rPr>
+          <w:rFonts w:ascii="Consolas" w:hAnsi="Consolas"/>
+          <w:sz w:val="18"/>
+          <w:szCs w:val="18"/>
+          <w:lang w:val="en-US"/>
+        </w:rPr>
+        <w:t>.exists("static/ttf/DejaVoSans-Bold.ttf"):</w:t>
       </w:r>
     </w:p>
     <w:p>
@@ -26608,7 +29241,27 @@
           <w:szCs w:val="18"/>
           <w:lang w:val="en-US"/>
         </w:rPr>
-        <w:t xml:space="preserve">                    pdfmetrics.registerFont(TTFont('Times-Bold', "static/ttf/DejaVoSans-Bold.ttf"))</w:t>
+        <w:t xml:space="preserve">                    </w:t>
+      </w:r>
+      <w:proofErr w:type="gramStart"/>
+      <w:r>
+        <w:rPr>
+          <w:rFonts w:ascii="Consolas" w:hAnsi="Consolas"/>
+          <w:sz w:val="18"/>
+          <w:szCs w:val="18"/>
+          <w:lang w:val="en-US"/>
+        </w:rPr>
+        <w:t>pdfmetrics.registerFont</w:t>
+      </w:r>
+      <w:proofErr w:type="gramEnd"/>
+      <w:r>
+        <w:rPr>
+          <w:rFonts w:ascii="Consolas" w:hAnsi="Consolas"/>
+          <w:sz w:val="18"/>
+          <w:szCs w:val="18"/>
+          <w:lang w:val="en-US"/>
+        </w:rPr>
+        <w:t>(TTFont('Times-Bold', "static/ttf/DejaVoSans-Bold.ttf"))</w:t>
       </w:r>
     </w:p>
     <w:p>
@@ -26680,13 +29333,23 @@
         </w:rPr>
         <w:t xml:space="preserve">            </w:t>
       </w:r>
-      <w:r>
-        <w:rPr>
-          <w:rFonts w:ascii="Consolas" w:hAnsi="Consolas"/>
-          <w:sz w:val="18"/>
-          <w:szCs w:val="18"/>
-        </w:rPr>
-        <w:t>print(f"Ошибка регистрации шрифтов: {e}")</w:t>
+      <w:proofErr w:type="gramStart"/>
+      <w:r>
+        <w:rPr>
+          <w:rFonts w:ascii="Consolas" w:hAnsi="Consolas"/>
+          <w:sz w:val="18"/>
+          <w:szCs w:val="18"/>
+        </w:rPr>
+        <w:t>print(</w:t>
+      </w:r>
+      <w:proofErr w:type="gramEnd"/>
+      <w:r>
+        <w:rPr>
+          <w:rFonts w:ascii="Consolas" w:hAnsi="Consolas"/>
+          <w:sz w:val="18"/>
+          <w:szCs w:val="18"/>
+        </w:rPr>
+        <w:t>f"Ошибка регистрации шрифтов: {e}")</w:t>
       </w:r>
     </w:p>
     <w:p>
@@ -26769,7 +29432,27 @@
           <w:szCs w:val="18"/>
           <w:lang w:val="en-US"/>
         </w:rPr>
-        <w:t xml:space="preserve">        doc = SimpleDocTemplate(filepath, pagesize=A4,</w:t>
+        <w:t xml:space="preserve">        doc = </w:t>
+      </w:r>
+      <w:proofErr w:type="gramStart"/>
+      <w:r>
+        <w:rPr>
+          <w:rFonts w:ascii="Consolas" w:hAnsi="Consolas"/>
+          <w:sz w:val="18"/>
+          <w:szCs w:val="18"/>
+          <w:lang w:val="en-US"/>
+        </w:rPr>
+        <w:t>SimpleDocTemplate(</w:t>
+      </w:r>
+      <w:proofErr w:type="gramEnd"/>
+      <w:r>
+        <w:rPr>
+          <w:rFonts w:ascii="Consolas" w:hAnsi="Consolas"/>
+          <w:sz w:val="18"/>
+          <w:szCs w:val="18"/>
+          <w:lang w:val="en-US"/>
+        </w:rPr>
+        <w:t>filepath, pagesize=A4,</w:t>
       </w:r>
     </w:p>
     <w:p>
@@ -26849,7 +29532,27 @@
           <w:szCs w:val="18"/>
           <w:lang w:val="en-US"/>
         </w:rPr>
-        <w:t xml:space="preserve">        styles = getSampleStyleSheet()</w:t>
+        <w:t xml:space="preserve">        styles = </w:t>
+      </w:r>
+      <w:proofErr w:type="gramStart"/>
+      <w:r>
+        <w:rPr>
+          <w:rFonts w:ascii="Consolas" w:hAnsi="Consolas"/>
+          <w:sz w:val="18"/>
+          <w:szCs w:val="18"/>
+          <w:lang w:val="en-US"/>
+        </w:rPr>
+        <w:t>getSampleStyleSheet(</w:t>
+      </w:r>
+      <w:proofErr w:type="gramEnd"/>
+      <w:r>
+        <w:rPr>
+          <w:rFonts w:ascii="Consolas" w:hAnsi="Consolas"/>
+          <w:sz w:val="18"/>
+          <w:szCs w:val="18"/>
+          <w:lang w:val="en-US"/>
+        </w:rPr>
+        <w:t>)</w:t>
       </w:r>
     </w:p>
     <w:p>
@@ -27043,7 +29746,25 @@
           <w:sz w:val="18"/>
           <w:szCs w:val="18"/>
         </w:rPr>
-        <w:t>line_height = 14 * 1.15  # 1.15 межстрочный интервал</w:t>
+        <w:t xml:space="preserve">line_height = 14 * </w:t>
+      </w:r>
+      <w:proofErr w:type="gramStart"/>
+      <w:r>
+        <w:rPr>
+          <w:rFonts w:ascii="Consolas" w:hAnsi="Consolas"/>
+          <w:sz w:val="18"/>
+          <w:szCs w:val="18"/>
+        </w:rPr>
+        <w:t>1.15  #</w:t>
+      </w:r>
+      <w:proofErr w:type="gramEnd"/>
+      <w:r>
+        <w:rPr>
+          <w:rFonts w:ascii="Consolas" w:hAnsi="Consolas"/>
+          <w:sz w:val="18"/>
+          <w:szCs w:val="18"/>
+        </w:rPr>
+        <w:t xml:space="preserve"> 1.15 межстрочный интервал</w:t>
       </w:r>
     </w:p>
     <w:p>
@@ -27099,8 +29820,19 @@
           <w:szCs w:val="18"/>
           <w:lang w:val="en-US"/>
         </w:rPr>
-        <w:t>title_style = ParagraphStyle(</w:t>
-      </w:r>
+        <w:t xml:space="preserve">title_style = </w:t>
+      </w:r>
+      <w:proofErr w:type="gramStart"/>
+      <w:r>
+        <w:rPr>
+          <w:rFonts w:ascii="Consolas" w:hAnsi="Consolas"/>
+          <w:sz w:val="18"/>
+          <w:szCs w:val="18"/>
+          <w:lang w:val="en-US"/>
+        </w:rPr>
+        <w:t>ParagraphStyle(</w:t>
+      </w:r>
+      <w:proofErr w:type="gramEnd"/>
     </w:p>
     <w:p>
       <w:pPr>
@@ -27239,7 +29971,27 @@
           <w:szCs w:val="18"/>
           <w:lang w:val="en-US"/>
         </w:rPr>
-        <w:t xml:space="preserve">                alignment=1,  # CENTER</w:t>
+        <w:t xml:space="preserve">                alignment=</w:t>
+      </w:r>
+      <w:proofErr w:type="gramStart"/>
+      <w:r>
+        <w:rPr>
+          <w:rFonts w:ascii="Consolas" w:hAnsi="Consolas"/>
+          <w:sz w:val="18"/>
+          <w:szCs w:val="18"/>
+          <w:lang w:val="en-US"/>
+        </w:rPr>
+        <w:t>1,  #</w:t>
+      </w:r>
+      <w:proofErr w:type="gramEnd"/>
+      <w:r>
+        <w:rPr>
+          <w:rFonts w:ascii="Consolas" w:hAnsi="Consolas"/>
+          <w:sz w:val="18"/>
+          <w:szCs w:val="18"/>
+          <w:lang w:val="en-US"/>
+        </w:rPr>
+        <w:t xml:space="preserve"> CENTER</w:t>
       </w:r>
     </w:p>
     <w:p>
@@ -27299,8 +30051,19 @@
           <w:szCs w:val="18"/>
           <w:lang w:val="en-US"/>
         </w:rPr>
-        <w:t xml:space="preserve">            header_left_style = ParagraphStyle(</w:t>
-      </w:r>
+        <w:t xml:space="preserve">            header_left_style = </w:t>
+      </w:r>
+      <w:proofErr w:type="gramStart"/>
+      <w:r>
+        <w:rPr>
+          <w:rFonts w:ascii="Consolas" w:hAnsi="Consolas"/>
+          <w:sz w:val="18"/>
+          <w:szCs w:val="18"/>
+          <w:lang w:val="en-US"/>
+        </w:rPr>
+        <w:t>ParagraphStyle(</w:t>
+      </w:r>
+      <w:proofErr w:type="gramEnd"/>
     </w:p>
     <w:p>
       <w:pPr>
@@ -27439,7 +30202,27 @@
           <w:szCs w:val="18"/>
           <w:lang w:val="en-US"/>
         </w:rPr>
-        <w:t xml:space="preserve">                alignment=0  # LEFT</w:t>
+        <w:t xml:space="preserve">                alignment=</w:t>
+      </w:r>
+      <w:proofErr w:type="gramStart"/>
+      <w:r>
+        <w:rPr>
+          <w:rFonts w:ascii="Consolas" w:hAnsi="Consolas"/>
+          <w:sz w:val="18"/>
+          <w:szCs w:val="18"/>
+          <w:lang w:val="en-US"/>
+        </w:rPr>
+        <w:t>0  #</w:t>
+      </w:r>
+      <w:proofErr w:type="gramEnd"/>
+      <w:r>
+        <w:rPr>
+          <w:rFonts w:ascii="Consolas" w:hAnsi="Consolas"/>
+          <w:sz w:val="18"/>
+          <w:szCs w:val="18"/>
+          <w:lang w:val="en-US"/>
+        </w:rPr>
+        <w:t xml:space="preserve"> LEFT</w:t>
       </w:r>
     </w:p>
     <w:p>
@@ -27479,8 +30262,19 @@
           <w:szCs w:val="18"/>
           <w:lang w:val="en-US"/>
         </w:rPr>
-        <w:t xml:space="preserve">            header_right_style = ParagraphStyle(</w:t>
-      </w:r>
+        <w:t xml:space="preserve">            header_right_style = </w:t>
+      </w:r>
+      <w:proofErr w:type="gramStart"/>
+      <w:r>
+        <w:rPr>
+          <w:rFonts w:ascii="Consolas" w:hAnsi="Consolas"/>
+          <w:sz w:val="18"/>
+          <w:szCs w:val="18"/>
+          <w:lang w:val="en-US"/>
+        </w:rPr>
+        <w:t>ParagraphStyle(</w:t>
+      </w:r>
+      <w:proofErr w:type="gramEnd"/>
     </w:p>
     <w:p>
       <w:pPr>
@@ -27619,7 +30413,27 @@
           <w:szCs w:val="18"/>
           <w:lang w:val="en-US"/>
         </w:rPr>
-        <w:t xml:space="preserve">                alignment=2  # RIGHT</w:t>
+        <w:t xml:space="preserve">                alignment=</w:t>
+      </w:r>
+      <w:proofErr w:type="gramStart"/>
+      <w:r>
+        <w:rPr>
+          <w:rFonts w:ascii="Consolas" w:hAnsi="Consolas"/>
+          <w:sz w:val="18"/>
+          <w:szCs w:val="18"/>
+          <w:lang w:val="en-US"/>
+        </w:rPr>
+        <w:t>2  #</w:t>
+      </w:r>
+      <w:proofErr w:type="gramEnd"/>
+      <w:r>
+        <w:rPr>
+          <w:rFonts w:ascii="Consolas" w:hAnsi="Consolas"/>
+          <w:sz w:val="18"/>
+          <w:szCs w:val="18"/>
+          <w:lang w:val="en-US"/>
+        </w:rPr>
+        <w:t xml:space="preserve"> RIGHT</w:t>
       </w:r>
     </w:p>
     <w:p>
@@ -27659,8 +30473,19 @@
           <w:szCs w:val="18"/>
           <w:lang w:val="en-US"/>
         </w:rPr>
-        <w:t xml:space="preserve">            header_bold_style = ParagraphStyle(</w:t>
-      </w:r>
+        <w:t xml:space="preserve">            header_bold_style = </w:t>
+      </w:r>
+      <w:proofErr w:type="gramStart"/>
+      <w:r>
+        <w:rPr>
+          <w:rFonts w:ascii="Consolas" w:hAnsi="Consolas"/>
+          <w:sz w:val="18"/>
+          <w:szCs w:val="18"/>
+          <w:lang w:val="en-US"/>
+        </w:rPr>
+        <w:t>ParagraphStyle(</w:t>
+      </w:r>
+      <w:proofErr w:type="gramEnd"/>
     </w:p>
     <w:p>
       <w:pPr>
@@ -27819,8 +30644,19 @@
           <w:szCs w:val="18"/>
           <w:lang w:val="en-US"/>
         </w:rPr>
-        <w:t xml:space="preserve">            normal_style = ParagraphStyle(</w:t>
-      </w:r>
+        <w:t xml:space="preserve">            normal_style = </w:t>
+      </w:r>
+      <w:proofErr w:type="gramStart"/>
+      <w:r>
+        <w:rPr>
+          <w:rFonts w:ascii="Consolas" w:hAnsi="Consolas"/>
+          <w:sz w:val="18"/>
+          <w:szCs w:val="18"/>
+          <w:lang w:val="en-US"/>
+        </w:rPr>
+        <w:t>ParagraphStyle(</w:t>
+      </w:r>
+      <w:proofErr w:type="gramEnd"/>
     </w:p>
     <w:p>
       <w:pPr>
@@ -27980,8 +30816,19 @@
           <w:szCs w:val="18"/>
           <w:lang w:val="en-US"/>
         </w:rPr>
-        <w:t xml:space="preserve">            table_header_style = ParagraphStyle(</w:t>
-      </w:r>
+        <w:t xml:space="preserve">            table_header_style = </w:t>
+      </w:r>
+      <w:proofErr w:type="gramStart"/>
+      <w:r>
+        <w:rPr>
+          <w:rFonts w:ascii="Consolas" w:hAnsi="Consolas"/>
+          <w:sz w:val="18"/>
+          <w:szCs w:val="18"/>
+          <w:lang w:val="en-US"/>
+        </w:rPr>
+        <w:t>ParagraphStyle(</w:t>
+      </w:r>
+      <w:proofErr w:type="gramEnd"/>
     </w:p>
     <w:p>
       <w:pPr>
@@ -28100,7 +30947,27 @@
           <w:szCs w:val="18"/>
           <w:lang w:val="en-US"/>
         </w:rPr>
-        <w:t xml:space="preserve">                alignment=1  # CENTER</w:t>
+        <w:t xml:space="preserve">                alignment=</w:t>
+      </w:r>
+      <w:proofErr w:type="gramStart"/>
+      <w:r>
+        <w:rPr>
+          <w:rFonts w:ascii="Consolas" w:hAnsi="Consolas"/>
+          <w:sz w:val="18"/>
+          <w:szCs w:val="18"/>
+          <w:lang w:val="en-US"/>
+        </w:rPr>
+        <w:t>1  #</w:t>
+      </w:r>
+      <w:proofErr w:type="gramEnd"/>
+      <w:r>
+        <w:rPr>
+          <w:rFonts w:ascii="Consolas" w:hAnsi="Consolas"/>
+          <w:sz w:val="18"/>
+          <w:szCs w:val="18"/>
+          <w:lang w:val="en-US"/>
+        </w:rPr>
+        <w:t xml:space="preserve"> CENTER</w:t>
       </w:r>
     </w:p>
     <w:p>
@@ -28140,8 +31007,19 @@
           <w:szCs w:val="18"/>
           <w:lang w:val="en-US"/>
         </w:rPr>
-        <w:t xml:space="preserve">            table_data_style = ParagraphStyle(</w:t>
-      </w:r>
+        <w:t xml:space="preserve">            table_data_style = </w:t>
+      </w:r>
+      <w:proofErr w:type="gramStart"/>
+      <w:r>
+        <w:rPr>
+          <w:rFonts w:ascii="Consolas" w:hAnsi="Consolas"/>
+          <w:sz w:val="18"/>
+          <w:szCs w:val="18"/>
+          <w:lang w:val="en-US"/>
+        </w:rPr>
+        <w:t>ParagraphStyle(</w:t>
+      </w:r>
+      <w:proofErr w:type="gramEnd"/>
     </w:p>
     <w:p>
       <w:pPr>
@@ -28280,8 +31158,19 @@
           <w:szCs w:val="18"/>
           <w:lang w:val="en-US"/>
         </w:rPr>
-        <w:t xml:space="preserve">            signature_style = ParagraphStyle(</w:t>
-      </w:r>
+        <w:t xml:space="preserve">            signature_style = </w:t>
+      </w:r>
+      <w:proofErr w:type="gramStart"/>
+      <w:r>
+        <w:rPr>
+          <w:rFonts w:ascii="Consolas" w:hAnsi="Consolas"/>
+          <w:sz w:val="18"/>
+          <w:szCs w:val="18"/>
+          <w:lang w:val="en-US"/>
+        </w:rPr>
+        <w:t>ParagraphStyle(</w:t>
+      </w:r>
+      <w:proofErr w:type="gramEnd"/>
     </w:p>
     <w:p>
       <w:pPr>
@@ -28400,7 +31289,27 @@
           <w:szCs w:val="18"/>
           <w:lang w:val="en-US"/>
         </w:rPr>
-        <w:t xml:space="preserve">                alignment=2,  # RIGHT</w:t>
+        <w:t xml:space="preserve">                alignment=</w:t>
+      </w:r>
+      <w:proofErr w:type="gramStart"/>
+      <w:r>
+        <w:rPr>
+          <w:rFonts w:ascii="Consolas" w:hAnsi="Consolas"/>
+          <w:sz w:val="18"/>
+          <w:szCs w:val="18"/>
+          <w:lang w:val="en-US"/>
+        </w:rPr>
+        <w:t>2,  #</w:t>
+      </w:r>
+      <w:proofErr w:type="gramEnd"/>
+      <w:r>
+        <w:rPr>
+          <w:rFonts w:ascii="Consolas" w:hAnsi="Consolas"/>
+          <w:sz w:val="18"/>
+          <w:szCs w:val="18"/>
+          <w:lang w:val="en-US"/>
+        </w:rPr>
+        <w:t xml:space="preserve"> RIGHT</w:t>
       </w:r>
     </w:p>
     <w:p>
@@ -28517,8 +31426,19 @@
           <w:szCs w:val="18"/>
           <w:lang w:val="en-US"/>
         </w:rPr>
-        <w:t>title_style = ParagraphStyle(</w:t>
-      </w:r>
+        <w:t xml:space="preserve">title_style = </w:t>
+      </w:r>
+      <w:proofErr w:type="gramStart"/>
+      <w:r>
+        <w:rPr>
+          <w:rFonts w:ascii="Consolas" w:hAnsi="Consolas"/>
+          <w:sz w:val="18"/>
+          <w:szCs w:val="18"/>
+          <w:lang w:val="en-US"/>
+        </w:rPr>
+        <w:t>ParagraphStyle(</w:t>
+      </w:r>
+      <w:proofErr w:type="gramEnd"/>
     </w:p>
     <w:p>
       <w:pPr>
@@ -28697,8 +31617,19 @@
           <w:szCs w:val="18"/>
           <w:lang w:val="en-US"/>
         </w:rPr>
-        <w:t xml:space="preserve">            header_left_style = ParagraphStyle(</w:t>
-      </w:r>
+        <w:t xml:space="preserve">            header_left_style = </w:t>
+      </w:r>
+      <w:proofErr w:type="gramStart"/>
+      <w:r>
+        <w:rPr>
+          <w:rFonts w:ascii="Consolas" w:hAnsi="Consolas"/>
+          <w:sz w:val="18"/>
+          <w:szCs w:val="18"/>
+          <w:lang w:val="en-US"/>
+        </w:rPr>
+        <w:t>ParagraphStyle(</w:t>
+      </w:r>
+      <w:proofErr w:type="gramEnd"/>
     </w:p>
     <w:p>
       <w:pPr>
@@ -28857,8 +31788,19 @@
           <w:szCs w:val="18"/>
           <w:lang w:val="en-US"/>
         </w:rPr>
-        <w:t xml:space="preserve">            header_right_style = ParagraphStyle(</w:t>
-      </w:r>
+        <w:t xml:space="preserve">            header_right_style = </w:t>
+      </w:r>
+      <w:proofErr w:type="gramStart"/>
+      <w:r>
+        <w:rPr>
+          <w:rFonts w:ascii="Consolas" w:hAnsi="Consolas"/>
+          <w:sz w:val="18"/>
+          <w:szCs w:val="18"/>
+          <w:lang w:val="en-US"/>
+        </w:rPr>
+        <w:t>ParagraphStyle(</w:t>
+      </w:r>
+      <w:proofErr w:type="gramEnd"/>
     </w:p>
     <w:p>
       <w:pPr>
@@ -29017,8 +31959,19 @@
           <w:szCs w:val="18"/>
           <w:lang w:val="en-US"/>
         </w:rPr>
-        <w:t xml:space="preserve">            header_bold_style = ParagraphStyle(</w:t>
-      </w:r>
+        <w:t xml:space="preserve">            header_bold_style = </w:t>
+      </w:r>
+      <w:proofErr w:type="gramStart"/>
+      <w:r>
+        <w:rPr>
+          <w:rFonts w:ascii="Consolas" w:hAnsi="Consolas"/>
+          <w:sz w:val="18"/>
+          <w:szCs w:val="18"/>
+          <w:lang w:val="en-US"/>
+        </w:rPr>
+        <w:t>ParagraphStyle(</w:t>
+      </w:r>
+      <w:proofErr w:type="gramEnd"/>
     </w:p>
     <w:p>
       <w:pPr>
@@ -29157,8 +32110,19 @@
           <w:szCs w:val="18"/>
           <w:lang w:val="en-US"/>
         </w:rPr>
-        <w:t xml:space="preserve">            normal_style = ParagraphStyle(</w:t>
-      </w:r>
+        <w:t xml:space="preserve">            normal_style = </w:t>
+      </w:r>
+      <w:proofErr w:type="gramStart"/>
+      <w:r>
+        <w:rPr>
+          <w:rFonts w:ascii="Consolas" w:hAnsi="Consolas"/>
+          <w:sz w:val="18"/>
+          <w:szCs w:val="18"/>
+          <w:lang w:val="en-US"/>
+        </w:rPr>
+        <w:t>ParagraphStyle(</w:t>
+      </w:r>
+      <w:proofErr w:type="gramEnd"/>
     </w:p>
     <w:p>
       <w:pPr>
@@ -29298,8 +32262,19 @@
           <w:szCs w:val="18"/>
           <w:lang w:val="en-US"/>
         </w:rPr>
-        <w:t xml:space="preserve">            table_header_style = ParagraphStyle(</w:t>
-      </w:r>
+        <w:t xml:space="preserve">            table_header_style = </w:t>
+      </w:r>
+      <w:proofErr w:type="gramStart"/>
+      <w:r>
+        <w:rPr>
+          <w:rFonts w:ascii="Consolas" w:hAnsi="Consolas"/>
+          <w:sz w:val="18"/>
+          <w:szCs w:val="18"/>
+          <w:lang w:val="en-US"/>
+        </w:rPr>
+        <w:t>ParagraphStyle(</w:t>
+      </w:r>
+      <w:proofErr w:type="gramEnd"/>
     </w:p>
     <w:p>
       <w:pPr>
@@ -29438,8 +32413,19 @@
           <w:szCs w:val="18"/>
           <w:lang w:val="en-US"/>
         </w:rPr>
-        <w:t xml:space="preserve">            table_data_style = ParagraphStyle(</w:t>
-      </w:r>
+        <w:t xml:space="preserve">            table_data_style = </w:t>
+      </w:r>
+      <w:proofErr w:type="gramStart"/>
+      <w:r>
+        <w:rPr>
+          <w:rFonts w:ascii="Consolas" w:hAnsi="Consolas"/>
+          <w:sz w:val="18"/>
+          <w:szCs w:val="18"/>
+          <w:lang w:val="en-US"/>
+        </w:rPr>
+        <w:t>ParagraphStyle(</w:t>
+      </w:r>
+      <w:proofErr w:type="gramEnd"/>
     </w:p>
     <w:p>
       <w:pPr>
@@ -29558,8 +32544,19 @@
           <w:szCs w:val="18"/>
           <w:lang w:val="en-US"/>
         </w:rPr>
-        <w:t xml:space="preserve">            signature_style = ParagraphStyle(</w:t>
-      </w:r>
+        <w:t xml:space="preserve">            signature_style = </w:t>
+      </w:r>
+      <w:proofErr w:type="gramStart"/>
+      <w:r>
+        <w:rPr>
+          <w:rFonts w:ascii="Consolas" w:hAnsi="Consolas"/>
+          <w:sz w:val="18"/>
+          <w:szCs w:val="18"/>
+          <w:lang w:val="en-US"/>
+        </w:rPr>
+        <w:t>ParagraphStyle(</w:t>
+      </w:r>
+      <w:proofErr w:type="gramEnd"/>
     </w:p>
     <w:p>
       <w:pPr>
@@ -29879,7 +32876,25 @@
           <w:sz w:val="18"/>
           <w:szCs w:val="18"/>
         </w:rPr>
-        <w:t xml:space="preserve">                Paragraph('ООО "1C:Максималист"&lt;br/&gt;Адрес:&lt;br/&gt;г.Москва, проспект Мира, д.126&lt;br/&gt;ИНН 2332543567',</w:t>
+        <w:t xml:space="preserve">                </w:t>
+      </w:r>
+      <w:proofErr w:type="gramStart"/>
+      <w:r>
+        <w:rPr>
+          <w:rFonts w:ascii="Consolas" w:hAnsi="Consolas"/>
+          <w:sz w:val="18"/>
+          <w:szCs w:val="18"/>
+        </w:rPr>
+        <w:t>Paragraph(</w:t>
+      </w:r>
+      <w:proofErr w:type="gramEnd"/>
+      <w:r>
+        <w:rPr>
+          <w:rFonts w:ascii="Consolas" w:hAnsi="Consolas"/>
+          <w:sz w:val="18"/>
+          <w:szCs w:val="18"/>
+        </w:rPr>
+        <w:t>'ООО "1C:Максималист"&lt;br/&gt;Адрес:&lt;br/&gt;г.Москва, проспект Мира, д.126&lt;br/&gt;ИНН 2332543567',</w:t>
       </w:r>
     </w:p>
     <w:p>
@@ -29933,8 +32948,18 @@
           <w:sz w:val="18"/>
           <w:szCs w:val="18"/>
         </w:rPr>
-        <w:t xml:space="preserve">                Paragraph(</w:t>
-      </w:r>
+        <w:t xml:space="preserve">                </w:t>
+      </w:r>
+      <w:proofErr w:type="gramStart"/>
+      <w:r>
+        <w:rPr>
+          <w:rFonts w:ascii="Consolas" w:hAnsi="Consolas"/>
+          <w:sz w:val="18"/>
+          <w:szCs w:val="18"/>
+        </w:rPr>
+        <w:t>Paragraph(</w:t>
+      </w:r>
+      <w:proofErr w:type="gramEnd"/>
     </w:p>
     <w:p>
       <w:pPr>
@@ -29951,7 +32976,25 @@
           <w:sz w:val="18"/>
           <w:szCs w:val="18"/>
         </w:rPr>
-        <w:t xml:space="preserve">                    'УТВЕРЖДАЮ&lt;br/&gt;Руководитель подразделения&lt;br/&gt;_____________ / Шувалов.С.Н&lt;br/&gt;от «__» ___________ 20__ г.',</w:t>
+        <w:t xml:space="preserve">                    'УТВЕРЖДАЮ&lt;br</w:t>
+      </w:r>
+      <w:proofErr w:type="gramStart"/>
+      <w:r>
+        <w:rPr>
+          <w:rFonts w:ascii="Consolas" w:hAnsi="Consolas"/>
+          <w:sz w:val="18"/>
+          <w:szCs w:val="18"/>
+        </w:rPr>
+        <w:t>/&gt;Руководитель</w:t>
+      </w:r>
+      <w:proofErr w:type="gramEnd"/>
+      <w:r>
+        <w:rPr>
+          <w:rFonts w:ascii="Consolas" w:hAnsi="Consolas"/>
+          <w:sz w:val="18"/>
+          <w:szCs w:val="18"/>
+        </w:rPr>
+        <w:t xml:space="preserve"> подразделения&lt;br/&gt;_____________ / Шувалов.С.Н&lt;br/&gt;от «__» ___________ 20__ г.',</w:t>
       </w:r>
     </w:p>
     <w:p>
@@ -30050,7 +33093,27 @@
           <w:szCs w:val="18"/>
           <w:lang w:val="en-US"/>
         </w:rPr>
-        <w:t xml:space="preserve">        header_table = Table(header_data, colWidths=[10 * cm, 10 * cm])</w:t>
+        <w:t xml:space="preserve">        header_table = </w:t>
+      </w:r>
+      <w:proofErr w:type="gramStart"/>
+      <w:r>
+        <w:rPr>
+          <w:rFonts w:ascii="Consolas" w:hAnsi="Consolas"/>
+          <w:sz w:val="18"/>
+          <w:szCs w:val="18"/>
+          <w:lang w:val="en-US"/>
+        </w:rPr>
+        <w:t>Table(</w:t>
+      </w:r>
+      <w:proofErr w:type="gramEnd"/>
+      <w:r>
+        <w:rPr>
+          <w:rFonts w:ascii="Consolas" w:hAnsi="Consolas"/>
+          <w:sz w:val="18"/>
+          <w:szCs w:val="18"/>
+          <w:lang w:val="en-US"/>
+        </w:rPr>
+        <w:t>header_data, colWidths=[10 * cm, 10 * cm])</w:t>
       </w:r>
     </w:p>
     <w:p>
@@ -30070,7 +33133,27 @@
           <w:szCs w:val="18"/>
           <w:lang w:val="en-US"/>
         </w:rPr>
-        <w:t xml:space="preserve">        header_table.setStyle(TableStyle([</w:t>
+        <w:t xml:space="preserve">        header_</w:t>
+      </w:r>
+      <w:proofErr w:type="gramStart"/>
+      <w:r>
+        <w:rPr>
+          <w:rFonts w:ascii="Consolas" w:hAnsi="Consolas"/>
+          <w:sz w:val="18"/>
+          <w:szCs w:val="18"/>
+          <w:lang w:val="en-US"/>
+        </w:rPr>
+        <w:t>table.setStyle</w:t>
+      </w:r>
+      <w:proofErr w:type="gramEnd"/>
+      <w:r>
+        <w:rPr>
+          <w:rFonts w:ascii="Consolas" w:hAnsi="Consolas"/>
+          <w:sz w:val="18"/>
+          <w:szCs w:val="18"/>
+          <w:lang w:val="en-US"/>
+        </w:rPr>
+        <w:t>(TableStyle([</w:t>
       </w:r>
     </w:p>
     <w:p>
@@ -30130,7 +33213,27 @@
           <w:szCs w:val="18"/>
           <w:lang w:val="en-US"/>
         </w:rPr>
-        <w:t xml:space="preserve">        elements.append(header_table)</w:t>
+        <w:t xml:space="preserve">        </w:t>
+      </w:r>
+      <w:proofErr w:type="gramStart"/>
+      <w:r>
+        <w:rPr>
+          <w:rFonts w:ascii="Consolas" w:hAnsi="Consolas"/>
+          <w:sz w:val="18"/>
+          <w:szCs w:val="18"/>
+          <w:lang w:val="en-US"/>
+        </w:rPr>
+        <w:t>elements.append</w:t>
+      </w:r>
+      <w:proofErr w:type="gramEnd"/>
+      <w:r>
+        <w:rPr>
+          <w:rFonts w:ascii="Consolas" w:hAnsi="Consolas"/>
+          <w:sz w:val="18"/>
+          <w:szCs w:val="18"/>
+          <w:lang w:val="en-US"/>
+        </w:rPr>
+        <w:t>(header_table)</w:t>
       </w:r>
     </w:p>
     <w:p>
@@ -30150,7 +33253,27 @@
           <w:szCs w:val="18"/>
           <w:lang w:val="en-US"/>
         </w:rPr>
-        <w:t xml:space="preserve">        elements.append(Spacer(1, 1 * cm))</w:t>
+        <w:t xml:space="preserve">        </w:t>
+      </w:r>
+      <w:proofErr w:type="gramStart"/>
+      <w:r>
+        <w:rPr>
+          <w:rFonts w:ascii="Consolas" w:hAnsi="Consolas"/>
+          <w:sz w:val="18"/>
+          <w:szCs w:val="18"/>
+          <w:lang w:val="en-US"/>
+        </w:rPr>
+        <w:t>elements.append</w:t>
+      </w:r>
+      <w:proofErr w:type="gramEnd"/>
+      <w:r>
+        <w:rPr>
+          <w:rFonts w:ascii="Consolas" w:hAnsi="Consolas"/>
+          <w:sz w:val="18"/>
+          <w:szCs w:val="18"/>
+          <w:lang w:val="en-US"/>
+        </w:rPr>
+        <w:t>(Spacer(1, 1 * cm))</w:t>
       </w:r>
     </w:p>
     <w:p>
@@ -30206,7 +33329,25 @@
           <w:sz w:val="18"/>
           <w:szCs w:val="18"/>
         </w:rPr>
-        <w:t xml:space="preserve">        title = Paragraph("ОТЧЕТ О ВЫПОЛНЕННЫХ ЗАДАЧАХ СОТРУДНИКА", title_style)</w:t>
+        <w:t xml:space="preserve">        title = </w:t>
+      </w:r>
+      <w:proofErr w:type="gramStart"/>
+      <w:r>
+        <w:rPr>
+          <w:rFonts w:ascii="Consolas" w:hAnsi="Consolas"/>
+          <w:sz w:val="18"/>
+          <w:szCs w:val="18"/>
+        </w:rPr>
+        <w:t>Paragraph(</w:t>
+      </w:r>
+      <w:proofErr w:type="gramEnd"/>
+      <w:r>
+        <w:rPr>
+          <w:rFonts w:ascii="Consolas" w:hAnsi="Consolas"/>
+          <w:sz w:val="18"/>
+          <w:szCs w:val="18"/>
+        </w:rPr>
+        <w:t>"ОТЧЕТ О ВЫПОЛНЕННЫХ ЗАДАЧАХ СОТРУДНИКА", title_style)</w:t>
       </w:r>
     </w:p>
     <w:p>
@@ -30227,14 +33368,25 @@
         </w:rPr>
         <w:t xml:space="preserve">        </w:t>
       </w:r>
-      <w:r>
-        <w:rPr>
-          <w:rFonts w:ascii="Consolas" w:hAnsi="Consolas"/>
-          <w:sz w:val="18"/>
-          <w:szCs w:val="18"/>
-          <w:lang w:val="en-US"/>
-        </w:rPr>
-        <w:t>elements.append(title)</w:t>
+      <w:proofErr w:type="gramStart"/>
+      <w:r>
+        <w:rPr>
+          <w:rFonts w:ascii="Consolas" w:hAnsi="Consolas"/>
+          <w:sz w:val="18"/>
+          <w:szCs w:val="18"/>
+          <w:lang w:val="en-US"/>
+        </w:rPr>
+        <w:t>elements.append</w:t>
+      </w:r>
+      <w:proofErr w:type="gramEnd"/>
+      <w:r>
+        <w:rPr>
+          <w:rFonts w:ascii="Consolas" w:hAnsi="Consolas"/>
+          <w:sz w:val="18"/>
+          <w:szCs w:val="18"/>
+          <w:lang w:val="en-US"/>
+        </w:rPr>
+        <w:t>(title)</w:t>
       </w:r>
     </w:p>
     <w:p>
@@ -30254,7 +33406,27 @@
           <w:szCs w:val="18"/>
           <w:lang w:val="en-US"/>
         </w:rPr>
-        <w:t xml:space="preserve">        elements.append(Spacer(1, 1 * cm))</w:t>
+        <w:t xml:space="preserve">        </w:t>
+      </w:r>
+      <w:proofErr w:type="gramStart"/>
+      <w:r>
+        <w:rPr>
+          <w:rFonts w:ascii="Consolas" w:hAnsi="Consolas"/>
+          <w:sz w:val="18"/>
+          <w:szCs w:val="18"/>
+          <w:lang w:val="en-US"/>
+        </w:rPr>
+        <w:t>elements.append</w:t>
+      </w:r>
+      <w:proofErr w:type="gramEnd"/>
+      <w:r>
+        <w:rPr>
+          <w:rFonts w:ascii="Consolas" w:hAnsi="Consolas"/>
+          <w:sz w:val="18"/>
+          <w:szCs w:val="18"/>
+          <w:lang w:val="en-US"/>
+        </w:rPr>
+        <w:t>(Spacer(1, 1 * cm))</w:t>
       </w:r>
     </w:p>
     <w:p>
@@ -30338,7 +33510,27 @@
           <w:szCs w:val="18"/>
           <w:lang w:val="en-US"/>
         </w:rPr>
-        <w:t>[Paragraph('</w:t>
+        <w:t>[</w:t>
+      </w:r>
+      <w:proofErr w:type="gramStart"/>
+      <w:r>
+        <w:rPr>
+          <w:rFonts w:ascii="Consolas" w:hAnsi="Consolas"/>
+          <w:sz w:val="18"/>
+          <w:szCs w:val="18"/>
+          <w:lang w:val="en-US"/>
+        </w:rPr>
+        <w:t>Paragraph(</w:t>
+      </w:r>
+      <w:proofErr w:type="gramEnd"/>
+      <w:r>
+        <w:rPr>
+          <w:rFonts w:ascii="Consolas" w:hAnsi="Consolas"/>
+          <w:sz w:val="18"/>
+          <w:szCs w:val="18"/>
+          <w:lang w:val="en-US"/>
+        </w:rPr>
+        <w:t>'</w:t>
       </w:r>
       <w:r>
         <w:rPr>
@@ -30392,7 +33584,27 @@
           <w:szCs w:val="18"/>
           <w:lang w:val="en-US"/>
         </w:rPr>
-        <w:t xml:space="preserve">            [Paragraph('</w:t>
+        <w:t xml:space="preserve">            [</w:t>
+      </w:r>
+      <w:proofErr w:type="gramStart"/>
+      <w:r>
+        <w:rPr>
+          <w:rFonts w:ascii="Consolas" w:hAnsi="Consolas"/>
+          <w:sz w:val="18"/>
+          <w:szCs w:val="18"/>
+          <w:lang w:val="en-US"/>
+        </w:rPr>
+        <w:t>Paragraph(</w:t>
+      </w:r>
+      <w:proofErr w:type="gramEnd"/>
+      <w:r>
+        <w:rPr>
+          <w:rFonts w:ascii="Consolas" w:hAnsi="Consolas"/>
+          <w:sz w:val="18"/>
+          <w:szCs w:val="18"/>
+          <w:lang w:val="en-US"/>
+        </w:rPr>
+        <w:t>'</w:t>
       </w:r>
       <w:r>
         <w:rPr>
@@ -30446,7 +33658,27 @@
           <w:szCs w:val="18"/>
           <w:lang w:val="en-US"/>
         </w:rPr>
-        <w:t xml:space="preserve">            [Paragraph('</w:t>
+        <w:t xml:space="preserve">            [</w:t>
+      </w:r>
+      <w:proofErr w:type="gramStart"/>
+      <w:r>
+        <w:rPr>
+          <w:rFonts w:ascii="Consolas" w:hAnsi="Consolas"/>
+          <w:sz w:val="18"/>
+          <w:szCs w:val="18"/>
+          <w:lang w:val="en-US"/>
+        </w:rPr>
+        <w:t>Paragraph(</w:t>
+      </w:r>
+      <w:proofErr w:type="gramEnd"/>
+      <w:r>
+        <w:rPr>
+          <w:rFonts w:ascii="Consolas" w:hAnsi="Consolas"/>
+          <w:sz w:val="18"/>
+          <w:szCs w:val="18"/>
+          <w:lang w:val="en-US"/>
+        </w:rPr>
+        <w:t>'</w:t>
       </w:r>
       <w:r>
         <w:rPr>
@@ -30534,7 +33766,27 @@
           <w:szCs w:val="18"/>
           <w:lang w:val="en-US"/>
         </w:rPr>
-        <w:t xml:space="preserve">            [Paragraph('</w:t>
+        <w:t xml:space="preserve">            [</w:t>
+      </w:r>
+      <w:proofErr w:type="gramStart"/>
+      <w:r>
+        <w:rPr>
+          <w:rFonts w:ascii="Consolas" w:hAnsi="Consolas"/>
+          <w:sz w:val="18"/>
+          <w:szCs w:val="18"/>
+          <w:lang w:val="en-US"/>
+        </w:rPr>
+        <w:t>Paragraph(</w:t>
+      </w:r>
+      <w:proofErr w:type="gramEnd"/>
+      <w:r>
+        <w:rPr>
+          <w:rFonts w:ascii="Consolas" w:hAnsi="Consolas"/>
+          <w:sz w:val="18"/>
+          <w:szCs w:val="18"/>
+          <w:lang w:val="en-US"/>
+        </w:rPr>
+        <w:t>'</w:t>
       </w:r>
       <w:r>
         <w:rPr>
@@ -30620,7 +33872,27 @@
           <w:lang w:val="en-US"/>
         </w:rPr>
         <w:lastRenderedPageBreak/>
-        <w:t xml:space="preserve">        employee_table = Table(employee_info_data, colWidths=[5 * cm, 10 * cm])</w:t>
+        <w:t xml:space="preserve">        employee_table = </w:t>
+      </w:r>
+      <w:proofErr w:type="gramStart"/>
+      <w:r>
+        <w:rPr>
+          <w:rFonts w:ascii="Consolas" w:hAnsi="Consolas"/>
+          <w:sz w:val="18"/>
+          <w:szCs w:val="18"/>
+          <w:lang w:val="en-US"/>
+        </w:rPr>
+        <w:t>Table(</w:t>
+      </w:r>
+      <w:proofErr w:type="gramEnd"/>
+      <w:r>
+        <w:rPr>
+          <w:rFonts w:ascii="Consolas" w:hAnsi="Consolas"/>
+          <w:sz w:val="18"/>
+          <w:szCs w:val="18"/>
+          <w:lang w:val="en-US"/>
+        </w:rPr>
+        <w:t>employee_info_data, colWidths=[5 * cm, 10 * cm])</w:t>
       </w:r>
     </w:p>
     <w:p>
@@ -30640,7 +33912,27 @@
           <w:szCs w:val="18"/>
           <w:lang w:val="en-US"/>
         </w:rPr>
-        <w:t xml:space="preserve">        employee_table.setStyle(TableStyle([</w:t>
+        <w:t xml:space="preserve">        employee_</w:t>
+      </w:r>
+      <w:proofErr w:type="gramStart"/>
+      <w:r>
+        <w:rPr>
+          <w:rFonts w:ascii="Consolas" w:hAnsi="Consolas"/>
+          <w:sz w:val="18"/>
+          <w:szCs w:val="18"/>
+          <w:lang w:val="en-US"/>
+        </w:rPr>
+        <w:t>table.setStyle</w:t>
+      </w:r>
+      <w:proofErr w:type="gramEnd"/>
+      <w:r>
+        <w:rPr>
+          <w:rFonts w:ascii="Consolas" w:hAnsi="Consolas"/>
+          <w:sz w:val="18"/>
+          <w:szCs w:val="18"/>
+          <w:lang w:val="en-US"/>
+        </w:rPr>
+        <w:t>(TableStyle([</w:t>
       </w:r>
     </w:p>
     <w:p>
@@ -30700,7 +33992,27 @@
           <w:szCs w:val="18"/>
           <w:lang w:val="en-US"/>
         </w:rPr>
-        <w:t xml:space="preserve">        elements.append(employee_table)</w:t>
+        <w:t xml:space="preserve">        </w:t>
+      </w:r>
+      <w:proofErr w:type="gramStart"/>
+      <w:r>
+        <w:rPr>
+          <w:rFonts w:ascii="Consolas" w:hAnsi="Consolas"/>
+          <w:sz w:val="18"/>
+          <w:szCs w:val="18"/>
+          <w:lang w:val="en-US"/>
+        </w:rPr>
+        <w:t>elements.append</w:t>
+      </w:r>
+      <w:proofErr w:type="gramEnd"/>
+      <w:r>
+        <w:rPr>
+          <w:rFonts w:ascii="Consolas" w:hAnsi="Consolas"/>
+          <w:sz w:val="18"/>
+          <w:szCs w:val="18"/>
+          <w:lang w:val="en-US"/>
+        </w:rPr>
+        <w:t>(employee_table)</w:t>
       </w:r>
     </w:p>
     <w:p>
@@ -30720,7 +34032,27 @@
           <w:szCs w:val="18"/>
           <w:lang w:val="en-US"/>
         </w:rPr>
-        <w:t xml:space="preserve">        elements.append(Spacer(1, 1 * cm))</w:t>
+        <w:t xml:space="preserve">        </w:t>
+      </w:r>
+      <w:proofErr w:type="gramStart"/>
+      <w:r>
+        <w:rPr>
+          <w:rFonts w:ascii="Consolas" w:hAnsi="Consolas"/>
+          <w:sz w:val="18"/>
+          <w:szCs w:val="18"/>
+          <w:lang w:val="en-US"/>
+        </w:rPr>
+        <w:t>elements.append</w:t>
+      </w:r>
+      <w:proofErr w:type="gramEnd"/>
+      <w:r>
+        <w:rPr>
+          <w:rFonts w:ascii="Consolas" w:hAnsi="Consolas"/>
+          <w:sz w:val="18"/>
+          <w:szCs w:val="18"/>
+          <w:lang w:val="en-US"/>
+        </w:rPr>
+        <w:t>(Spacer(1, 1 * cm))</w:t>
       </w:r>
     </w:p>
     <w:p>
@@ -30808,7 +34140,27 @@
           <w:szCs w:val="18"/>
           <w:lang w:val="en-US"/>
         </w:rPr>
-        <w:t xml:space="preserve">            elements.append(Paragraph("</w:t>
+        <w:t xml:space="preserve">            </w:t>
+      </w:r>
+      <w:proofErr w:type="gramStart"/>
+      <w:r>
+        <w:rPr>
+          <w:rFonts w:ascii="Consolas" w:hAnsi="Consolas"/>
+          <w:sz w:val="18"/>
+          <w:szCs w:val="18"/>
+          <w:lang w:val="en-US"/>
+        </w:rPr>
+        <w:t>elements.append</w:t>
+      </w:r>
+      <w:proofErr w:type="gramEnd"/>
+      <w:r>
+        <w:rPr>
+          <w:rFonts w:ascii="Consolas" w:hAnsi="Consolas"/>
+          <w:sz w:val="18"/>
+          <w:szCs w:val="18"/>
+          <w:lang w:val="en-US"/>
+        </w:rPr>
+        <w:t>(Paragraph("</w:t>
       </w:r>
       <w:r>
         <w:rPr>
@@ -30914,13 +34266,23 @@
         </w:rPr>
         <w:t xml:space="preserve">            </w:t>
       </w:r>
-      <w:r>
-        <w:rPr>
-          <w:rFonts w:ascii="Consolas" w:hAnsi="Consolas"/>
-          <w:sz w:val="18"/>
-          <w:szCs w:val="18"/>
-        </w:rPr>
-        <w:t>elements.append(Spacer(1, 0.5 * cm))</w:t>
+      <w:proofErr w:type="gramStart"/>
+      <w:r>
+        <w:rPr>
+          <w:rFonts w:ascii="Consolas" w:hAnsi="Consolas"/>
+          <w:sz w:val="18"/>
+          <w:szCs w:val="18"/>
+        </w:rPr>
+        <w:t>elements.append</w:t>
+      </w:r>
+      <w:proofErr w:type="gramEnd"/>
+      <w:r>
+        <w:rPr>
+          <w:rFonts w:ascii="Consolas" w:hAnsi="Consolas"/>
+          <w:sz w:val="18"/>
+          <w:szCs w:val="18"/>
+        </w:rPr>
+        <w:t>(Spacer(1, 0.5 * cm))</w:t>
       </w:r>
     </w:p>
     <w:p>
@@ -30996,7 +34358,27 @@
           <w:szCs w:val="18"/>
           <w:lang w:val="en-US"/>
         </w:rPr>
-        <w:t xml:space="preserve">                return dt.datetime.strptime(date_str, '%d.%m.%Y')</w:t>
+        <w:t xml:space="preserve">                return </w:t>
+      </w:r>
+      <w:proofErr w:type="gramStart"/>
+      <w:r>
+        <w:rPr>
+          <w:rFonts w:ascii="Consolas" w:hAnsi="Consolas"/>
+          <w:sz w:val="18"/>
+          <w:szCs w:val="18"/>
+          <w:lang w:val="en-US"/>
+        </w:rPr>
+        <w:t>dt.datetime</w:t>
+      </w:r>
+      <w:proofErr w:type="gramEnd"/>
+      <w:r>
+        <w:rPr>
+          <w:rFonts w:ascii="Consolas" w:hAnsi="Consolas"/>
+          <w:sz w:val="18"/>
+          <w:szCs w:val="18"/>
+          <w:lang w:val="en-US"/>
+        </w:rPr>
+        <w:t>.strptime(date_str, '%d.%m.%Y')</w:t>
       </w:r>
     </w:p>
     <w:p>
@@ -31071,7 +34453,27 @@
           <w:szCs w:val="18"/>
           <w:lang w:val="en-US"/>
         </w:rPr>
-        <w:t>dates_sorted = sorted(date_hours.keys(), key=parse_date)</w:t>
+        <w:t>dates_sorted = sorted(date_</w:t>
+      </w:r>
+      <w:proofErr w:type="gramStart"/>
+      <w:r>
+        <w:rPr>
+          <w:rFonts w:ascii="Consolas" w:hAnsi="Consolas"/>
+          <w:sz w:val="18"/>
+          <w:szCs w:val="18"/>
+          <w:lang w:val="en-US"/>
+        </w:rPr>
+        <w:t>hours.keys</w:t>
+      </w:r>
+      <w:proofErr w:type="gramEnd"/>
+      <w:r>
+        <w:rPr>
+          <w:rFonts w:ascii="Consolas" w:hAnsi="Consolas"/>
+          <w:sz w:val="18"/>
+          <w:szCs w:val="18"/>
+          <w:lang w:val="en-US"/>
+        </w:rPr>
+        <w:t>(), key=parse_date)</w:t>
       </w:r>
     </w:p>
     <w:p>
@@ -31222,6 +34624,7 @@
         </w:rPr>
         <w:t xml:space="preserve"> = </w:t>
       </w:r>
+      <w:proofErr w:type="gramStart"/>
       <w:r>
         <w:rPr>
           <w:rFonts w:ascii="Consolas" w:hAnsi="Consolas"/>
@@ -31237,7 +34640,16 @@
           <w:sz w:val="18"/>
           <w:szCs w:val="18"/>
         </w:rPr>
-        <w:t>(400, 200)</w:t>
+        <w:t>(</w:t>
+      </w:r>
+      <w:proofErr w:type="gramEnd"/>
+      <w:r>
+        <w:rPr>
+          <w:rFonts w:ascii="Consolas" w:hAnsi="Consolas"/>
+          <w:sz w:val="18"/>
+          <w:szCs w:val="18"/>
+        </w:rPr>
+        <w:t>400, 200)</w:t>
       </w:r>
     </w:p>
     <w:p>
@@ -31265,7 +34677,27 @@
           <w:szCs w:val="18"/>
           <w:lang w:val="en-US"/>
         </w:rPr>
-        <w:t>chart = VerticalBarChart()</w:t>
+        <w:t xml:space="preserve">chart = </w:t>
+      </w:r>
+      <w:proofErr w:type="gramStart"/>
+      <w:r>
+        <w:rPr>
+          <w:rFonts w:ascii="Consolas" w:hAnsi="Consolas"/>
+          <w:sz w:val="18"/>
+          <w:szCs w:val="18"/>
+          <w:lang w:val="en-US"/>
+        </w:rPr>
+        <w:t>VerticalBarChart(</w:t>
+      </w:r>
+      <w:proofErr w:type="gramEnd"/>
+      <w:r>
+        <w:rPr>
+          <w:rFonts w:ascii="Consolas" w:hAnsi="Consolas"/>
+          <w:sz w:val="18"/>
+          <w:szCs w:val="18"/>
+          <w:lang w:val="en-US"/>
+        </w:rPr>
+        <w:t>)</w:t>
       </w:r>
     </w:p>
     <w:p>
@@ -31305,7 +34737,27 @@
           <w:szCs w:val="18"/>
           <w:lang w:val="en-US"/>
         </w:rPr>
-        <w:t xml:space="preserve">            chart.y = 50</w:t>
+        <w:t xml:space="preserve">            </w:t>
+      </w:r>
+      <w:proofErr w:type="gramStart"/>
+      <w:r>
+        <w:rPr>
+          <w:rFonts w:ascii="Consolas" w:hAnsi="Consolas"/>
+          <w:sz w:val="18"/>
+          <w:szCs w:val="18"/>
+          <w:lang w:val="en-US"/>
+        </w:rPr>
+        <w:t>chart.y</w:t>
+      </w:r>
+      <w:proofErr w:type="gramEnd"/>
+      <w:r>
+        <w:rPr>
+          <w:rFonts w:ascii="Consolas" w:hAnsi="Consolas"/>
+          <w:sz w:val="18"/>
+          <w:szCs w:val="18"/>
+          <w:lang w:val="en-US"/>
+        </w:rPr>
+        <w:t xml:space="preserve"> = 50</w:t>
       </w:r>
     </w:p>
     <w:p>
@@ -31325,7 +34777,27 @@
           <w:szCs w:val="18"/>
           <w:lang w:val="en-US"/>
         </w:rPr>
-        <w:t xml:space="preserve">            chart.height = 150</w:t>
+        <w:t xml:space="preserve">            </w:t>
+      </w:r>
+      <w:proofErr w:type="gramStart"/>
+      <w:r>
+        <w:rPr>
+          <w:rFonts w:ascii="Consolas" w:hAnsi="Consolas"/>
+          <w:sz w:val="18"/>
+          <w:szCs w:val="18"/>
+          <w:lang w:val="en-US"/>
+        </w:rPr>
+        <w:t>chart.height</w:t>
+      </w:r>
+      <w:proofErr w:type="gramEnd"/>
+      <w:r>
+        <w:rPr>
+          <w:rFonts w:ascii="Consolas" w:hAnsi="Consolas"/>
+          <w:sz w:val="18"/>
+          <w:szCs w:val="18"/>
+          <w:lang w:val="en-US"/>
+        </w:rPr>
+        <w:t xml:space="preserve"> = 150</w:t>
       </w:r>
     </w:p>
     <w:p>
@@ -31345,7 +34817,27 @@
           <w:szCs w:val="18"/>
           <w:lang w:val="en-US"/>
         </w:rPr>
-        <w:t xml:space="preserve">            chart.width = 420</w:t>
+        <w:t xml:space="preserve">            </w:t>
+      </w:r>
+      <w:proofErr w:type="gramStart"/>
+      <w:r>
+        <w:rPr>
+          <w:rFonts w:ascii="Consolas" w:hAnsi="Consolas"/>
+          <w:sz w:val="18"/>
+          <w:szCs w:val="18"/>
+          <w:lang w:val="en-US"/>
+        </w:rPr>
+        <w:t>chart.width</w:t>
+      </w:r>
+      <w:proofErr w:type="gramEnd"/>
+      <w:r>
+        <w:rPr>
+          <w:rFonts w:ascii="Consolas" w:hAnsi="Consolas"/>
+          <w:sz w:val="18"/>
+          <w:szCs w:val="18"/>
+          <w:lang w:val="en-US"/>
+        </w:rPr>
+        <w:t xml:space="preserve"> = 420</w:t>
       </w:r>
     </w:p>
     <w:p>
@@ -31385,7 +34877,27 @@
           <w:szCs w:val="18"/>
           <w:lang w:val="en-US"/>
         </w:rPr>
-        <w:t xml:space="preserve">            chart.categoryAxis.categoryNames = dates_sorted</w:t>
+        <w:t xml:space="preserve">            </w:t>
+      </w:r>
+      <w:proofErr w:type="gramStart"/>
+      <w:r>
+        <w:rPr>
+          <w:rFonts w:ascii="Consolas" w:hAnsi="Consolas"/>
+          <w:sz w:val="18"/>
+          <w:szCs w:val="18"/>
+          <w:lang w:val="en-US"/>
+        </w:rPr>
+        <w:t>chart.categoryAxis.categoryNames</w:t>
+      </w:r>
+      <w:proofErr w:type="gramEnd"/>
+      <w:r>
+        <w:rPr>
+          <w:rFonts w:ascii="Consolas" w:hAnsi="Consolas"/>
+          <w:sz w:val="18"/>
+          <w:szCs w:val="18"/>
+          <w:lang w:val="en-US"/>
+        </w:rPr>
+        <w:t xml:space="preserve"> = dates_sorted</w:t>
       </w:r>
     </w:p>
     <w:p>
@@ -31405,7 +34917,27 @@
           <w:szCs w:val="18"/>
           <w:lang w:val="en-US"/>
         </w:rPr>
-        <w:t xml:space="preserve">            chart.categoryAxis.labels.angle = 45</w:t>
+        <w:t xml:space="preserve">            </w:t>
+      </w:r>
+      <w:proofErr w:type="gramStart"/>
+      <w:r>
+        <w:rPr>
+          <w:rFonts w:ascii="Consolas" w:hAnsi="Consolas"/>
+          <w:sz w:val="18"/>
+          <w:szCs w:val="18"/>
+          <w:lang w:val="en-US"/>
+        </w:rPr>
+        <w:t>chart.categoryAxis.labels</w:t>
+      </w:r>
+      <w:proofErr w:type="gramEnd"/>
+      <w:r>
+        <w:rPr>
+          <w:rFonts w:ascii="Consolas" w:hAnsi="Consolas"/>
+          <w:sz w:val="18"/>
+          <w:szCs w:val="18"/>
+          <w:lang w:val="en-US"/>
+        </w:rPr>
+        <w:t>.angle = 45</w:t>
       </w:r>
     </w:p>
     <w:p>
@@ -31445,7 +34977,27 @@
           <w:szCs w:val="18"/>
           <w:lang w:val="en-US"/>
         </w:rPr>
-        <w:t xml:space="preserve">            chart.categoryAxis.labels.fontName = 'Times-Roman'</w:t>
+        <w:t xml:space="preserve">            </w:t>
+      </w:r>
+      <w:proofErr w:type="gramStart"/>
+      <w:r>
+        <w:rPr>
+          <w:rFonts w:ascii="Consolas" w:hAnsi="Consolas"/>
+          <w:sz w:val="18"/>
+          <w:szCs w:val="18"/>
+          <w:lang w:val="en-US"/>
+        </w:rPr>
+        <w:t>chart.categoryAxis.labels</w:t>
+      </w:r>
+      <w:proofErr w:type="gramEnd"/>
+      <w:r>
+        <w:rPr>
+          <w:rFonts w:ascii="Consolas" w:hAnsi="Consolas"/>
+          <w:sz w:val="18"/>
+          <w:szCs w:val="18"/>
+          <w:lang w:val="en-US"/>
+        </w:rPr>
+        <w:t>.fontName = 'Times-Roman'</w:t>
       </w:r>
     </w:p>
     <w:p>
@@ -31465,7 +35017,27 @@
           <w:szCs w:val="18"/>
           <w:lang w:val="en-US"/>
         </w:rPr>
-        <w:t xml:space="preserve">            chart.categoryAxis.labels.fontSize = 8</w:t>
+        <w:t xml:space="preserve">            </w:t>
+      </w:r>
+      <w:proofErr w:type="gramStart"/>
+      <w:r>
+        <w:rPr>
+          <w:rFonts w:ascii="Consolas" w:hAnsi="Consolas"/>
+          <w:sz w:val="18"/>
+          <w:szCs w:val="18"/>
+          <w:lang w:val="en-US"/>
+        </w:rPr>
+        <w:t>chart.categoryAxis.labels</w:t>
+      </w:r>
+      <w:proofErr w:type="gramEnd"/>
+      <w:r>
+        <w:rPr>
+          <w:rFonts w:ascii="Consolas" w:hAnsi="Consolas"/>
+          <w:sz w:val="18"/>
+          <w:szCs w:val="18"/>
+          <w:lang w:val="en-US"/>
+        </w:rPr>
+        <w:t>.fontSize = 8</w:t>
       </w:r>
     </w:p>
     <w:p>
@@ -31485,7 +35057,27 @@
           <w:szCs w:val="18"/>
           <w:lang w:val="en-US"/>
         </w:rPr>
-        <w:t xml:space="preserve">            chart.valueAxis.valueMin = 0</w:t>
+        <w:t xml:space="preserve">            </w:t>
+      </w:r>
+      <w:proofErr w:type="gramStart"/>
+      <w:r>
+        <w:rPr>
+          <w:rFonts w:ascii="Consolas" w:hAnsi="Consolas"/>
+          <w:sz w:val="18"/>
+          <w:szCs w:val="18"/>
+          <w:lang w:val="en-US"/>
+        </w:rPr>
+        <w:t>chart.valueAxis.valueMin</w:t>
+      </w:r>
+      <w:proofErr w:type="gramEnd"/>
+      <w:r>
+        <w:rPr>
+          <w:rFonts w:ascii="Consolas" w:hAnsi="Consolas"/>
+          <w:sz w:val="18"/>
+          <w:szCs w:val="18"/>
+          <w:lang w:val="en-US"/>
+        </w:rPr>
+        <w:t xml:space="preserve"> = 0</w:t>
       </w:r>
     </w:p>
     <w:p>
@@ -31505,7 +35097,27 @@
           <w:szCs w:val="18"/>
           <w:lang w:val="en-US"/>
         </w:rPr>
-        <w:t xml:space="preserve">            chart.valueAxis.valueMax = max(hours_data) * 1.2 if hours_data else 10</w:t>
+        <w:t xml:space="preserve">            </w:t>
+      </w:r>
+      <w:proofErr w:type="gramStart"/>
+      <w:r>
+        <w:rPr>
+          <w:rFonts w:ascii="Consolas" w:hAnsi="Consolas"/>
+          <w:sz w:val="18"/>
+          <w:szCs w:val="18"/>
+          <w:lang w:val="en-US"/>
+        </w:rPr>
+        <w:t>chart.valueAxis.valueMax</w:t>
+      </w:r>
+      <w:proofErr w:type="gramEnd"/>
+      <w:r>
+        <w:rPr>
+          <w:rFonts w:ascii="Consolas" w:hAnsi="Consolas"/>
+          <w:sz w:val="18"/>
+          <w:szCs w:val="18"/>
+          <w:lang w:val="en-US"/>
+        </w:rPr>
+        <w:t xml:space="preserve"> = max(hours_data) * 1.2 if hours_data else 10</w:t>
       </w:r>
     </w:p>
     <w:p>
@@ -31525,7 +35137,27 @@
           <w:szCs w:val="18"/>
           <w:lang w:val="en-US"/>
         </w:rPr>
-        <w:t xml:space="preserve">            chart.valueAxis.labels.fontName = 'Times-Roman'</w:t>
+        <w:t xml:space="preserve">            </w:t>
+      </w:r>
+      <w:proofErr w:type="gramStart"/>
+      <w:r>
+        <w:rPr>
+          <w:rFonts w:ascii="Consolas" w:hAnsi="Consolas"/>
+          <w:sz w:val="18"/>
+          <w:szCs w:val="18"/>
+          <w:lang w:val="en-US"/>
+        </w:rPr>
+        <w:t>chart.valueAxis.labels</w:t>
+      </w:r>
+      <w:proofErr w:type="gramEnd"/>
+      <w:r>
+        <w:rPr>
+          <w:rFonts w:ascii="Consolas" w:hAnsi="Consolas"/>
+          <w:sz w:val="18"/>
+          <w:szCs w:val="18"/>
+          <w:lang w:val="en-US"/>
+        </w:rPr>
+        <w:t>.fontName = 'Times-Roman'</w:t>
       </w:r>
     </w:p>
     <w:p>
@@ -31545,7 +35177,27 @@
           <w:szCs w:val="18"/>
           <w:lang w:val="en-US"/>
         </w:rPr>
-        <w:t xml:space="preserve">            chart.valueAxis.labels.fontSize = 8</w:t>
+        <w:t xml:space="preserve">            </w:t>
+      </w:r>
+      <w:proofErr w:type="gramStart"/>
+      <w:r>
+        <w:rPr>
+          <w:rFonts w:ascii="Consolas" w:hAnsi="Consolas"/>
+          <w:sz w:val="18"/>
+          <w:szCs w:val="18"/>
+          <w:lang w:val="en-US"/>
+        </w:rPr>
+        <w:t>chart.valueAxis.labels</w:t>
+      </w:r>
+      <w:proofErr w:type="gramEnd"/>
+      <w:r>
+        <w:rPr>
+          <w:rFonts w:ascii="Consolas" w:hAnsi="Consolas"/>
+          <w:sz w:val="18"/>
+          <w:szCs w:val="18"/>
+          <w:lang w:val="en-US"/>
+        </w:rPr>
+        <w:t>.fontSize = 8</w:t>
       </w:r>
     </w:p>
     <w:p>
@@ -31565,7 +35217,27 @@
           <w:szCs w:val="18"/>
           <w:lang w:val="en-US"/>
         </w:rPr>
-        <w:t xml:space="preserve">            chart.bars[0].fillColor = colors.HexColor('#FF0000')</w:t>
+        <w:t xml:space="preserve">            </w:t>
+      </w:r>
+      <w:proofErr w:type="gramStart"/>
+      <w:r>
+        <w:rPr>
+          <w:rFonts w:ascii="Consolas" w:hAnsi="Consolas"/>
+          <w:sz w:val="18"/>
+          <w:szCs w:val="18"/>
+          <w:lang w:val="en-US"/>
+        </w:rPr>
+        <w:t>chart.bars</w:t>
+      </w:r>
+      <w:proofErr w:type="gramEnd"/>
+      <w:r>
+        <w:rPr>
+          <w:rFonts w:ascii="Consolas" w:hAnsi="Consolas"/>
+          <w:sz w:val="18"/>
+          <w:szCs w:val="18"/>
+          <w:lang w:val="en-US"/>
+        </w:rPr>
+        <w:t>[0].fillColor = colors.HexColor('#FF0000')</w:t>
       </w:r>
     </w:p>
     <w:p>
@@ -31585,7 +35257,27 @@
           <w:szCs w:val="18"/>
           <w:lang w:val="en-US"/>
         </w:rPr>
-        <w:t xml:space="preserve">            chart.barLabels.fontName = 'Times-Roman'</w:t>
+        <w:t xml:space="preserve">            </w:t>
+      </w:r>
+      <w:proofErr w:type="gramStart"/>
+      <w:r>
+        <w:rPr>
+          <w:rFonts w:ascii="Consolas" w:hAnsi="Consolas"/>
+          <w:sz w:val="18"/>
+          <w:szCs w:val="18"/>
+          <w:lang w:val="en-US"/>
+        </w:rPr>
+        <w:t>chart.barLabels.fontName</w:t>
+      </w:r>
+      <w:proofErr w:type="gramEnd"/>
+      <w:r>
+        <w:rPr>
+          <w:rFonts w:ascii="Consolas" w:hAnsi="Consolas"/>
+          <w:sz w:val="18"/>
+          <w:szCs w:val="18"/>
+          <w:lang w:val="en-US"/>
+        </w:rPr>
+        <w:t xml:space="preserve"> = 'Times-Roman'</w:t>
       </w:r>
     </w:p>
     <w:p>
@@ -31605,7 +35297,27 @@
           <w:szCs w:val="18"/>
           <w:lang w:val="en-US"/>
         </w:rPr>
-        <w:t xml:space="preserve">            chart.barLabels.fontSize = 8</w:t>
+        <w:t xml:space="preserve">            </w:t>
+      </w:r>
+      <w:proofErr w:type="gramStart"/>
+      <w:r>
+        <w:rPr>
+          <w:rFonts w:ascii="Consolas" w:hAnsi="Consolas"/>
+          <w:sz w:val="18"/>
+          <w:szCs w:val="18"/>
+          <w:lang w:val="en-US"/>
+        </w:rPr>
+        <w:t>chart.barLabels.fontSize</w:t>
+      </w:r>
+      <w:proofErr w:type="gramEnd"/>
+      <w:r>
+        <w:rPr>
+          <w:rFonts w:ascii="Consolas" w:hAnsi="Consolas"/>
+          <w:sz w:val="18"/>
+          <w:szCs w:val="18"/>
+          <w:lang w:val="en-US"/>
+        </w:rPr>
+        <w:t xml:space="preserve"> = 8</w:t>
       </w:r>
     </w:p>
     <w:p>
@@ -31656,7 +35368,27 @@
           <w:szCs w:val="18"/>
           <w:lang w:val="en-US"/>
         </w:rPr>
-        <w:t xml:space="preserve">            elements.append(drawing)</w:t>
+        <w:t xml:space="preserve">            </w:t>
+      </w:r>
+      <w:proofErr w:type="gramStart"/>
+      <w:r>
+        <w:rPr>
+          <w:rFonts w:ascii="Consolas" w:hAnsi="Consolas"/>
+          <w:sz w:val="18"/>
+          <w:szCs w:val="18"/>
+          <w:lang w:val="en-US"/>
+        </w:rPr>
+        <w:t>elements.append</w:t>
+      </w:r>
+      <w:proofErr w:type="gramEnd"/>
+      <w:r>
+        <w:rPr>
+          <w:rFonts w:ascii="Consolas" w:hAnsi="Consolas"/>
+          <w:sz w:val="18"/>
+          <w:szCs w:val="18"/>
+          <w:lang w:val="en-US"/>
+        </w:rPr>
+        <w:t>(drawing)</w:t>
       </w:r>
     </w:p>
     <w:p>
@@ -31676,7 +35408,27 @@
           <w:szCs w:val="18"/>
           <w:lang w:val="en-US"/>
         </w:rPr>
-        <w:t xml:space="preserve">            elements.append(Spacer(1, 0.5 * cm))</w:t>
+        <w:t xml:space="preserve">            </w:t>
+      </w:r>
+      <w:proofErr w:type="gramStart"/>
+      <w:r>
+        <w:rPr>
+          <w:rFonts w:ascii="Consolas" w:hAnsi="Consolas"/>
+          <w:sz w:val="18"/>
+          <w:szCs w:val="18"/>
+          <w:lang w:val="en-US"/>
+        </w:rPr>
+        <w:t>elements.append</w:t>
+      </w:r>
+      <w:proofErr w:type="gramEnd"/>
+      <w:r>
+        <w:rPr>
+          <w:rFonts w:ascii="Consolas" w:hAnsi="Consolas"/>
+          <w:sz w:val="18"/>
+          <w:szCs w:val="18"/>
+          <w:lang w:val="en-US"/>
+        </w:rPr>
+        <w:t>(Spacer(1, 0.5 * cm))</w:t>
       </w:r>
     </w:p>
     <w:p>
@@ -31761,7 +35513,27 @@
           <w:szCs w:val="18"/>
           <w:lang w:val="en-US"/>
         </w:rPr>
-        <w:t xml:space="preserve">        elements.append(Paragraph("</w:t>
+        <w:t xml:space="preserve">        </w:t>
+      </w:r>
+      <w:proofErr w:type="gramStart"/>
+      <w:r>
+        <w:rPr>
+          <w:rFonts w:ascii="Consolas" w:hAnsi="Consolas"/>
+          <w:sz w:val="18"/>
+          <w:szCs w:val="18"/>
+          <w:lang w:val="en-US"/>
+        </w:rPr>
+        <w:t>elements.append</w:t>
+      </w:r>
+      <w:proofErr w:type="gramEnd"/>
+      <w:r>
+        <w:rPr>
+          <w:rFonts w:ascii="Consolas" w:hAnsi="Consolas"/>
+          <w:sz w:val="18"/>
+          <w:szCs w:val="18"/>
+          <w:lang w:val="en-US"/>
+        </w:rPr>
+        <w:t>(Paragraph("</w:t>
       </w:r>
       <w:r>
         <w:rPr>
@@ -31832,7 +35604,27 @@
           <w:szCs w:val="18"/>
           <w:lang w:val="en-US"/>
         </w:rPr>
-        <w:t xml:space="preserve">        elements.append(Spacer(1, 0.5 * cm))</w:t>
+        <w:t xml:space="preserve">        </w:t>
+      </w:r>
+      <w:proofErr w:type="gramStart"/>
+      <w:r>
+        <w:rPr>
+          <w:rFonts w:ascii="Consolas" w:hAnsi="Consolas"/>
+          <w:sz w:val="18"/>
+          <w:szCs w:val="18"/>
+          <w:lang w:val="en-US"/>
+        </w:rPr>
+        <w:t>elements.append</w:t>
+      </w:r>
+      <w:proofErr w:type="gramEnd"/>
+      <w:r>
+        <w:rPr>
+          <w:rFonts w:ascii="Consolas" w:hAnsi="Consolas"/>
+          <w:sz w:val="18"/>
+          <w:szCs w:val="18"/>
+          <w:lang w:val="en-US"/>
+        </w:rPr>
+        <w:t>(Spacer(1, 0.5 * cm))</w:t>
       </w:r>
     </w:p>
     <w:p>
@@ -31928,7 +35720,27 @@
           <w:szCs w:val="18"/>
           <w:lang w:val="en-US"/>
         </w:rPr>
-        <w:t xml:space="preserve">            Paragraph('№', table_header_style),</w:t>
+        <w:t xml:space="preserve">            </w:t>
+      </w:r>
+      <w:proofErr w:type="gramStart"/>
+      <w:r>
+        <w:rPr>
+          <w:rFonts w:ascii="Consolas" w:hAnsi="Consolas"/>
+          <w:sz w:val="18"/>
+          <w:szCs w:val="18"/>
+          <w:lang w:val="en-US"/>
+        </w:rPr>
+        <w:t>Paragraph(</w:t>
+      </w:r>
+      <w:proofErr w:type="gramEnd"/>
+      <w:r>
+        <w:rPr>
+          <w:rFonts w:ascii="Consolas" w:hAnsi="Consolas"/>
+          <w:sz w:val="18"/>
+          <w:szCs w:val="18"/>
+          <w:lang w:val="en-US"/>
+        </w:rPr>
+        <w:t>'№', table_header_style),</w:t>
       </w:r>
     </w:p>
     <w:p>
@@ -31948,7 +35760,27 @@
           <w:szCs w:val="18"/>
           <w:lang w:val="en-US"/>
         </w:rPr>
-        <w:t xml:space="preserve">            Paragraph('</w:t>
+        <w:t xml:space="preserve">            </w:t>
+      </w:r>
+      <w:proofErr w:type="gramStart"/>
+      <w:r>
+        <w:rPr>
+          <w:rFonts w:ascii="Consolas" w:hAnsi="Consolas"/>
+          <w:sz w:val="18"/>
+          <w:szCs w:val="18"/>
+          <w:lang w:val="en-US"/>
+        </w:rPr>
+        <w:t>Paragraph(</w:t>
+      </w:r>
+      <w:proofErr w:type="gramEnd"/>
+      <w:r>
+        <w:rPr>
+          <w:rFonts w:ascii="Consolas" w:hAnsi="Consolas"/>
+          <w:sz w:val="18"/>
+          <w:szCs w:val="18"/>
+          <w:lang w:val="en-US"/>
+        </w:rPr>
+        <w:t>'</w:t>
       </w:r>
       <w:r>
         <w:rPr>
@@ -32002,7 +35834,27 @@
           <w:szCs w:val="18"/>
           <w:lang w:val="en-US"/>
         </w:rPr>
-        <w:t xml:space="preserve">            Paragraph('</w:t>
+        <w:t xml:space="preserve">            </w:t>
+      </w:r>
+      <w:proofErr w:type="gramStart"/>
+      <w:r>
+        <w:rPr>
+          <w:rFonts w:ascii="Consolas" w:hAnsi="Consolas"/>
+          <w:sz w:val="18"/>
+          <w:szCs w:val="18"/>
+          <w:lang w:val="en-US"/>
+        </w:rPr>
+        <w:t>Paragraph(</w:t>
+      </w:r>
+      <w:proofErr w:type="gramEnd"/>
+      <w:r>
+        <w:rPr>
+          <w:rFonts w:ascii="Consolas" w:hAnsi="Consolas"/>
+          <w:sz w:val="18"/>
+          <w:szCs w:val="18"/>
+          <w:lang w:val="en-US"/>
+        </w:rPr>
+        <w:t>'</w:t>
       </w:r>
       <w:r>
         <w:rPr>
@@ -32039,7 +35891,27 @@
           <w:szCs w:val="18"/>
           <w:lang w:val="en-US"/>
         </w:rPr>
-        <w:t xml:space="preserve">            Paragraph('</w:t>
+        <w:t xml:space="preserve">            </w:t>
+      </w:r>
+      <w:proofErr w:type="gramStart"/>
+      <w:r>
+        <w:rPr>
+          <w:rFonts w:ascii="Consolas" w:hAnsi="Consolas"/>
+          <w:sz w:val="18"/>
+          <w:szCs w:val="18"/>
+          <w:lang w:val="en-US"/>
+        </w:rPr>
+        <w:t>Paragraph(</w:t>
+      </w:r>
+      <w:proofErr w:type="gramEnd"/>
+      <w:r>
+        <w:rPr>
+          <w:rFonts w:ascii="Consolas" w:hAnsi="Consolas"/>
+          <w:sz w:val="18"/>
+          <w:szCs w:val="18"/>
+          <w:lang w:val="en-US"/>
+        </w:rPr>
+        <w:t>'</w:t>
       </w:r>
       <w:r>
         <w:rPr>
@@ -32093,7 +35965,27 @@
           <w:szCs w:val="18"/>
           <w:lang w:val="en-US"/>
         </w:rPr>
-        <w:t xml:space="preserve">            Paragraph('</w:t>
+        <w:t xml:space="preserve">            </w:t>
+      </w:r>
+      <w:proofErr w:type="gramStart"/>
+      <w:r>
+        <w:rPr>
+          <w:rFonts w:ascii="Consolas" w:hAnsi="Consolas"/>
+          <w:sz w:val="18"/>
+          <w:szCs w:val="18"/>
+          <w:lang w:val="en-US"/>
+        </w:rPr>
+        <w:t>Paragraph(</w:t>
+      </w:r>
+      <w:proofErr w:type="gramEnd"/>
+      <w:r>
+        <w:rPr>
+          <w:rFonts w:ascii="Consolas" w:hAnsi="Consolas"/>
+          <w:sz w:val="18"/>
+          <w:szCs w:val="18"/>
+          <w:lang w:val="en-US"/>
+        </w:rPr>
+        <w:t>'</w:t>
       </w:r>
       <w:r>
         <w:rPr>
@@ -32243,7 +36135,27 @@
           <w:szCs w:val="18"/>
           <w:lang w:val="en-US"/>
         </w:rPr>
-        <w:t xml:space="preserve">            task_table_data.append([</w:t>
+        <w:t xml:space="preserve">            task_table_</w:t>
+      </w:r>
+      <w:proofErr w:type="gramStart"/>
+      <w:r>
+        <w:rPr>
+          <w:rFonts w:ascii="Consolas" w:hAnsi="Consolas"/>
+          <w:sz w:val="18"/>
+          <w:szCs w:val="18"/>
+          <w:lang w:val="en-US"/>
+        </w:rPr>
+        <w:t>data.append</w:t>
+      </w:r>
+      <w:proofErr w:type="gramEnd"/>
+      <w:r>
+        <w:rPr>
+          <w:rFonts w:ascii="Consolas" w:hAnsi="Consolas"/>
+          <w:sz w:val="18"/>
+          <w:szCs w:val="18"/>
+          <w:lang w:val="en-US"/>
+        </w:rPr>
+        <w:t>([</w:t>
       </w:r>
     </w:p>
     <w:p>
@@ -32263,7 +36175,27 @@
           <w:szCs w:val="18"/>
           <w:lang w:val="en-US"/>
         </w:rPr>
-        <w:t xml:space="preserve">                Paragraph(str(task["№"]), table_data_style),</w:t>
+        <w:t xml:space="preserve">                Paragraph(str(</w:t>
+      </w:r>
+      <w:proofErr w:type="gramStart"/>
+      <w:r>
+        <w:rPr>
+          <w:rFonts w:ascii="Consolas" w:hAnsi="Consolas"/>
+          <w:sz w:val="18"/>
+          <w:szCs w:val="18"/>
+          <w:lang w:val="en-US"/>
+        </w:rPr>
+        <w:t>task[</w:t>
+      </w:r>
+      <w:proofErr w:type="gramEnd"/>
+      <w:r>
+        <w:rPr>
+          <w:rFonts w:ascii="Consolas" w:hAnsi="Consolas"/>
+          <w:sz w:val="18"/>
+          <w:szCs w:val="18"/>
+          <w:lang w:val="en-US"/>
+        </w:rPr>
+        <w:t>"№"]), table_data_style),</w:t>
       </w:r>
     </w:p>
     <w:p>
@@ -32283,6 +36215,80 @@
           <w:szCs w:val="18"/>
           <w:lang w:val="en-US"/>
         </w:rPr>
+        <w:t xml:space="preserve">                </w:t>
+      </w:r>
+      <w:proofErr w:type="gramStart"/>
+      <w:r>
+        <w:rPr>
+          <w:rFonts w:ascii="Consolas" w:hAnsi="Consolas"/>
+          <w:sz w:val="18"/>
+          <w:szCs w:val="18"/>
+          <w:lang w:val="en-US"/>
+        </w:rPr>
+        <w:t>Paragraph(</w:t>
+      </w:r>
+      <w:proofErr w:type="gramEnd"/>
+      <w:r>
+        <w:rPr>
+          <w:rFonts w:ascii="Consolas" w:hAnsi="Consolas"/>
+          <w:sz w:val="18"/>
+          <w:szCs w:val="18"/>
+          <w:lang w:val="en-US"/>
+        </w:rPr>
+        <w:t>task["</w:t>
+      </w:r>
+      <w:r>
+        <w:rPr>
+          <w:rFonts w:ascii="Consolas" w:hAnsi="Consolas"/>
+          <w:sz w:val="18"/>
+          <w:szCs w:val="18"/>
+        </w:rPr>
+        <w:t>Название</w:t>
+      </w:r>
+      <w:r>
+        <w:rPr>
+          <w:rFonts w:ascii="Consolas" w:hAnsi="Consolas"/>
+          <w:sz w:val="18"/>
+          <w:szCs w:val="18"/>
+          <w:lang w:val="en-US"/>
+        </w:rPr>
+        <w:t xml:space="preserve"> </w:t>
+      </w:r>
+      <w:r>
+        <w:rPr>
+          <w:rFonts w:ascii="Consolas" w:hAnsi="Consolas"/>
+          <w:sz w:val="18"/>
+          <w:szCs w:val="18"/>
+        </w:rPr>
+        <w:t>задания</w:t>
+      </w:r>
+      <w:r>
+        <w:rPr>
+          <w:rFonts w:ascii="Consolas" w:hAnsi="Consolas"/>
+          <w:sz w:val="18"/>
+          <w:szCs w:val="18"/>
+          <w:lang w:val="en-US"/>
+        </w:rPr>
+        <w:t>"], table_data_style),</w:t>
+      </w:r>
+    </w:p>
+    <w:p>
+      <w:pPr>
+        <w:spacing w:after="0"/>
+        <w:rPr>
+          <w:rFonts w:ascii="Consolas" w:hAnsi="Consolas"/>
+          <w:sz w:val="18"/>
+          <w:szCs w:val="18"/>
+          <w:lang w:val="en-US"/>
+        </w:rPr>
+      </w:pPr>
+      <w:r>
+        <w:rPr>
+          <w:rFonts w:ascii="Consolas" w:hAnsi="Consolas"/>
+          <w:sz w:val="18"/>
+          <w:szCs w:val="18"/>
+          <w:lang w:val="en-US"/>
+        </w:rPr>
         <w:t xml:space="preserve">                Paragraph(task["</w:t>
       </w:r>
       <w:r>
@@ -32291,7 +36297,65 @@
           <w:sz w:val="18"/>
           <w:szCs w:val="18"/>
         </w:rPr>
-        <w:t>Название</w:t>
+        <w:t>Описание</w:t>
+      </w:r>
+      <w:r>
+        <w:rPr>
+          <w:rFonts w:ascii="Consolas" w:hAnsi="Consolas"/>
+          <w:sz w:val="18"/>
+          <w:szCs w:val="18"/>
+          <w:lang w:val="en-US"/>
+        </w:rPr>
+        <w:t>"], table_data_style),</w:t>
+      </w:r>
+    </w:p>
+    <w:p>
+      <w:pPr>
+        <w:spacing w:after="0"/>
+        <w:rPr>
+          <w:rFonts w:ascii="Consolas" w:hAnsi="Consolas"/>
+          <w:sz w:val="18"/>
+          <w:szCs w:val="18"/>
+          <w:lang w:val="en-US"/>
+        </w:rPr>
+      </w:pPr>
+      <w:r>
+        <w:rPr>
+          <w:rFonts w:ascii="Consolas" w:hAnsi="Consolas"/>
+          <w:sz w:val="18"/>
+          <w:szCs w:val="18"/>
+          <w:lang w:val="en-US"/>
+        </w:rPr>
+        <w:lastRenderedPageBreak/>
+        <w:t xml:space="preserve">                </w:t>
+      </w:r>
+      <w:proofErr w:type="gramStart"/>
+      <w:r>
+        <w:rPr>
+          <w:rFonts w:ascii="Consolas" w:hAnsi="Consolas"/>
+          <w:sz w:val="18"/>
+          <w:szCs w:val="18"/>
+          <w:lang w:val="en-US"/>
+        </w:rPr>
+        <w:t>Paragraph(</w:t>
+      </w:r>
+      <w:proofErr w:type="gramEnd"/>
+      <w:r>
+        <w:rPr>
+          <w:rFonts w:ascii="Consolas" w:hAnsi="Consolas"/>
+          <w:sz w:val="18"/>
+          <w:szCs w:val="18"/>
+          <w:lang w:val="en-US"/>
+        </w:rPr>
+        <w:t>task["</w:t>
+      </w:r>
+      <w:r>
+        <w:rPr>
+          <w:rFonts w:ascii="Consolas" w:hAnsi="Consolas"/>
+          <w:sz w:val="18"/>
+          <w:szCs w:val="18"/>
+        </w:rPr>
+        <w:t>Дата</w:t>
       </w:r>
       <w:r>
         <w:rPr>
@@ -32308,7 +36372,7 @@
           <w:sz w:val="18"/>
           <w:szCs w:val="18"/>
         </w:rPr>
-        <w:t>задания</w:t>
+        <w:t>выполнения</w:t>
       </w:r>
       <w:r>
         <w:rPr>
@@ -32337,24 +36401,95 @@
           <w:szCs w:val="18"/>
           <w:lang w:val="en-US"/>
         </w:rPr>
-        <w:t xml:space="preserve">                Paragraph(task["</w:t>
-      </w:r>
-      <w:r>
-        <w:rPr>
-          <w:rFonts w:ascii="Consolas" w:hAnsi="Consolas"/>
-          <w:sz w:val="18"/>
-          <w:szCs w:val="18"/>
-        </w:rPr>
-        <w:t>Описание</w:t>
-      </w:r>
-      <w:r>
-        <w:rPr>
-          <w:rFonts w:ascii="Consolas" w:hAnsi="Consolas"/>
-          <w:sz w:val="18"/>
-          <w:szCs w:val="18"/>
-          <w:lang w:val="en-US"/>
-        </w:rPr>
-        <w:t>"], table_data_style),</w:t>
+        <w:t xml:space="preserve">                </w:t>
+      </w:r>
+      <w:proofErr w:type="gramStart"/>
+      <w:r>
+        <w:rPr>
+          <w:rFonts w:ascii="Consolas" w:hAnsi="Consolas"/>
+          <w:sz w:val="18"/>
+          <w:szCs w:val="18"/>
+          <w:lang w:val="en-US"/>
+        </w:rPr>
+        <w:t>Paragraph(</w:t>
+      </w:r>
+      <w:proofErr w:type="gramEnd"/>
+      <w:r>
+        <w:rPr>
+          <w:rFonts w:ascii="Consolas" w:hAnsi="Consolas"/>
+          <w:sz w:val="18"/>
+          <w:szCs w:val="18"/>
+          <w:lang w:val="en-US"/>
+        </w:rPr>
+        <w:t>str(task["</w:t>
+      </w:r>
+      <w:r>
+        <w:rPr>
+          <w:rFonts w:ascii="Consolas" w:hAnsi="Consolas"/>
+          <w:sz w:val="18"/>
+          <w:szCs w:val="18"/>
+        </w:rPr>
+        <w:t>Время</w:t>
+      </w:r>
+      <w:r>
+        <w:rPr>
+          <w:rFonts w:ascii="Consolas" w:hAnsi="Consolas"/>
+          <w:sz w:val="18"/>
+          <w:szCs w:val="18"/>
+          <w:lang w:val="en-US"/>
+        </w:rPr>
+        <w:t xml:space="preserve"> </w:t>
+      </w:r>
+      <w:r>
+        <w:rPr>
+          <w:rFonts w:ascii="Consolas" w:hAnsi="Consolas"/>
+          <w:sz w:val="18"/>
+          <w:szCs w:val="18"/>
+        </w:rPr>
+        <w:t>выполнения</w:t>
+      </w:r>
+      <w:r>
+        <w:rPr>
+          <w:rFonts w:ascii="Consolas" w:hAnsi="Consolas"/>
+          <w:sz w:val="18"/>
+          <w:szCs w:val="18"/>
+          <w:lang w:val="en-US"/>
+        </w:rPr>
+        <w:t xml:space="preserve"> (</w:t>
+      </w:r>
+      <w:r>
+        <w:rPr>
+          <w:rFonts w:ascii="Consolas" w:hAnsi="Consolas"/>
+          <w:sz w:val="18"/>
+          <w:szCs w:val="18"/>
+        </w:rPr>
+        <w:t>в</w:t>
+      </w:r>
+      <w:r>
+        <w:rPr>
+          <w:rFonts w:ascii="Consolas" w:hAnsi="Consolas"/>
+          <w:sz w:val="18"/>
+          <w:szCs w:val="18"/>
+          <w:lang w:val="en-US"/>
+        </w:rPr>
+        <w:t xml:space="preserve"> </w:t>
+      </w:r>
+      <w:r>
+        <w:rPr>
+          <w:rFonts w:ascii="Consolas" w:hAnsi="Consolas"/>
+          <w:sz w:val="18"/>
+          <w:szCs w:val="18"/>
+        </w:rPr>
+        <w:t>час</w:t>
+      </w:r>
+      <w:r>
+        <w:rPr>
+          <w:rFonts w:ascii="Consolas" w:hAnsi="Consolas"/>
+          <w:sz w:val="18"/>
+          <w:szCs w:val="18"/>
+          <w:lang w:val="en-US"/>
+        </w:rPr>
+        <w:t>)"]), table_data_style)</w:t>
       </w:r>
     </w:p>
     <w:p>
@@ -32374,16 +36509,163 @@
           <w:szCs w:val="18"/>
           <w:lang w:val="en-US"/>
         </w:rPr>
-        <w:lastRenderedPageBreak/>
-        <w:t xml:space="preserve">                Paragraph(task["</w:t>
-      </w:r>
-      <w:r>
-        <w:rPr>
-          <w:rFonts w:ascii="Consolas" w:hAnsi="Consolas"/>
-          <w:sz w:val="18"/>
-          <w:szCs w:val="18"/>
-        </w:rPr>
-        <w:t>Дата</w:t>
+        <w:t xml:space="preserve">            ])</w:t>
+      </w:r>
+    </w:p>
+    <w:p>
+      <w:pPr>
+        <w:spacing w:after="0"/>
+        <w:rPr>
+          <w:rFonts w:ascii="Consolas" w:hAnsi="Consolas"/>
+          <w:sz w:val="18"/>
+          <w:szCs w:val="18"/>
+          <w:lang w:val="en-US"/>
+        </w:rPr>
+      </w:pPr>
+    </w:p>
+    <w:p>
+      <w:pPr>
+        <w:spacing w:after="0"/>
+        <w:rPr>
+          <w:rFonts w:ascii="Consolas" w:hAnsi="Consolas"/>
+          <w:sz w:val="18"/>
+          <w:szCs w:val="18"/>
+          <w:lang w:val="en-US"/>
+        </w:rPr>
+      </w:pPr>
+      <w:r>
+        <w:rPr>
+          <w:rFonts w:ascii="Consolas" w:hAnsi="Consolas"/>
+          <w:sz w:val="18"/>
+          <w:szCs w:val="18"/>
+          <w:lang w:val="en-US"/>
+        </w:rPr>
+        <w:t xml:space="preserve">        task_table = </w:t>
+      </w:r>
+      <w:proofErr w:type="gramStart"/>
+      <w:r>
+        <w:rPr>
+          <w:rFonts w:ascii="Consolas" w:hAnsi="Consolas"/>
+          <w:sz w:val="18"/>
+          <w:szCs w:val="18"/>
+          <w:lang w:val="en-US"/>
+        </w:rPr>
+        <w:t>Table(</w:t>
+      </w:r>
+      <w:proofErr w:type="gramEnd"/>
+      <w:r>
+        <w:rPr>
+          <w:rFonts w:ascii="Consolas" w:hAnsi="Consolas"/>
+          <w:sz w:val="18"/>
+          <w:szCs w:val="18"/>
+          <w:lang w:val="en-US"/>
+        </w:rPr>
+        <w:t>task_table_data, colWidths=[1.5 * cm, 5 * cm, 5 * cm, 3 * cm, 2.5 * cm])</w:t>
+      </w:r>
+    </w:p>
+    <w:p>
+      <w:pPr>
+        <w:spacing w:after="0"/>
+        <w:rPr>
+          <w:rFonts w:ascii="Consolas" w:hAnsi="Consolas"/>
+          <w:sz w:val="18"/>
+          <w:szCs w:val="18"/>
+          <w:lang w:val="en-US"/>
+        </w:rPr>
+      </w:pPr>
+      <w:r>
+        <w:rPr>
+          <w:rFonts w:ascii="Consolas" w:hAnsi="Consolas"/>
+          <w:sz w:val="18"/>
+          <w:szCs w:val="18"/>
+          <w:lang w:val="en-US"/>
+        </w:rPr>
+        <w:t xml:space="preserve">        task_</w:t>
+      </w:r>
+      <w:proofErr w:type="gramStart"/>
+      <w:r>
+        <w:rPr>
+          <w:rFonts w:ascii="Consolas" w:hAnsi="Consolas"/>
+          <w:sz w:val="18"/>
+          <w:szCs w:val="18"/>
+          <w:lang w:val="en-US"/>
+        </w:rPr>
+        <w:t>table.setStyle</w:t>
+      </w:r>
+      <w:proofErr w:type="gramEnd"/>
+      <w:r>
+        <w:rPr>
+          <w:rFonts w:ascii="Consolas" w:hAnsi="Consolas"/>
+          <w:sz w:val="18"/>
+          <w:szCs w:val="18"/>
+          <w:lang w:val="en-US"/>
+        </w:rPr>
+        <w:t>(TableStyle([</w:t>
+      </w:r>
+    </w:p>
+    <w:p>
+      <w:pPr>
+        <w:spacing w:after="0"/>
+        <w:rPr>
+          <w:rFonts w:ascii="Consolas" w:hAnsi="Consolas"/>
+          <w:sz w:val="18"/>
+          <w:szCs w:val="18"/>
+          <w:lang w:val="en-US"/>
+        </w:rPr>
+      </w:pPr>
+      <w:r>
+        <w:rPr>
+          <w:rFonts w:ascii="Consolas" w:hAnsi="Consolas"/>
+          <w:sz w:val="18"/>
+          <w:szCs w:val="18"/>
+          <w:lang w:val="en-US"/>
+        </w:rPr>
+        <w:t xml:space="preserve">            ('BACKGROUND', (0, 0), (-1, 0), </w:t>
+      </w:r>
+      <w:proofErr w:type="gramStart"/>
+      <w:r>
+        <w:rPr>
+          <w:rFonts w:ascii="Consolas" w:hAnsi="Consolas"/>
+          <w:sz w:val="18"/>
+          <w:szCs w:val="18"/>
+          <w:lang w:val="en-US"/>
+        </w:rPr>
+        <w:t>colors.HexColor</w:t>
+      </w:r>
+      <w:proofErr w:type="gramEnd"/>
+      <w:r>
+        <w:rPr>
+          <w:rFonts w:ascii="Consolas" w:hAnsi="Consolas"/>
+          <w:sz w:val="18"/>
+          <w:szCs w:val="18"/>
+          <w:lang w:val="en-US"/>
+        </w:rPr>
+        <w:t xml:space="preserve">('#F0F0F0')),  # </w:t>
+      </w:r>
+      <w:r>
+        <w:rPr>
+          <w:rFonts w:ascii="Consolas" w:hAnsi="Consolas"/>
+          <w:sz w:val="18"/>
+          <w:szCs w:val="18"/>
+        </w:rPr>
+        <w:t>Светло</w:t>
+      </w:r>
+      <w:r>
+        <w:rPr>
+          <w:rFonts w:ascii="Consolas" w:hAnsi="Consolas"/>
+          <w:sz w:val="18"/>
+          <w:szCs w:val="18"/>
+          <w:lang w:val="en-US"/>
+        </w:rPr>
+        <w:t>-</w:t>
+      </w:r>
+      <w:r>
+        <w:rPr>
+          <w:rFonts w:ascii="Consolas" w:hAnsi="Consolas"/>
+          <w:sz w:val="18"/>
+          <w:szCs w:val="18"/>
+        </w:rPr>
+        <w:t>серый</w:t>
       </w:r>
       <w:r>
         <w:rPr>
@@ -32400,16 +36682,24 @@
           <w:sz w:val="18"/>
           <w:szCs w:val="18"/>
         </w:rPr>
-        <w:t>выполнения</w:t>
-      </w:r>
-      <w:r>
-        <w:rPr>
-          <w:rFonts w:ascii="Consolas" w:hAnsi="Consolas"/>
-          <w:sz w:val="18"/>
-          <w:szCs w:val="18"/>
-          <w:lang w:val="en-US"/>
-        </w:rPr>
-        <w:t>"], table_data_style),</w:t>
+        <w:t>фон</w:t>
+      </w:r>
+      <w:r>
+        <w:rPr>
+          <w:rFonts w:ascii="Consolas" w:hAnsi="Consolas"/>
+          <w:sz w:val="18"/>
+          <w:szCs w:val="18"/>
+          <w:lang w:val="en-US"/>
+        </w:rPr>
+        <w:t xml:space="preserve"> </w:t>
+      </w:r>
+      <w:r>
+        <w:rPr>
+          <w:rFonts w:ascii="Consolas" w:hAnsi="Consolas"/>
+          <w:sz w:val="18"/>
+          <w:szCs w:val="18"/>
+        </w:rPr>
+        <w:t>заголовков</w:t>
       </w:r>
     </w:p>
     <w:p>
@@ -32419,25 +36709,466 @@
           <w:rFonts w:ascii="Consolas" w:hAnsi="Consolas"/>
           <w:sz w:val="18"/>
           <w:szCs w:val="18"/>
-          <w:lang w:val="en-US"/>
-        </w:rPr>
-      </w:pPr>
-      <w:r>
-        <w:rPr>
-          <w:rFonts w:ascii="Consolas" w:hAnsi="Consolas"/>
-          <w:sz w:val="18"/>
-          <w:szCs w:val="18"/>
-          <w:lang w:val="en-US"/>
-        </w:rPr>
-        <w:t xml:space="preserve">                Paragraph(str(task["</w:t>
-      </w:r>
-      <w:r>
-        <w:rPr>
-          <w:rFonts w:ascii="Consolas" w:hAnsi="Consolas"/>
-          <w:sz w:val="18"/>
-          <w:szCs w:val="18"/>
-        </w:rPr>
-        <w:t>Время</w:t>
+        </w:rPr>
+      </w:pPr>
+      <w:r>
+        <w:rPr>
+          <w:rFonts w:ascii="Consolas" w:hAnsi="Consolas"/>
+          <w:sz w:val="18"/>
+          <w:szCs w:val="18"/>
+          <w:lang w:val="en-US"/>
+        </w:rPr>
+        <w:t xml:space="preserve">            </w:t>
+      </w:r>
+      <w:r>
+        <w:rPr>
+          <w:rFonts w:ascii="Consolas" w:hAnsi="Consolas"/>
+          <w:sz w:val="18"/>
+          <w:szCs w:val="18"/>
+        </w:rPr>
+        <w:t xml:space="preserve">('TEXTCOLOR', (0, 0), (-1, 0), </w:t>
+      </w:r>
+      <w:proofErr w:type="gramStart"/>
+      <w:r>
+        <w:rPr>
+          <w:rFonts w:ascii="Consolas" w:hAnsi="Consolas"/>
+          <w:sz w:val="18"/>
+          <w:szCs w:val="18"/>
+        </w:rPr>
+        <w:t>colors.black</w:t>
+      </w:r>
+      <w:proofErr w:type="gramEnd"/>
+      <w:r>
+        <w:rPr>
+          <w:rFonts w:ascii="Consolas" w:hAnsi="Consolas"/>
+          <w:sz w:val="18"/>
+          <w:szCs w:val="18"/>
+        </w:rPr>
+        <w:t>),  # Черный текст для заголовков</w:t>
+      </w:r>
+    </w:p>
+    <w:p>
+      <w:pPr>
+        <w:spacing w:after="0"/>
+        <w:rPr>
+          <w:rFonts w:ascii="Consolas" w:hAnsi="Consolas"/>
+          <w:sz w:val="18"/>
+          <w:szCs w:val="18"/>
+          <w:lang w:val="en-US"/>
+        </w:rPr>
+      </w:pPr>
+      <w:r>
+        <w:rPr>
+          <w:rFonts w:ascii="Consolas" w:hAnsi="Consolas"/>
+          <w:sz w:val="18"/>
+          <w:szCs w:val="18"/>
+        </w:rPr>
+        <w:t xml:space="preserve">            </w:t>
+      </w:r>
+      <w:r>
+        <w:rPr>
+          <w:rFonts w:ascii="Consolas" w:hAnsi="Consolas"/>
+          <w:sz w:val="18"/>
+          <w:szCs w:val="18"/>
+          <w:lang w:val="en-US"/>
+        </w:rPr>
+        <w:t>('ALIGN', (0, 0), (-1, 0), 'CENTER'),</w:t>
+      </w:r>
+    </w:p>
+    <w:p>
+      <w:pPr>
+        <w:spacing w:after="0"/>
+        <w:rPr>
+          <w:rFonts w:ascii="Consolas" w:hAnsi="Consolas"/>
+          <w:sz w:val="18"/>
+          <w:szCs w:val="18"/>
+          <w:lang w:val="en-US"/>
+        </w:rPr>
+      </w:pPr>
+      <w:r>
+        <w:rPr>
+          <w:rFonts w:ascii="Consolas" w:hAnsi="Consolas"/>
+          <w:sz w:val="18"/>
+          <w:szCs w:val="18"/>
+          <w:lang w:val="en-US"/>
+        </w:rPr>
+        <w:t xml:space="preserve">            ('ALIGN', (0, 1), (-1, -1), 'LEFT'),</w:t>
+      </w:r>
+    </w:p>
+    <w:p>
+      <w:pPr>
+        <w:spacing w:after="0"/>
+        <w:rPr>
+          <w:rFonts w:ascii="Consolas" w:hAnsi="Consolas"/>
+          <w:sz w:val="18"/>
+          <w:szCs w:val="18"/>
+          <w:lang w:val="en-US"/>
+        </w:rPr>
+      </w:pPr>
+      <w:r>
+        <w:rPr>
+          <w:rFonts w:ascii="Consolas" w:hAnsi="Consolas"/>
+          <w:sz w:val="18"/>
+          <w:szCs w:val="18"/>
+          <w:lang w:val="en-US"/>
+        </w:rPr>
+        <w:t xml:space="preserve">            ('ALIGN', (4, 1), (4, -1), 'CENTER'),</w:t>
+      </w:r>
+    </w:p>
+    <w:p>
+      <w:pPr>
+        <w:spacing w:after="0"/>
+        <w:rPr>
+          <w:rFonts w:ascii="Consolas" w:hAnsi="Consolas"/>
+          <w:sz w:val="18"/>
+          <w:szCs w:val="18"/>
+          <w:lang w:val="en-US"/>
+        </w:rPr>
+      </w:pPr>
+      <w:r>
+        <w:rPr>
+          <w:rFonts w:ascii="Consolas" w:hAnsi="Consolas"/>
+          <w:sz w:val="18"/>
+          <w:szCs w:val="18"/>
+          <w:lang w:val="en-US"/>
+        </w:rPr>
+        <w:t xml:space="preserve">            ('FONTNAME', (0, 0), (-1, 0), 'Times-Bold'),</w:t>
+      </w:r>
+    </w:p>
+    <w:p>
+      <w:pPr>
+        <w:spacing w:after="0"/>
+        <w:rPr>
+          <w:rFonts w:ascii="Consolas" w:hAnsi="Consolas"/>
+          <w:sz w:val="18"/>
+          <w:szCs w:val="18"/>
+          <w:lang w:val="en-US"/>
+        </w:rPr>
+      </w:pPr>
+      <w:r>
+        <w:rPr>
+          <w:rFonts w:ascii="Consolas" w:hAnsi="Consolas"/>
+          <w:sz w:val="18"/>
+          <w:szCs w:val="18"/>
+          <w:lang w:val="en-US"/>
+        </w:rPr>
+        <w:t xml:space="preserve">            ('FONTNAME', (0, 1), (-1, -1), 'Times-Roman'),</w:t>
+      </w:r>
+    </w:p>
+    <w:p>
+      <w:pPr>
+        <w:spacing w:after="0"/>
+        <w:rPr>
+          <w:rFonts w:ascii="Consolas" w:hAnsi="Consolas"/>
+          <w:sz w:val="18"/>
+          <w:szCs w:val="18"/>
+          <w:lang w:val="en-US"/>
+        </w:rPr>
+      </w:pPr>
+      <w:r>
+        <w:rPr>
+          <w:rFonts w:ascii="Consolas" w:hAnsi="Consolas"/>
+          <w:sz w:val="18"/>
+          <w:szCs w:val="18"/>
+          <w:lang w:val="en-US"/>
+        </w:rPr>
+        <w:t xml:space="preserve">            ('FONTSIZE', (0, 0), (-1, -1), 14),</w:t>
+      </w:r>
+    </w:p>
+    <w:p>
+      <w:pPr>
+        <w:spacing w:after="0"/>
+        <w:rPr>
+          <w:rFonts w:ascii="Consolas" w:hAnsi="Consolas"/>
+          <w:sz w:val="18"/>
+          <w:szCs w:val="18"/>
+          <w:lang w:val="en-US"/>
+        </w:rPr>
+      </w:pPr>
+      <w:r>
+        <w:rPr>
+          <w:rFonts w:ascii="Consolas" w:hAnsi="Consolas"/>
+          <w:sz w:val="18"/>
+          <w:szCs w:val="18"/>
+          <w:lang w:val="en-US"/>
+        </w:rPr>
+        <w:t xml:space="preserve">            ('BOTTOMPADDING', (0, 0), (-1, -1), 6),</w:t>
+      </w:r>
+    </w:p>
+    <w:p>
+      <w:pPr>
+        <w:spacing w:after="0"/>
+        <w:rPr>
+          <w:rFonts w:ascii="Consolas" w:hAnsi="Consolas"/>
+          <w:sz w:val="18"/>
+          <w:szCs w:val="18"/>
+          <w:lang w:val="en-US"/>
+        </w:rPr>
+      </w:pPr>
+      <w:r>
+        <w:rPr>
+          <w:rFonts w:ascii="Consolas" w:hAnsi="Consolas"/>
+          <w:sz w:val="18"/>
+          <w:szCs w:val="18"/>
+          <w:lang w:val="en-US"/>
+        </w:rPr>
+        <w:t xml:space="preserve">            ('TOPPADDING', (0, 0), (-1, -1), 6),</w:t>
+      </w:r>
+    </w:p>
+    <w:p>
+      <w:pPr>
+        <w:spacing w:after="0"/>
+        <w:rPr>
+          <w:rFonts w:ascii="Consolas" w:hAnsi="Consolas"/>
+          <w:sz w:val="18"/>
+          <w:szCs w:val="18"/>
+          <w:lang w:val="en-US"/>
+        </w:rPr>
+      </w:pPr>
+      <w:r>
+        <w:rPr>
+          <w:rFonts w:ascii="Consolas" w:hAnsi="Consolas"/>
+          <w:sz w:val="18"/>
+          <w:szCs w:val="18"/>
+          <w:lang w:val="en-US"/>
+        </w:rPr>
+        <w:t xml:space="preserve">            ('GRID', (0, 0), (-1, -1), 0.5, </w:t>
+      </w:r>
+      <w:proofErr w:type="gramStart"/>
+      <w:r>
+        <w:rPr>
+          <w:rFonts w:ascii="Consolas" w:hAnsi="Consolas"/>
+          <w:sz w:val="18"/>
+          <w:szCs w:val="18"/>
+          <w:lang w:val="en-US"/>
+        </w:rPr>
+        <w:t>colors.HexColor</w:t>
+      </w:r>
+      <w:proofErr w:type="gramEnd"/>
+      <w:r>
+        <w:rPr>
+          <w:rFonts w:ascii="Consolas" w:hAnsi="Consolas"/>
+          <w:sz w:val="18"/>
+          <w:szCs w:val="18"/>
+          <w:lang w:val="en-US"/>
+        </w:rPr>
+        <w:t>('#DEE2E6')),</w:t>
+      </w:r>
+    </w:p>
+    <w:p>
+      <w:pPr>
+        <w:spacing w:after="0"/>
+        <w:rPr>
+          <w:rFonts w:ascii="Consolas" w:hAnsi="Consolas"/>
+          <w:sz w:val="18"/>
+          <w:szCs w:val="18"/>
+          <w:lang w:val="en-US"/>
+        </w:rPr>
+      </w:pPr>
+      <w:r>
+        <w:rPr>
+          <w:rFonts w:ascii="Consolas" w:hAnsi="Consolas"/>
+          <w:sz w:val="18"/>
+          <w:szCs w:val="18"/>
+          <w:lang w:val="en-US"/>
+        </w:rPr>
+        <w:t xml:space="preserve">            ('VALIGN', (0, 0), (-1, -1), 'MIDDLE'),</w:t>
+      </w:r>
+    </w:p>
+    <w:p>
+      <w:pPr>
+        <w:spacing w:after="0"/>
+        <w:rPr>
+          <w:rFonts w:ascii="Consolas" w:hAnsi="Consolas"/>
+          <w:sz w:val="18"/>
+          <w:szCs w:val="18"/>
+          <w:lang w:val="en-US"/>
+        </w:rPr>
+      </w:pPr>
+      <w:r>
+        <w:rPr>
+          <w:rFonts w:ascii="Consolas" w:hAnsi="Consolas"/>
+          <w:sz w:val="18"/>
+          <w:szCs w:val="18"/>
+          <w:lang w:val="en-US"/>
+        </w:rPr>
+        <w:t xml:space="preserve">        ]))</w:t>
+      </w:r>
+    </w:p>
+    <w:p>
+      <w:pPr>
+        <w:spacing w:after="0"/>
+        <w:rPr>
+          <w:rFonts w:ascii="Consolas" w:hAnsi="Consolas"/>
+          <w:sz w:val="18"/>
+          <w:szCs w:val="18"/>
+          <w:lang w:val="en-US"/>
+        </w:rPr>
+      </w:pPr>
+      <w:r>
+        <w:rPr>
+          <w:rFonts w:ascii="Consolas" w:hAnsi="Consolas"/>
+          <w:sz w:val="18"/>
+          <w:szCs w:val="18"/>
+          <w:lang w:val="en-US"/>
+        </w:rPr>
+        <w:t xml:space="preserve">        </w:t>
+      </w:r>
+      <w:proofErr w:type="gramStart"/>
+      <w:r>
+        <w:rPr>
+          <w:rFonts w:ascii="Consolas" w:hAnsi="Consolas"/>
+          <w:sz w:val="18"/>
+          <w:szCs w:val="18"/>
+          <w:lang w:val="en-US"/>
+        </w:rPr>
+        <w:t>elements.append</w:t>
+      </w:r>
+      <w:proofErr w:type="gramEnd"/>
+      <w:r>
+        <w:rPr>
+          <w:rFonts w:ascii="Consolas" w:hAnsi="Consolas"/>
+          <w:sz w:val="18"/>
+          <w:szCs w:val="18"/>
+          <w:lang w:val="en-US"/>
+        </w:rPr>
+        <w:t>(task_table)</w:t>
+      </w:r>
+    </w:p>
+    <w:p>
+      <w:pPr>
+        <w:spacing w:after="0"/>
+        <w:rPr>
+          <w:rFonts w:ascii="Consolas" w:hAnsi="Consolas"/>
+          <w:sz w:val="18"/>
+          <w:szCs w:val="18"/>
+          <w:lang w:val="en-US"/>
+        </w:rPr>
+      </w:pPr>
+    </w:p>
+    <w:p>
+      <w:pPr>
+        <w:spacing w:after="0"/>
+        <w:rPr>
+          <w:rFonts w:ascii="Consolas" w:hAnsi="Consolas"/>
+          <w:sz w:val="18"/>
+          <w:szCs w:val="18"/>
+          <w:lang w:val="en-US"/>
+        </w:rPr>
+      </w:pPr>
+      <w:r>
+        <w:rPr>
+          <w:rFonts w:ascii="Consolas" w:hAnsi="Consolas"/>
+          <w:sz w:val="18"/>
+          <w:szCs w:val="18"/>
+          <w:lang w:val="en-US"/>
+        </w:rPr>
+        <w:t xml:space="preserve">        # === </w:t>
+      </w:r>
+      <w:r>
+        <w:rPr>
+          <w:rFonts w:ascii="Consolas" w:hAnsi="Consolas"/>
+          <w:sz w:val="18"/>
+          <w:szCs w:val="18"/>
+        </w:rPr>
+        <w:t>ПОДПИСЬ</w:t>
+      </w:r>
+      <w:r>
+        <w:rPr>
+          <w:rFonts w:ascii="Consolas" w:hAnsi="Consolas"/>
+          <w:sz w:val="18"/>
+          <w:szCs w:val="18"/>
+          <w:lang w:val="en-US"/>
+        </w:rPr>
+        <w:t xml:space="preserve"> ===</w:t>
+      </w:r>
+    </w:p>
+    <w:p>
+      <w:pPr>
+        <w:spacing w:after="0"/>
+        <w:rPr>
+          <w:rFonts w:ascii="Consolas" w:hAnsi="Consolas"/>
+          <w:sz w:val="18"/>
+          <w:szCs w:val="18"/>
+          <w:lang w:val="en-US"/>
+        </w:rPr>
+      </w:pPr>
+      <w:r>
+        <w:rPr>
+          <w:rFonts w:ascii="Consolas" w:hAnsi="Consolas"/>
+          <w:sz w:val="18"/>
+          <w:szCs w:val="18"/>
+          <w:lang w:val="en-US"/>
+        </w:rPr>
+        <w:t xml:space="preserve">        </w:t>
+      </w:r>
+      <w:proofErr w:type="gramStart"/>
+      <w:r>
+        <w:rPr>
+          <w:rFonts w:ascii="Consolas" w:hAnsi="Consolas"/>
+          <w:sz w:val="18"/>
+          <w:szCs w:val="18"/>
+          <w:lang w:val="en-US"/>
+        </w:rPr>
+        <w:t>elements.append</w:t>
+      </w:r>
+      <w:proofErr w:type="gramEnd"/>
+      <w:r>
+        <w:rPr>
+          <w:rFonts w:ascii="Consolas" w:hAnsi="Consolas"/>
+          <w:sz w:val="18"/>
+          <w:szCs w:val="18"/>
+          <w:lang w:val="en-US"/>
+        </w:rPr>
+        <w:t>(Spacer(1, 1 * cm))</w:t>
+      </w:r>
+    </w:p>
+    <w:p>
+      <w:pPr>
+        <w:spacing w:after="0"/>
+        <w:rPr>
+          <w:rFonts w:ascii="Consolas" w:hAnsi="Consolas"/>
+          <w:sz w:val="18"/>
+          <w:szCs w:val="18"/>
+          <w:lang w:val="en-US"/>
+        </w:rPr>
+      </w:pPr>
+      <w:r>
+        <w:rPr>
+          <w:rFonts w:ascii="Consolas" w:hAnsi="Consolas"/>
+          <w:sz w:val="18"/>
+          <w:szCs w:val="18"/>
+          <w:lang w:val="en-US"/>
+        </w:rPr>
+        <w:t xml:space="preserve">        signature = </w:t>
+      </w:r>
+      <w:proofErr w:type="gramStart"/>
+      <w:r>
+        <w:rPr>
+          <w:rFonts w:ascii="Consolas" w:hAnsi="Consolas"/>
+          <w:sz w:val="18"/>
+          <w:szCs w:val="18"/>
+          <w:lang w:val="en-US"/>
+        </w:rPr>
+        <w:t>Paragraph(</w:t>
+      </w:r>
+      <w:proofErr w:type="gramEnd"/>
+      <w:r>
+        <w:rPr>
+          <w:rFonts w:ascii="Consolas" w:hAnsi="Consolas"/>
+          <w:sz w:val="18"/>
+          <w:szCs w:val="18"/>
+          <w:lang w:val="en-US"/>
+        </w:rPr>
+        <w:t>f"</w:t>
+      </w:r>
+      <w:r>
+        <w:rPr>
+          <w:rFonts w:ascii="Consolas" w:hAnsi="Consolas"/>
+          <w:sz w:val="18"/>
+          <w:szCs w:val="18"/>
+        </w:rPr>
+        <w:t>Подпись</w:t>
       </w:r>
       <w:r>
         <w:rPr>
@@ -32454,24 +37185,7 @@
           <w:sz w:val="18"/>
           <w:szCs w:val="18"/>
         </w:rPr>
-        <w:t>выполнения</w:t>
-      </w:r>
-      <w:r>
-        <w:rPr>
-          <w:rFonts w:ascii="Consolas" w:hAnsi="Consolas"/>
-          <w:sz w:val="18"/>
-          <w:szCs w:val="18"/>
-          <w:lang w:val="en-US"/>
-        </w:rPr>
-        <w:t xml:space="preserve"> (</w:t>
-      </w:r>
-      <w:r>
-        <w:rPr>
-          <w:rFonts w:ascii="Consolas" w:hAnsi="Consolas"/>
-          <w:sz w:val="18"/>
-          <w:szCs w:val="18"/>
-        </w:rPr>
-        <w:t>в</w:t>
+        <w:t>ответственного</w:t>
       </w:r>
       <w:r>
         <w:rPr>
@@ -32488,16 +37202,16 @@
           <w:sz w:val="18"/>
           <w:szCs w:val="18"/>
         </w:rPr>
-        <w:t>час</w:t>
-      </w:r>
-      <w:r>
-        <w:rPr>
-          <w:rFonts w:ascii="Consolas" w:hAnsi="Consolas"/>
-          <w:sz w:val="18"/>
-          <w:szCs w:val="18"/>
-          <w:lang w:val="en-US"/>
-        </w:rPr>
-        <w:t>)"]), table_data_style)</w:t>
+        <w:t>сотрудника</w:t>
+      </w:r>
+      <w:r>
+        <w:rPr>
+          <w:rFonts w:ascii="Consolas" w:hAnsi="Consolas"/>
+          <w:sz w:val="18"/>
+          <w:szCs w:val="18"/>
+          <w:lang w:val="en-US"/>
+        </w:rPr>
+        <w:t>&lt;br/&gt;_____________ / {family_with_inits}",</w:t>
       </w:r>
     </w:p>
     <w:p>
@@ -32517,7 +37231,7 @@
           <w:szCs w:val="18"/>
           <w:lang w:val="en-US"/>
         </w:rPr>
-        <w:t xml:space="preserve">            ])</w:t>
+        <w:t xml:space="preserve">                              signature_style)</w:t>
       </w:r>
     </w:p>
     <w:p>
@@ -32530,6 +37244,35 @@
           <w:lang w:val="en-US"/>
         </w:rPr>
       </w:pPr>
+      <w:r>
+        <w:rPr>
+          <w:rFonts w:ascii="Consolas" w:hAnsi="Consolas"/>
+          <w:sz w:val="18"/>
+          <w:szCs w:val="18"/>
+          <w:lang w:val="en-US"/>
+        </w:rPr>
+        <w:t xml:space="preserve">        </w:t>
+      </w:r>
+      <w:proofErr w:type="gramStart"/>
+      <w:r>
+        <w:rPr>
+          <w:rFonts w:ascii="Consolas" w:hAnsi="Consolas"/>
+          <w:sz w:val="18"/>
+          <w:szCs w:val="18"/>
+          <w:lang w:val="en-US"/>
+        </w:rPr>
+        <w:t>elements.append</w:t>
+      </w:r>
+      <w:proofErr w:type="gramEnd"/>
+      <w:r>
+        <w:rPr>
+          <w:rFonts w:ascii="Consolas" w:hAnsi="Consolas"/>
+          <w:sz w:val="18"/>
+          <w:szCs w:val="18"/>
+          <w:lang w:val="en-US"/>
+        </w:rPr>
+        <w:t>(signature)</w:t>
+      </w:r>
     </w:p>
     <w:p>
       <w:pPr>
@@ -32541,15 +37284,6 @@
           <w:lang w:val="en-US"/>
         </w:rPr>
       </w:pPr>
-      <w:r>
-        <w:rPr>
-          <w:rFonts w:ascii="Consolas" w:hAnsi="Consolas"/>
-          <w:sz w:val="18"/>
-          <w:szCs w:val="18"/>
-          <w:lang w:val="en-US"/>
-        </w:rPr>
-        <w:t xml:space="preserve">        task_table = Table(task_table_data, colWidths=[1.5 * cm, 5 * cm, 5 * cm, 3 * cm, 2.5 * cm])</w:t>
-      </w:r>
     </w:p>
     <w:p>
       <w:pPr>
@@ -32568,7 +37302,24 @@
           <w:szCs w:val="18"/>
           <w:lang w:val="en-US"/>
         </w:rPr>
-        <w:t xml:space="preserve">        task_table.setStyle(TableStyle([</w:t>
+        <w:t xml:space="preserve">        # </w:t>
+      </w:r>
+      <w:r>
+        <w:rPr>
+          <w:rFonts w:ascii="Consolas" w:hAnsi="Consolas"/>
+          <w:sz w:val="18"/>
+          <w:szCs w:val="18"/>
+        </w:rPr>
+        <w:t>Строим</w:t>
+      </w:r>
+      <w:r>
+        <w:rPr>
+          <w:rFonts w:ascii="Consolas" w:hAnsi="Consolas"/>
+          <w:sz w:val="18"/>
+          <w:szCs w:val="18"/>
+          <w:lang w:val="en-US"/>
+        </w:rPr>
+        <w:t xml:space="preserve"> PDF</w:t>
       </w:r>
     </w:p>
     <w:p>
@@ -32588,66 +37339,27 @@
           <w:szCs w:val="18"/>
           <w:lang w:val="en-US"/>
         </w:rPr>
-        <w:t xml:space="preserve">            ('BACKGROUND', (0, 0), (-1, 0), colors.HexColor('#F0F0F0')),  # </w:t>
-      </w:r>
-      <w:r>
-        <w:rPr>
-          <w:rFonts w:ascii="Consolas" w:hAnsi="Consolas"/>
-          <w:sz w:val="18"/>
-          <w:szCs w:val="18"/>
-        </w:rPr>
-        <w:t>Светло</w:t>
-      </w:r>
-      <w:r>
-        <w:rPr>
-          <w:rFonts w:ascii="Consolas" w:hAnsi="Consolas"/>
-          <w:sz w:val="18"/>
-          <w:szCs w:val="18"/>
-          <w:lang w:val="en-US"/>
-        </w:rPr>
-        <w:t>-</w:t>
-      </w:r>
-      <w:r>
-        <w:rPr>
-          <w:rFonts w:ascii="Consolas" w:hAnsi="Consolas"/>
-          <w:sz w:val="18"/>
-          <w:szCs w:val="18"/>
-        </w:rPr>
-        <w:t>серый</w:t>
-      </w:r>
-      <w:r>
-        <w:rPr>
-          <w:rFonts w:ascii="Consolas" w:hAnsi="Consolas"/>
-          <w:sz w:val="18"/>
-          <w:szCs w:val="18"/>
-          <w:lang w:val="en-US"/>
-        </w:rPr>
-        <w:t xml:space="preserve"> </w:t>
-      </w:r>
-      <w:r>
-        <w:rPr>
-          <w:rFonts w:ascii="Consolas" w:hAnsi="Consolas"/>
-          <w:sz w:val="18"/>
-          <w:szCs w:val="18"/>
-        </w:rPr>
-        <w:t>фон</w:t>
-      </w:r>
-      <w:r>
-        <w:rPr>
-          <w:rFonts w:ascii="Consolas" w:hAnsi="Consolas"/>
-          <w:sz w:val="18"/>
-          <w:szCs w:val="18"/>
-          <w:lang w:val="en-US"/>
-        </w:rPr>
-        <w:t xml:space="preserve"> </w:t>
-      </w:r>
-      <w:r>
-        <w:rPr>
-          <w:rFonts w:ascii="Consolas" w:hAnsi="Consolas"/>
-          <w:sz w:val="18"/>
-          <w:szCs w:val="18"/>
-        </w:rPr>
-        <w:t>заголовков</w:t>
+        <w:t xml:space="preserve">        </w:t>
+      </w:r>
+      <w:proofErr w:type="gramStart"/>
+      <w:r>
+        <w:rPr>
+          <w:rFonts w:ascii="Consolas" w:hAnsi="Consolas"/>
+          <w:sz w:val="18"/>
+          <w:szCs w:val="18"/>
+          <w:lang w:val="en-US"/>
+        </w:rPr>
+        <w:t>doc.build</w:t>
+      </w:r>
+      <w:proofErr w:type="gramEnd"/>
+      <w:r>
+        <w:rPr>
+          <w:rFonts w:ascii="Consolas" w:hAnsi="Consolas"/>
+          <w:sz w:val="18"/>
+          <w:szCs w:val="18"/>
+          <w:lang w:val="en-US"/>
+        </w:rPr>
+        <w:t>(elements)</w:t>
       </w:r>
     </w:p>
     <w:p>
@@ -32657,25 +37369,9 @@
           <w:rFonts w:ascii="Consolas" w:hAnsi="Consolas"/>
           <w:sz w:val="18"/>
           <w:szCs w:val="18"/>
-        </w:rPr>
-      </w:pPr>
-      <w:r>
-        <w:rPr>
-          <w:rFonts w:ascii="Consolas" w:hAnsi="Consolas"/>
-          <w:sz w:val="18"/>
-          <w:szCs w:val="18"/>
-          <w:lang w:val="en-US"/>
-        </w:rPr>
-        <w:t xml:space="preserve">            </w:t>
-      </w:r>
-      <w:r>
-        <w:rPr>
-          <w:rFonts w:ascii="Consolas" w:hAnsi="Consolas"/>
-          <w:sz w:val="18"/>
-          <w:szCs w:val="18"/>
-        </w:rPr>
-        <w:t>('TEXTCOLOR', (0, 0), (-1, 0), colors.black),  # Черный текст для заголовков</w:t>
-      </w:r>
+          <w:lang w:val="en-US"/>
+        </w:rPr>
+      </w:pPr>
     </w:p>
     <w:p>
       <w:pPr>
@@ -32692,17 +37388,29 @@
           <w:rFonts w:ascii="Consolas" w:hAnsi="Consolas"/>
           <w:sz w:val="18"/>
           <w:szCs w:val="18"/>
-        </w:rPr>
-        <w:t xml:space="preserve">            </w:t>
-      </w:r>
-      <w:r>
-        <w:rPr>
-          <w:rFonts w:ascii="Consolas" w:hAnsi="Consolas"/>
-          <w:sz w:val="18"/>
-          <w:szCs w:val="18"/>
-          <w:lang w:val="en-US"/>
-        </w:rPr>
-        <w:t>('ALIGN', (0, 0), (-1, 0), 'CENTER'),</w:t>
+          <w:lang w:val="en-US"/>
+        </w:rPr>
+        <w:t xml:space="preserve">        background_tasks.add_</w:t>
+      </w:r>
+      <w:proofErr w:type="gramStart"/>
+      <w:r>
+        <w:rPr>
+          <w:rFonts w:ascii="Consolas" w:hAnsi="Consolas"/>
+          <w:sz w:val="18"/>
+          <w:szCs w:val="18"/>
+          <w:lang w:val="en-US"/>
+        </w:rPr>
+        <w:t>task(</w:t>
+      </w:r>
+      <w:proofErr w:type="gramEnd"/>
+      <w:r>
+        <w:rPr>
+          <w:rFonts w:ascii="Consolas" w:hAnsi="Consolas"/>
+          <w:sz w:val="18"/>
+          <w:szCs w:val="18"/>
+          <w:lang w:val="en-US"/>
+        </w:rPr>
+        <w:t>delete_file, filepath)</w:t>
       </w:r>
     </w:p>
     <w:p>
@@ -32722,7 +37430,27 @@
           <w:szCs w:val="18"/>
           <w:lang w:val="en-US"/>
         </w:rPr>
-        <w:t xml:space="preserve">            ('ALIGN', (0, 1), (-1, -1), 'LEFT'),</w:t>
+        <w:t xml:space="preserve">        download_filename = f"pdf_report</w:t>
+      </w:r>
+      <w:proofErr w:type="gramStart"/>
+      <w:r>
+        <w:rPr>
+          <w:rFonts w:ascii="Consolas" w:hAnsi="Consolas"/>
+          <w:sz w:val="18"/>
+          <w:szCs w:val="18"/>
+          <w:lang w:val="en-US"/>
+        </w:rPr>
+        <w:t>_{</w:t>
+      </w:r>
+      <w:proofErr w:type="gramEnd"/>
+      <w:r>
+        <w:rPr>
+          <w:rFonts w:ascii="Consolas" w:hAnsi="Consolas"/>
+          <w:sz w:val="18"/>
+          <w:szCs w:val="18"/>
+          <w:lang w:val="en-US"/>
+        </w:rPr>
+        <w:t>employee.FIO.replace(' ', '_')}.pdf"</w:t>
       </w:r>
     </w:p>
     <w:p>
@@ -32735,15 +37463,6 @@
           <w:lang w:val="en-US"/>
         </w:rPr>
       </w:pPr>
-      <w:r>
-        <w:rPr>
-          <w:rFonts w:ascii="Consolas" w:hAnsi="Consolas"/>
-          <w:sz w:val="18"/>
-          <w:szCs w:val="18"/>
-          <w:lang w:val="en-US"/>
-        </w:rPr>
-        <w:t xml:space="preserve">            ('ALIGN', (4, 1), (4, -1), 'CENTER'),</w:t>
-      </w:r>
     </w:p>
     <w:p>
       <w:pPr>
@@ -32762,8 +37481,19 @@
           <w:szCs w:val="18"/>
           <w:lang w:val="en-US"/>
         </w:rPr>
-        <w:t xml:space="preserve">            ('FONTNAME', (0, 0), (-1, 0), 'Times-Bold'),</w:t>
-      </w:r>
+        <w:t xml:space="preserve">        return </w:t>
+      </w:r>
+      <w:proofErr w:type="gramStart"/>
+      <w:r>
+        <w:rPr>
+          <w:rFonts w:ascii="Consolas" w:hAnsi="Consolas"/>
+          <w:sz w:val="18"/>
+          <w:szCs w:val="18"/>
+          <w:lang w:val="en-US"/>
+        </w:rPr>
+        <w:t>FileResponse(</w:t>
+      </w:r>
+      <w:proofErr w:type="gramEnd"/>
     </w:p>
     <w:p>
       <w:pPr>
@@ -32782,7 +37512,7 @@
           <w:szCs w:val="18"/>
           <w:lang w:val="en-US"/>
         </w:rPr>
-        <w:t xml:space="preserve">            ('FONTNAME', (0, 1), (-1, -1), 'Times-Roman'),</w:t>
+        <w:t xml:space="preserve">            path=filepath,</w:t>
       </w:r>
     </w:p>
     <w:p>
@@ -32802,7 +37532,7 @@
           <w:szCs w:val="18"/>
           <w:lang w:val="en-US"/>
         </w:rPr>
-        <w:t xml:space="preserve">            ('FONTSIZE', (0, 0), (-1, -1), 14),</w:t>
+        <w:t xml:space="preserve">            filename=download_filename,</w:t>
       </w:r>
     </w:p>
     <w:p>
@@ -32822,7 +37552,7 @@
           <w:szCs w:val="18"/>
           <w:lang w:val="en-US"/>
         </w:rPr>
-        <w:t xml:space="preserve">            ('BOTTOMPADDING', (0, 0), (-1, -1), 6),</w:t>
+        <w:t xml:space="preserve">            media_type="application/pdf"</w:t>
       </w:r>
     </w:p>
     <w:p>
@@ -32842,7 +37572,7 @@
           <w:szCs w:val="18"/>
           <w:lang w:val="en-US"/>
         </w:rPr>
-        <w:t xml:space="preserve">            ('TOPPADDING', (0, 0), (-1, -1), 6),</w:t>
+        <w:t xml:space="preserve">        )</w:t>
       </w:r>
     </w:p>
     <w:p>
@@ -32855,15 +37585,6 @@
           <w:lang w:val="en-US"/>
         </w:rPr>
       </w:pPr>
-      <w:r>
-        <w:rPr>
-          <w:rFonts w:ascii="Consolas" w:hAnsi="Consolas"/>
-          <w:sz w:val="18"/>
-          <w:szCs w:val="18"/>
-          <w:lang w:val="en-US"/>
-        </w:rPr>
-        <w:t xml:space="preserve">            ('GRID', (0, 0), (-1, -1), 0.5, colors.HexColor('#DEE2E6')),</w:t>
-      </w:r>
     </w:p>
     <w:p>
       <w:pPr>
@@ -32882,7 +37603,7 @@
           <w:szCs w:val="18"/>
           <w:lang w:val="en-US"/>
         </w:rPr>
-        <w:t xml:space="preserve">            ('VALIGN', (0, 0), (-1, -1), 'MIDDLE'),</w:t>
+        <w:t xml:space="preserve">    except Exception as e:</w:t>
       </w:r>
     </w:p>
     <w:p>
@@ -32902,7 +37623,7 @@
           <w:szCs w:val="18"/>
           <w:lang w:val="en-US"/>
         </w:rPr>
-        <w:t xml:space="preserve">        ]))</w:t>
+        <w:t xml:space="preserve">        import traceback</w:t>
       </w:r>
     </w:p>
     <w:p>
@@ -32922,506 +37643,66 @@
           <w:szCs w:val="18"/>
           <w:lang w:val="en-US"/>
         </w:rPr>
-        <w:t xml:space="preserve">        elements.append(task_table)</w:t>
-      </w:r>
-    </w:p>
-    <w:p>
-      <w:pPr>
-        <w:spacing w:after="0"/>
-        <w:rPr>
-          <w:rFonts w:ascii="Consolas" w:hAnsi="Consolas"/>
-          <w:sz w:val="18"/>
-          <w:szCs w:val="18"/>
-          <w:lang w:val="en-US"/>
-        </w:rPr>
-      </w:pPr>
-    </w:p>
-    <w:p>
-      <w:pPr>
-        <w:spacing w:after="0"/>
-        <w:rPr>
-          <w:rFonts w:ascii="Consolas" w:hAnsi="Consolas"/>
-          <w:sz w:val="18"/>
-          <w:szCs w:val="18"/>
-          <w:lang w:val="en-US"/>
-        </w:rPr>
-      </w:pPr>
-      <w:r>
-        <w:rPr>
-          <w:rFonts w:ascii="Consolas" w:hAnsi="Consolas"/>
-          <w:sz w:val="18"/>
-          <w:szCs w:val="18"/>
-          <w:lang w:val="en-US"/>
-        </w:rPr>
-        <w:t xml:space="preserve">        # === </w:t>
-      </w:r>
-      <w:r>
-        <w:rPr>
-          <w:rFonts w:ascii="Consolas" w:hAnsi="Consolas"/>
-          <w:sz w:val="18"/>
-          <w:szCs w:val="18"/>
-        </w:rPr>
-        <w:t>ПОДПИСЬ</w:t>
-      </w:r>
-      <w:r>
-        <w:rPr>
-          <w:rFonts w:ascii="Consolas" w:hAnsi="Consolas"/>
-          <w:sz w:val="18"/>
-          <w:szCs w:val="18"/>
-          <w:lang w:val="en-US"/>
-        </w:rPr>
-        <w:t xml:space="preserve"> ===</w:t>
-      </w:r>
-    </w:p>
-    <w:p>
-      <w:pPr>
-        <w:spacing w:after="0"/>
-        <w:rPr>
-          <w:rFonts w:ascii="Consolas" w:hAnsi="Consolas"/>
-          <w:sz w:val="18"/>
-          <w:szCs w:val="18"/>
-          <w:lang w:val="en-US"/>
-        </w:rPr>
-      </w:pPr>
-      <w:r>
-        <w:rPr>
-          <w:rFonts w:ascii="Consolas" w:hAnsi="Consolas"/>
-          <w:sz w:val="18"/>
-          <w:szCs w:val="18"/>
-          <w:lang w:val="en-US"/>
-        </w:rPr>
-        <w:t xml:space="preserve">        elements.append(Spacer(1, 1 * cm))</w:t>
-      </w:r>
-    </w:p>
-    <w:p>
-      <w:pPr>
-        <w:spacing w:after="0"/>
-        <w:rPr>
-          <w:rFonts w:ascii="Consolas" w:hAnsi="Consolas"/>
-          <w:sz w:val="18"/>
-          <w:szCs w:val="18"/>
-          <w:lang w:val="en-US"/>
-        </w:rPr>
-      </w:pPr>
-      <w:r>
-        <w:rPr>
-          <w:rFonts w:ascii="Consolas" w:hAnsi="Consolas"/>
-          <w:sz w:val="18"/>
-          <w:szCs w:val="18"/>
-          <w:lang w:val="en-US"/>
-        </w:rPr>
-        <w:t xml:space="preserve">        signature = Paragraph(f"</w:t>
-      </w:r>
-      <w:r>
-        <w:rPr>
-          <w:rFonts w:ascii="Consolas" w:hAnsi="Consolas"/>
-          <w:sz w:val="18"/>
-          <w:szCs w:val="18"/>
-        </w:rPr>
-        <w:t>Подпись</w:t>
-      </w:r>
-      <w:r>
-        <w:rPr>
-          <w:rFonts w:ascii="Consolas" w:hAnsi="Consolas"/>
-          <w:sz w:val="18"/>
-          <w:szCs w:val="18"/>
-          <w:lang w:val="en-US"/>
-        </w:rPr>
-        <w:t xml:space="preserve"> </w:t>
-      </w:r>
-      <w:r>
-        <w:rPr>
-          <w:rFonts w:ascii="Consolas" w:hAnsi="Consolas"/>
-          <w:sz w:val="18"/>
-          <w:szCs w:val="18"/>
-        </w:rPr>
-        <w:t>ответственного</w:t>
-      </w:r>
-      <w:r>
-        <w:rPr>
-          <w:rFonts w:ascii="Consolas" w:hAnsi="Consolas"/>
-          <w:sz w:val="18"/>
-          <w:szCs w:val="18"/>
-          <w:lang w:val="en-US"/>
-        </w:rPr>
-        <w:t xml:space="preserve"> </w:t>
-      </w:r>
-      <w:r>
-        <w:rPr>
-          <w:rFonts w:ascii="Consolas" w:hAnsi="Consolas"/>
-          <w:sz w:val="18"/>
-          <w:szCs w:val="18"/>
-        </w:rPr>
-        <w:t>сотрудника</w:t>
-      </w:r>
-      <w:r>
-        <w:rPr>
-          <w:rFonts w:ascii="Consolas" w:hAnsi="Consolas"/>
-          <w:sz w:val="18"/>
-          <w:szCs w:val="18"/>
-          <w:lang w:val="en-US"/>
-        </w:rPr>
-        <w:t>&lt;br/&gt;_____________ / {family_with_inits}",</w:t>
-      </w:r>
-    </w:p>
-    <w:p>
-      <w:pPr>
-        <w:spacing w:after="0"/>
-        <w:rPr>
-          <w:rFonts w:ascii="Consolas" w:hAnsi="Consolas"/>
-          <w:sz w:val="18"/>
-          <w:szCs w:val="18"/>
-          <w:lang w:val="en-US"/>
-        </w:rPr>
-      </w:pPr>
-      <w:r>
-        <w:rPr>
-          <w:rFonts w:ascii="Consolas" w:hAnsi="Consolas"/>
-          <w:sz w:val="18"/>
-          <w:szCs w:val="18"/>
-          <w:lang w:val="en-US"/>
-        </w:rPr>
-        <w:t xml:space="preserve">                              signature_style)</w:t>
-      </w:r>
-    </w:p>
-    <w:p>
-      <w:pPr>
-        <w:spacing w:after="0"/>
-        <w:rPr>
-          <w:rFonts w:ascii="Consolas" w:hAnsi="Consolas"/>
-          <w:sz w:val="18"/>
-          <w:szCs w:val="18"/>
-          <w:lang w:val="en-US"/>
-        </w:rPr>
-      </w:pPr>
-      <w:r>
-        <w:rPr>
-          <w:rFonts w:ascii="Consolas" w:hAnsi="Consolas"/>
-          <w:sz w:val="18"/>
-          <w:szCs w:val="18"/>
-          <w:lang w:val="en-US"/>
-        </w:rPr>
-        <w:t xml:space="preserve">        elements.append(signature)</w:t>
-      </w:r>
-    </w:p>
-    <w:p>
-      <w:pPr>
-        <w:spacing w:after="0"/>
-        <w:rPr>
-          <w:rFonts w:ascii="Consolas" w:hAnsi="Consolas"/>
-          <w:sz w:val="18"/>
-          <w:szCs w:val="18"/>
-          <w:lang w:val="en-US"/>
-        </w:rPr>
-      </w:pPr>
-    </w:p>
-    <w:p>
-      <w:pPr>
-        <w:spacing w:after="0"/>
-        <w:rPr>
-          <w:rFonts w:ascii="Consolas" w:hAnsi="Consolas"/>
-          <w:sz w:val="18"/>
-          <w:szCs w:val="18"/>
-          <w:lang w:val="en-US"/>
-        </w:rPr>
-      </w:pPr>
-      <w:r>
-        <w:rPr>
-          <w:rFonts w:ascii="Consolas" w:hAnsi="Consolas"/>
-          <w:sz w:val="18"/>
-          <w:szCs w:val="18"/>
-          <w:lang w:val="en-US"/>
-        </w:rPr>
-        <w:t xml:space="preserve">        # </w:t>
-      </w:r>
-      <w:r>
-        <w:rPr>
-          <w:rFonts w:ascii="Consolas" w:hAnsi="Consolas"/>
-          <w:sz w:val="18"/>
-          <w:szCs w:val="18"/>
-        </w:rPr>
-        <w:t>Строим</w:t>
-      </w:r>
-      <w:r>
-        <w:rPr>
-          <w:rFonts w:ascii="Consolas" w:hAnsi="Consolas"/>
-          <w:sz w:val="18"/>
-          <w:szCs w:val="18"/>
-          <w:lang w:val="en-US"/>
-        </w:rPr>
-        <w:t xml:space="preserve"> PDF</w:t>
-      </w:r>
-    </w:p>
-    <w:p>
-      <w:pPr>
-        <w:spacing w:after="0"/>
-        <w:rPr>
-          <w:rFonts w:ascii="Consolas" w:hAnsi="Consolas"/>
-          <w:sz w:val="18"/>
-          <w:szCs w:val="18"/>
-          <w:lang w:val="en-US"/>
-        </w:rPr>
-      </w:pPr>
-      <w:r>
-        <w:rPr>
-          <w:rFonts w:ascii="Consolas" w:hAnsi="Consolas"/>
-          <w:sz w:val="18"/>
-          <w:szCs w:val="18"/>
-          <w:lang w:val="en-US"/>
-        </w:rPr>
-        <w:t xml:space="preserve">        doc.build(elements)</w:t>
-      </w:r>
-    </w:p>
-    <w:p>
-      <w:pPr>
-        <w:spacing w:after="0"/>
-        <w:rPr>
-          <w:rFonts w:ascii="Consolas" w:hAnsi="Consolas"/>
-          <w:sz w:val="18"/>
-          <w:szCs w:val="18"/>
-          <w:lang w:val="en-US"/>
-        </w:rPr>
-      </w:pPr>
-    </w:p>
-    <w:p>
-      <w:pPr>
-        <w:spacing w:after="0"/>
-        <w:rPr>
-          <w:rFonts w:ascii="Consolas" w:hAnsi="Consolas"/>
-          <w:sz w:val="18"/>
-          <w:szCs w:val="18"/>
-          <w:lang w:val="en-US"/>
-        </w:rPr>
-      </w:pPr>
-      <w:r>
-        <w:rPr>
-          <w:rFonts w:ascii="Consolas" w:hAnsi="Consolas"/>
-          <w:sz w:val="18"/>
-          <w:szCs w:val="18"/>
-          <w:lang w:val="en-US"/>
-        </w:rPr>
-        <w:t xml:space="preserve">        background_tasks.add_task(delete_file, filepath)</w:t>
-      </w:r>
-    </w:p>
-    <w:p>
-      <w:pPr>
-        <w:spacing w:after="0"/>
-        <w:rPr>
-          <w:rFonts w:ascii="Consolas" w:hAnsi="Consolas"/>
-          <w:sz w:val="18"/>
-          <w:szCs w:val="18"/>
-          <w:lang w:val="en-US"/>
-        </w:rPr>
-      </w:pPr>
-      <w:r>
-        <w:rPr>
-          <w:rFonts w:ascii="Consolas" w:hAnsi="Consolas"/>
-          <w:sz w:val="18"/>
-          <w:szCs w:val="18"/>
-          <w:lang w:val="en-US"/>
-        </w:rPr>
-        <w:t xml:space="preserve">        download_filename = f"pdf_report_{employee.FIO.replace(' ', '_')}.pdf"</w:t>
-      </w:r>
-    </w:p>
-    <w:p>
-      <w:pPr>
-        <w:spacing w:after="0"/>
-        <w:rPr>
-          <w:rFonts w:ascii="Consolas" w:hAnsi="Consolas"/>
-          <w:sz w:val="18"/>
-          <w:szCs w:val="18"/>
-          <w:lang w:val="en-US"/>
-        </w:rPr>
-      </w:pPr>
-    </w:p>
-    <w:p>
-      <w:pPr>
-        <w:spacing w:after="0"/>
-        <w:rPr>
-          <w:rFonts w:ascii="Consolas" w:hAnsi="Consolas"/>
-          <w:sz w:val="18"/>
-          <w:szCs w:val="18"/>
-          <w:lang w:val="en-US"/>
-        </w:rPr>
-      </w:pPr>
-      <w:r>
-        <w:rPr>
-          <w:rFonts w:ascii="Consolas" w:hAnsi="Consolas"/>
-          <w:sz w:val="18"/>
-          <w:szCs w:val="18"/>
-          <w:lang w:val="en-US"/>
-        </w:rPr>
-        <w:t xml:space="preserve">        return FileResponse(</w:t>
-      </w:r>
-    </w:p>
-    <w:p>
-      <w:pPr>
-        <w:spacing w:after="0"/>
-        <w:rPr>
-          <w:rFonts w:ascii="Consolas" w:hAnsi="Consolas"/>
-          <w:sz w:val="18"/>
-          <w:szCs w:val="18"/>
-          <w:lang w:val="en-US"/>
-        </w:rPr>
-      </w:pPr>
-      <w:r>
-        <w:rPr>
-          <w:rFonts w:ascii="Consolas" w:hAnsi="Consolas"/>
-          <w:sz w:val="18"/>
-          <w:szCs w:val="18"/>
-          <w:lang w:val="en-US"/>
-        </w:rPr>
-        <w:t xml:space="preserve">            path=filepath,</w:t>
-      </w:r>
-    </w:p>
-    <w:p>
-      <w:pPr>
-        <w:spacing w:after="0"/>
-        <w:rPr>
-          <w:rFonts w:ascii="Consolas" w:hAnsi="Consolas"/>
-          <w:sz w:val="18"/>
-          <w:szCs w:val="18"/>
-          <w:lang w:val="en-US"/>
-        </w:rPr>
-      </w:pPr>
-      <w:r>
-        <w:rPr>
-          <w:rFonts w:ascii="Consolas" w:hAnsi="Consolas"/>
-          <w:sz w:val="18"/>
-          <w:szCs w:val="18"/>
-          <w:lang w:val="en-US"/>
-        </w:rPr>
-        <w:t xml:space="preserve">            filename=download_filename,</w:t>
-      </w:r>
-    </w:p>
-    <w:p>
-      <w:pPr>
-        <w:spacing w:after="0"/>
-        <w:rPr>
-          <w:rFonts w:ascii="Consolas" w:hAnsi="Consolas"/>
-          <w:sz w:val="18"/>
-          <w:szCs w:val="18"/>
-          <w:lang w:val="en-US"/>
-        </w:rPr>
-      </w:pPr>
-      <w:r>
-        <w:rPr>
-          <w:rFonts w:ascii="Consolas" w:hAnsi="Consolas"/>
-          <w:sz w:val="18"/>
-          <w:szCs w:val="18"/>
-          <w:lang w:val="en-US"/>
-        </w:rPr>
-        <w:t xml:space="preserve">            media_type="application/pdf"</w:t>
-      </w:r>
-    </w:p>
-    <w:p>
-      <w:pPr>
-        <w:spacing w:after="0"/>
-        <w:rPr>
-          <w:rFonts w:ascii="Consolas" w:hAnsi="Consolas"/>
-          <w:sz w:val="18"/>
-          <w:szCs w:val="18"/>
-          <w:lang w:val="en-US"/>
-        </w:rPr>
-      </w:pPr>
-      <w:r>
-        <w:rPr>
-          <w:rFonts w:ascii="Consolas" w:hAnsi="Consolas"/>
-          <w:sz w:val="18"/>
-          <w:szCs w:val="18"/>
-          <w:lang w:val="en-US"/>
-        </w:rPr>
-        <w:t xml:space="preserve">        )</w:t>
-      </w:r>
-    </w:p>
-    <w:p>
-      <w:pPr>
-        <w:spacing w:after="0"/>
-        <w:rPr>
-          <w:rFonts w:ascii="Consolas" w:hAnsi="Consolas"/>
-          <w:sz w:val="18"/>
-          <w:szCs w:val="18"/>
-          <w:lang w:val="en-US"/>
-        </w:rPr>
-      </w:pPr>
-    </w:p>
-    <w:p>
-      <w:pPr>
-        <w:spacing w:after="0"/>
-        <w:rPr>
-          <w:rFonts w:ascii="Consolas" w:hAnsi="Consolas"/>
-          <w:sz w:val="18"/>
-          <w:szCs w:val="18"/>
-          <w:lang w:val="en-US"/>
-        </w:rPr>
-      </w:pPr>
-      <w:r>
-        <w:rPr>
-          <w:rFonts w:ascii="Consolas" w:hAnsi="Consolas"/>
-          <w:sz w:val="18"/>
-          <w:szCs w:val="18"/>
-          <w:lang w:val="en-US"/>
-        </w:rPr>
-        <w:t xml:space="preserve">    except Exception as e:</w:t>
-      </w:r>
-    </w:p>
-    <w:p>
-      <w:pPr>
-        <w:spacing w:after="0"/>
-        <w:rPr>
-          <w:rFonts w:ascii="Consolas" w:hAnsi="Consolas"/>
-          <w:sz w:val="18"/>
-          <w:szCs w:val="18"/>
-          <w:lang w:val="en-US"/>
-        </w:rPr>
-      </w:pPr>
-      <w:r>
-        <w:rPr>
-          <w:rFonts w:ascii="Consolas" w:hAnsi="Consolas"/>
-          <w:sz w:val="18"/>
-          <w:szCs w:val="18"/>
-          <w:lang w:val="en-US"/>
-        </w:rPr>
-        <w:t xml:space="preserve">        import traceback</w:t>
-      </w:r>
-    </w:p>
-    <w:p>
-      <w:pPr>
-        <w:spacing w:after="0"/>
-        <w:rPr>
-          <w:rFonts w:ascii="Consolas" w:hAnsi="Consolas"/>
-          <w:sz w:val="18"/>
-          <w:szCs w:val="18"/>
-          <w:lang w:val="en-US"/>
-        </w:rPr>
-      </w:pPr>
-      <w:r>
-        <w:rPr>
-          <w:rFonts w:ascii="Consolas" w:hAnsi="Consolas"/>
-          <w:sz w:val="18"/>
-          <w:szCs w:val="18"/>
-          <w:lang w:val="en-US"/>
-        </w:rPr>
-        <w:t xml:space="preserve">        print(traceback.format_exc())</w:t>
-      </w:r>
-    </w:p>
-    <w:p>
-      <w:pPr>
-        <w:rPr>
-          <w:rFonts w:ascii="Consolas" w:hAnsi="Consolas"/>
-          <w:sz w:val="18"/>
-          <w:szCs w:val="18"/>
-          <w:lang w:val="en-US"/>
-        </w:rPr>
-      </w:pPr>
-      <w:r>
-        <w:rPr>
-          <w:rFonts w:ascii="Consolas" w:hAnsi="Consolas"/>
-          <w:sz w:val="18"/>
-          <w:szCs w:val="18"/>
-          <w:lang w:val="en-US"/>
-        </w:rPr>
-        <w:t xml:space="preserve">        raise HTTPException(status_code=500, detail=f"</w:t>
+        <w:t xml:space="preserve">        print(</w:t>
+      </w:r>
+      <w:proofErr w:type="gramStart"/>
+      <w:r>
+        <w:rPr>
+          <w:rFonts w:ascii="Consolas" w:hAnsi="Consolas"/>
+          <w:sz w:val="18"/>
+          <w:szCs w:val="18"/>
+          <w:lang w:val="en-US"/>
+        </w:rPr>
+        <w:t>traceback.format</w:t>
+      </w:r>
+      <w:proofErr w:type="gramEnd"/>
+      <w:r>
+        <w:rPr>
+          <w:rFonts w:ascii="Consolas" w:hAnsi="Consolas"/>
+          <w:sz w:val="18"/>
+          <w:szCs w:val="18"/>
+          <w:lang w:val="en-US"/>
+        </w:rPr>
+        <w:t>_exc())</w:t>
+      </w:r>
+    </w:p>
+    <w:p>
+      <w:pPr>
+        <w:rPr>
+          <w:rFonts w:ascii="Consolas" w:hAnsi="Consolas"/>
+          <w:sz w:val="18"/>
+          <w:szCs w:val="18"/>
+          <w:lang w:val="en-US"/>
+        </w:rPr>
+      </w:pPr>
+      <w:r>
+        <w:rPr>
+          <w:rFonts w:ascii="Consolas" w:hAnsi="Consolas"/>
+          <w:sz w:val="18"/>
+          <w:szCs w:val="18"/>
+          <w:lang w:val="en-US"/>
+        </w:rPr>
+        <w:t xml:space="preserve">        raise </w:t>
+      </w:r>
+      <w:proofErr w:type="gramStart"/>
+      <w:r>
+        <w:rPr>
+          <w:rFonts w:ascii="Consolas" w:hAnsi="Consolas"/>
+          <w:sz w:val="18"/>
+          <w:szCs w:val="18"/>
+          <w:lang w:val="en-US"/>
+        </w:rPr>
+        <w:t>HTTPException(</w:t>
+      </w:r>
+      <w:proofErr w:type="gramEnd"/>
+      <w:r>
+        <w:rPr>
+          <w:rFonts w:ascii="Consolas" w:hAnsi="Consolas"/>
+          <w:sz w:val="18"/>
+          <w:szCs w:val="18"/>
+          <w:lang w:val="en-US"/>
+        </w:rPr>
+        <w:t>status_code=500, detail=f"</w:t>
       </w:r>
       <w:r>
         <w:rPr>
@@ -34263,7 +38544,27 @@
           <w:lang w:val="en-US"/>
         </w:rPr>
         <w:br/>
-        <w:t xml:space="preserve">    if not file.filename.endswith(('.xlsx', '.xls')):</w:t>
+        <w:t xml:space="preserve">    if not file.filename.</w:t>
+      </w:r>
+      <w:proofErr w:type="gramStart"/>
+      <w:r>
+        <w:rPr>
+          <w:rFonts w:ascii="Consolas" w:hAnsi="Consolas"/>
+          <w:sz w:val="18"/>
+          <w:szCs w:val="24"/>
+          <w:lang w:val="en-US"/>
+        </w:rPr>
+        <w:t>endswith(</w:t>
+      </w:r>
+      <w:proofErr w:type="gramEnd"/>
+      <w:r>
+        <w:rPr>
+          <w:rFonts w:ascii="Consolas" w:hAnsi="Consolas"/>
+          <w:sz w:val="18"/>
+          <w:szCs w:val="24"/>
+          <w:lang w:val="en-US"/>
+        </w:rPr>
+        <w:t>('.xlsx', '.xls')):</w:t>
       </w:r>
       <w:r>
         <w:rPr>
@@ -34343,6 +38644,7 @@
         </w:rPr>
         <w:t xml:space="preserve"> .xlsx </w:t>
       </w:r>
+      <w:proofErr w:type="gramStart"/>
       <w:r>
         <w:rPr>
           <w:rFonts w:ascii="Consolas" w:hAnsi="Consolas"/>
@@ -34358,7 +38660,17 @@
           <w:szCs w:val="24"/>
           <w:lang w:val="en-US"/>
         </w:rPr>
-        <w:t xml:space="preserve"> .xls")</w:t>
+        <w:t xml:space="preserve"> .</w:t>
+      </w:r>
+      <w:proofErr w:type="gramEnd"/>
+      <w:r>
+        <w:rPr>
+          <w:rFonts w:ascii="Consolas" w:hAnsi="Consolas"/>
+          <w:sz w:val="18"/>
+          <w:szCs w:val="24"/>
+          <w:lang w:val="en-US"/>
+        </w:rPr>
+        <w:t>xls")</w:t>
       </w:r>
       <w:r>
         <w:rPr>
@@ -34432,7 +38744,27 @@
           <w:lang w:val="en-US"/>
         </w:rPr>
         <w:br/>
-        <w:t xml:space="preserve">        df = pd.read_excel(io.BytesIO(contents))</w:t>
+        <w:t xml:space="preserve">        df = pd.read_</w:t>
+      </w:r>
+      <w:proofErr w:type="gramStart"/>
+      <w:r>
+        <w:rPr>
+          <w:rFonts w:ascii="Consolas" w:hAnsi="Consolas"/>
+          <w:sz w:val="18"/>
+          <w:szCs w:val="24"/>
+          <w:lang w:val="en-US"/>
+        </w:rPr>
+        <w:t>excel(</w:t>
+      </w:r>
+      <w:proofErr w:type="gramEnd"/>
+      <w:r>
+        <w:rPr>
+          <w:rFonts w:ascii="Consolas" w:hAnsi="Consolas"/>
+          <w:sz w:val="18"/>
+          <w:szCs w:val="24"/>
+          <w:lang w:val="en-US"/>
+        </w:rPr>
+        <w:t>io.BytesIO(contents))</w:t>
       </w:r>
       <w:r>
         <w:rPr>
@@ -34503,7 +38835,27 @@
           <w:lang w:val="en-US"/>
         </w:rPr>
         <w:br/>
-        <w:t xml:space="preserve">        df.columns = df.columns.str.strip().str.lower()</w:t>
+        <w:t xml:space="preserve">        df.columns = df.columns.str.</w:t>
+      </w:r>
+      <w:proofErr w:type="gramStart"/>
+      <w:r>
+        <w:rPr>
+          <w:rFonts w:ascii="Consolas" w:hAnsi="Consolas"/>
+          <w:sz w:val="18"/>
+          <w:szCs w:val="24"/>
+          <w:lang w:val="en-US"/>
+        </w:rPr>
+        <w:t>strip(</w:t>
+      </w:r>
+      <w:proofErr w:type="gramEnd"/>
+      <w:r>
+        <w:rPr>
+          <w:rFonts w:ascii="Consolas" w:hAnsi="Consolas"/>
+          <w:sz w:val="18"/>
+          <w:szCs w:val="24"/>
+          <w:lang w:val="en-US"/>
+        </w:rPr>
+        <w:t>).str.lower()</w:t>
       </w:r>
       <w:r>
         <w:rPr>
@@ -35376,7 +39728,27 @@
           <w:lang w:val="en-US"/>
         </w:rPr>
         <w:br/>
-        <w:t xml:space="preserve">                    employee = db.query(Employee).filter(Employee.empId == int(emp_value)).first()</w:t>
+        <w:t xml:space="preserve">                    employee = db.query(Employee).</w:t>
+      </w:r>
+      <w:proofErr w:type="gramStart"/>
+      <w:r>
+        <w:rPr>
+          <w:rFonts w:ascii="Consolas" w:hAnsi="Consolas"/>
+          <w:sz w:val="18"/>
+          <w:szCs w:val="24"/>
+          <w:lang w:val="en-US"/>
+        </w:rPr>
+        <w:t>filter(</w:t>
+      </w:r>
+      <w:proofErr w:type="gramEnd"/>
+      <w:r>
+        <w:rPr>
+          <w:rFonts w:ascii="Consolas" w:hAnsi="Consolas"/>
+          <w:sz w:val="18"/>
+          <w:szCs w:val="24"/>
+          <w:lang w:val="en-US"/>
+        </w:rPr>
+        <w:t>Employee.empId == int(emp_value)).first()</w:t>
       </w:r>
       <w:r>
         <w:rPr>
@@ -35406,7 +39778,27 @@
           <w:lang w:val="en-US"/>
         </w:rPr>
         <w:br/>
-        <w:t xml:space="preserve">                        func.lower(Employee.FIO) == func.lower(emp_value)</w:t>
+        <w:t xml:space="preserve">                        func.</w:t>
+      </w:r>
+      <w:proofErr w:type="gramStart"/>
+      <w:r>
+        <w:rPr>
+          <w:rFonts w:ascii="Consolas" w:hAnsi="Consolas"/>
+          <w:sz w:val="18"/>
+          <w:szCs w:val="24"/>
+          <w:lang w:val="en-US"/>
+        </w:rPr>
+        <w:t>lower(</w:t>
+      </w:r>
+      <w:proofErr w:type="gramEnd"/>
+      <w:r>
+        <w:rPr>
+          <w:rFonts w:ascii="Consolas" w:hAnsi="Consolas"/>
+          <w:sz w:val="18"/>
+          <w:szCs w:val="24"/>
+          <w:lang w:val="en-US"/>
+        </w:rPr>
+        <w:t>Employee.FIO) == func.lower(emp_value)</w:t>
       </w:r>
       <w:r>
         <w:rPr>
@@ -36697,8 +41089,30 @@
           <w:sz w:val="28"/>
           <w:szCs w:val="28"/>
         </w:rPr>
-        <w:t>git add .</w:t>
-      </w:r>
+        <w:t>git </w:t>
+      </w:r>
+      <w:proofErr w:type="gramStart"/>
+      <w:r>
+        <w:rPr>
+          <w:b/>
+          <w:bCs/>
+          <w:color w:val="000000"/>
+          <w:sz w:val="28"/>
+          <w:szCs w:val="28"/>
+        </w:rPr>
+        <w:t xml:space="preserve">add </w:t>
+      </w:r>
+      <w:r>
+        <w:rPr>
+          <w:b/>
+          <w:bCs/>
+          <w:color w:val="000000"/>
+          <w:sz w:val="28"/>
+          <w:szCs w:val="28"/>
+        </w:rPr>
+        <w:t>.</w:t>
+      </w:r>
+      <w:proofErr w:type="gramEnd"/>
       <w:r>
         <w:rPr>
           <w:color w:val="000000"/>
@@ -36752,30 +41166,16 @@
       <w:r>
         <w:rPr>
           <w:b/>
-          <w:bCs/>
-          <w:color w:val="000000"/>
-          <w:sz w:val="28"/>
-          <w:szCs w:val="28"/>
-        </w:rPr>
-        <w:t>git remote add origin https://github.com/ваш-логин/название-репозитория</w:t>
-      </w:r>
-      <w:r>
-        <w:rPr>
-          <w:color w:val="000000"/>
-          <w:sz w:val="28"/>
-          <w:szCs w:val="28"/>
-        </w:rPr>
-        <w:t xml:space="preserve"> - Добавление удаленного репозитория GitHub в качестве</w:t>
-      </w:r>
-      <w:bookmarkStart w:id="0" w:name="_GoBack"/>
-      <w:bookmarkEnd w:id="0"/>
-      <w:r>
-        <w:rPr>
-          <w:color w:val="000000"/>
-          <w:sz w:val="28"/>
-          <w:szCs w:val="28"/>
-        </w:rPr>
-        <w:t xml:space="preserve"> источника.</w:t>
+          <w:sz w:val="28"/>
+        </w:rPr>
+        <w:t>git branch -M main</w:t>
+      </w:r>
+      <w:r>
+        <w:rPr>
+          <w:sz w:val="28"/>
+          <w:lang w:val="en-US"/>
+        </w:rPr>
+        <w:t xml:space="preserve"> - </w:t>
       </w:r>
     </w:p>
     <w:p>
@@ -36797,6 +41197,36 @@
           <w:sz w:val="28"/>
           <w:szCs w:val="28"/>
         </w:rPr>
+        <w:t>git remote add origin https://github.com/ваш-логин/название-репозитория</w:t>
+      </w:r>
+      <w:r>
+        <w:rPr>
+          <w:color w:val="000000"/>
+          <w:sz w:val="28"/>
+          <w:szCs w:val="28"/>
+        </w:rPr>
+        <w:t xml:space="preserve"> - Добавление удаленного репозитория GitHub в качестве источника.</w:t>
+      </w:r>
+    </w:p>
+    <w:p>
+      <w:pPr>
+        <w:pStyle w:val="a6"/>
+        <w:numPr>
+          <w:ilvl w:val="0"/>
+          <w:numId w:val="21"/>
+        </w:numPr>
+        <w:spacing w:before="0" w:beforeAutospacing="0" w:after="160" w:afterAutospacing="0"/>
+        <w:ind w:left="2007"/>
+        <w:jc w:val="both"/>
+      </w:pPr>
+      <w:r>
+        <w:rPr>
+          <w:b/>
+          <w:bCs/>
+          <w:color w:val="000000"/>
+          <w:sz w:val="28"/>
+          <w:szCs w:val="28"/>
+        </w:rPr>
         <w:t>git push -u origin main</w:t>
       </w:r>
       <w:r>
@@ -36815,15 +41245,12 @@
         <w:jc w:val="center"/>
       </w:pPr>
       <w:r>
-        <w:rPr>
-          <w:noProof/>
-        </w:rPr>
         <w:lastRenderedPageBreak/>
         <w:drawing>
-          <wp:inline distT="0" distB="0" distL="0" distR="0" wp14:anchorId="589CCD9E" wp14:editId="1B2481F5">
-            <wp:extent cx="5648325" cy="5210175"/>
-            <wp:effectExtent l="0" t="0" r="9525" b="9525"/>
-            <wp:docPr id="11" name="Рисунок 11" descr="C:\Users\Студент\Downloads\Picture.png"/>
+          <wp:inline distT="0" distB="0" distL="0" distR="0" wp14:anchorId="6C88B407" wp14:editId="4DD9EDF3">
+            <wp:extent cx="5940425" cy="5471160"/>
+            <wp:effectExtent l="0" t="0" r="3175" b="0"/>
+            <wp:docPr id="5" name="Рисунок 5"/>
             <wp:cNvGraphicFramePr>
               <a:graphicFrameLocks xmlns:a="http://schemas.openxmlformats.org/drawingml/2006/main" noChangeAspect="1"/>
             </wp:cNvGraphicFramePr>
@@ -36831,36 +41258,23 @@
               <a:graphicData uri="http://schemas.openxmlformats.org/drawingml/2006/picture">
                 <pic:pic xmlns:pic="http://schemas.openxmlformats.org/drawingml/2006/picture">
                   <pic:nvPicPr>
-                    <pic:cNvPr id="0" name="Picture 1" descr="C:\Users\Студент\Downloads\Picture.png"/>
-                    <pic:cNvPicPr>
-                      <a:picLocks noChangeAspect="1" noChangeArrowheads="1"/>
-                    </pic:cNvPicPr>
+                    <pic:cNvPr id="1" name=""/>
+                    <pic:cNvPicPr/>
                   </pic:nvPicPr>
                   <pic:blipFill>
-                    <a:blip r:embed="rId27">
-                      <a:extLst>
-                        <a:ext uri="{28A0092B-C50C-407E-A947-70E740481C1C}">
-                          <a14:useLocalDpi xmlns:a14="http://schemas.microsoft.com/office/drawing/2010/main" val="0"/>
-                        </a:ext>
-                      </a:extLst>
-                    </a:blip>
-                    <a:srcRect/>
+                    <a:blip r:embed="rId27"/>
                     <a:stretch>
                       <a:fillRect/>
                     </a:stretch>
                   </pic:blipFill>
-                  <pic:spPr bwMode="auto">
+                  <pic:spPr>
                     <a:xfrm>
                       <a:off x="0" y="0"/>
-                      <a:ext cx="5648325" cy="5210175"/>
+                      <a:ext cx="5940425" cy="5471160"/>
                     </a:xfrm>
                     <a:prstGeom prst="rect">
                       <a:avLst/>
                     </a:prstGeom>
-                    <a:noFill/>
-                    <a:ln>
-                      <a:noFill/>
-                    </a:ln>
                   </pic:spPr>
                 </pic:pic>
               </a:graphicData>
@@ -37004,6 +41418,15 @@
           <w:szCs w:val="28"/>
         </w:rPr>
       </w:pPr>
+    </w:p>
+    <w:p>
+      <w:pPr>
+        <w:rPr>
+          <w:rFonts w:ascii="Times New Roman" w:hAnsi="Times New Roman" w:cs="Times New Roman"/>
+          <w:sz w:val="28"/>
+          <w:szCs w:val="28"/>
+        </w:rPr>
+      </w:pPr>
       <w:r>
         <w:rPr>
           <w:rFonts w:ascii="Times New Roman" w:hAnsi="Times New Roman" w:cs="Times New Roman"/>
@@ -37101,6 +41524,8 @@
         </w:rPr>
         <w:t>версии</w:t>
       </w:r>
+      <w:bookmarkStart w:id="0" w:name="_GoBack"/>
+      <w:bookmarkEnd w:id="0"/>
     </w:p>
     <w:p>
       <w:pPr>
@@ -37401,6 +41826,7 @@
           <w:sz w:val="28"/>
           <w:szCs w:val="28"/>
         </w:rPr>
+        <w:lastRenderedPageBreak/>
         <w:t>Заключение</w:t>
       </w:r>
     </w:p>
@@ -37455,7 +41881,6 @@
           <w:szCs w:val="28"/>
           <w:lang w:val="en-US"/>
         </w:rPr>
-        <w:lastRenderedPageBreak/>
         <w:t xml:space="preserve"> </w:t>
       </w:r>
     </w:p>
@@ -39308,7 +43733,7 @@
         <w:sz w:val="20"/>
       </w:rPr>
     </w:lvl>
-    <w:lvl w:ilvl="1" w:tentative="1">
+    <w:lvl w:ilvl="1">
       <w:start w:val="1"/>
       <w:numFmt w:val="bullet"/>
       <w:lvlText w:val="o"/>
@@ -39324,7 +43749,7 @@
         <w:sz w:val="20"/>
       </w:rPr>
     </w:lvl>
-    <w:lvl w:ilvl="2" w:tentative="1">
+    <w:lvl w:ilvl="2">
       <w:start w:val="1"/>
       <w:numFmt w:val="bullet"/>
       <w:lvlText w:val=""/>
@@ -41238,7 +45663,7 @@
 </file>
 
 <file path=customXml/itemProps1.xml><?xml version="1.0" encoding="utf-8"?>
-<ds:datastoreItem xmlns:ds="http://schemas.openxmlformats.org/officeDocument/2006/customXml" ds:itemID="{63DA470F-A577-4272-9888-6B94AB5821BE}">
+<ds:datastoreItem xmlns:ds="http://schemas.openxmlformats.org/officeDocument/2006/customXml" ds:itemID="{34D7B775-007F-4994-8489-4BE9250BE5DE}">
   <ds:schemaRefs>
     <ds:schemaRef ds:uri="http://schemas.openxmlformats.org/officeDocument/2006/bibliography"/>
   </ds:schemaRefs>
